--- a/KURIKULUM2026_REVISI/DOCX/031_PETA_KESELARASAN_KPT2024_STATUS_DOKUMEN.docx
+++ b/KURIKULUM2026_REVISI/DOCX/031_PETA_KESELARASAN_KPT2024_STATUS_DOKUMEN.docx
@@ -145,17 +145,17 @@
         <w:tblLook w:firstColumn="1" w:firstRow="1" w:lastColumn="0" w:lastRow="0" w:noHBand="0" w:noVBand="1" w:val="04A0"/>
       </w:tblPr>
       <w:tblGrid>
-        <w:gridCol w:w="9029"/>
+        <w:gridCol w:w="14962"/>
       </w:tblGrid>
       <w:tr>
         <w:tc>
           <w:tcPr>
-            <w:tcW w:type="dxa" w:w="9360"/>
+            <w:tcW w:type="dxa" w:w="14112"/>
             <w:shd w:fill="EEF4FB"/>
             <w:tcMar>
               <w:top w:w="120" w:type="dxa"/>
               <w:bottom w:w="120" w:type="dxa"/>
-              <w:left w:w="200" w:type="dxa"/>
+              <w:left w:w="180" w:type="dxa"/>
               <w:right w:w="150" w:type="dxa"/>
             </w:tcMar>
             <w:tcBorders>
@@ -172,11 +172,77 @@
             <w:r>
               <w:rPr>
                 <w:rFonts w:ascii="Calibri" w:hAnsi="Calibri"/>
+                <w:b/>
                 <w:i/>
-                <w:color w:val="1F3864"/>
-                <w:sz w:val="20"/>
-              </w:rPr>
-              <w:t>**Fungsi dokumen ini.** Dokumen ini adalah **peta penandaan (marking map)** yang menjawab pertanyaan "file markdown mana yang sudah sesuai/selaras dengan KPT 2024, dan apa yang masih kurang". Dokumen ini **bukan** naskah buku; ia adalah kompas navigasi bagi Tim Pengembang Kurikulum dan *source of truth* status kesiapan KPT.</w:t>
+                <w:color w:val="262626"/>
+                <w:sz w:val="19"/>
+              </w:rPr>
+              <w:t>Fungsi dokumen ini.</w:t>
+            </w:r>
+            <w:r>
+              <w:rPr>
+                <w:rFonts w:ascii="Calibri" w:hAnsi="Calibri"/>
+                <w:i/>
+                <w:color w:val="262626"/>
+                <w:sz w:val="19"/>
+              </w:rPr>
+              <w:t xml:space="preserve"> Dokumen ini adalah </w:t>
+            </w:r>
+            <w:r>
+              <w:rPr>
+                <w:rFonts w:ascii="Calibri" w:hAnsi="Calibri"/>
+                <w:b/>
+                <w:i/>
+                <w:color w:val="262626"/>
+                <w:sz w:val="19"/>
+              </w:rPr>
+              <w:t>peta penandaan (marking map)</w:t>
+            </w:r>
+            <w:r>
+              <w:rPr>
+                <w:rFonts w:ascii="Calibri" w:hAnsi="Calibri"/>
+                <w:i/>
+                <w:color w:val="262626"/>
+                <w:sz w:val="19"/>
+              </w:rPr>
+              <w:t xml:space="preserve"> yang menjawab pertanyaan "file markdown mana yang sudah sesuai/selaras dengan KPT 2024, dan apa yang masih kurang". Dokumen ini </w:t>
+            </w:r>
+            <w:r>
+              <w:rPr>
+                <w:rFonts w:ascii="Calibri" w:hAnsi="Calibri"/>
+                <w:b/>
+                <w:i/>
+                <w:color w:val="262626"/>
+                <w:sz w:val="19"/>
+              </w:rPr>
+              <w:t>bukan</w:t>
+            </w:r>
+            <w:r>
+              <w:rPr>
+                <w:rFonts w:ascii="Calibri" w:hAnsi="Calibri"/>
+                <w:i/>
+                <w:color w:val="262626"/>
+                <w:sz w:val="19"/>
+              </w:rPr>
+              <w:t xml:space="preserve"> naskah buku; ia adalah kompas navigasi bagi Tim Pengembang Kurikulum dan </w:t>
+            </w:r>
+            <w:r>
+              <w:rPr>
+                <w:rFonts w:ascii="Calibri" w:hAnsi="Calibri"/>
+                <w:i/>
+                <w:color w:val="262626"/>
+                <w:sz w:val="19"/>
+              </w:rPr>
+              <w:t>source of truth</w:t>
+            </w:r>
+            <w:r>
+              <w:rPr>
+                <w:rFonts w:ascii="Calibri" w:hAnsi="Calibri"/>
+                <w:i/>
+                <w:color w:val="262626"/>
+                <w:sz w:val="19"/>
+              </w:rPr>
+              <w:t xml:space="preserve"> status kesiapan KPT.</w:t>
             </w:r>
           </w:p>
         </w:tc>
@@ -194,9 +260,9 @@
       <w:r>
         <w:rPr>
           <w:color w:val="C8D2E1"/>
-          <w:sz w:val="16"/>
+          <w:sz w:val="14"/>
         </w:rPr>
-        <w:t>_________________________________________________________________________________</w:t>
+        <w:t>————————————————————————————————————————————————————————————————————————————————————————————————————————————————————————</w:t>
       </w:r>
     </w:p>
     <w:p>
@@ -276,9 +342,9 @@
         </w:tblBorders>
       </w:tblPr>
       <w:tblGrid>
-        <w:gridCol w:w="3010"/>
-        <w:gridCol w:w="3010"/>
-        <w:gridCol w:w="3010"/>
+        <w:gridCol w:w="4987"/>
+        <w:gridCol w:w="4987"/>
+        <w:gridCol w:w="4987"/>
       </w:tblGrid>
       <w:tr>
         <w:trPr>
@@ -288,7 +354,7 @@
         </w:trPr>
         <w:tc>
           <w:tcPr>
-            <w:tcW w:type="dxa" w:w="3010"/>
+            <w:tcW w:type="dxa" w:w="4987"/>
             <w:vAlign w:val="center"/>
             <w:shd w:fill="1F3864"/>
             <w:tcMar>
@@ -316,7 +382,7 @@
         </w:tc>
         <w:tc>
           <w:tcPr>
-            <w:tcW w:type="dxa" w:w="3010"/>
+            <w:tcW w:type="dxa" w:w="4987"/>
             <w:vAlign w:val="center"/>
             <w:shd w:fill="1F3864"/>
             <w:tcMar>
@@ -344,7 +410,7 @@
         </w:tc>
         <w:tc>
           <w:tcPr>
-            <w:tcW w:type="dxa" w:w="3010"/>
+            <w:tcW w:type="dxa" w:w="4987"/>
             <w:vAlign w:val="center"/>
             <w:shd w:fill="1F3864"/>
             <w:tcMar>
@@ -377,14 +443,14 @@
         </w:trPr>
         <w:tc>
           <w:tcPr>
-            <w:tcW w:type="dxa" w:w="3010"/>
+            <w:tcW w:type="dxa" w:w="4987"/>
             <w:vAlign w:val="center"/>
             <w:shd w:fill="FFFFFF"/>
             <w:tcMar>
-              <w:top w:w="80" w:type="dxa"/>
-              <w:bottom w:w="80" w:type="dxa"/>
-              <w:left w:w="100" w:type="dxa"/>
-              <w:right w:w="100" w:type="dxa"/>
+              <w:top w:w="70" w:type="dxa"/>
+              <w:bottom w:w="70" w:type="dxa"/>
+              <w:left w:w="90" w:type="dxa"/>
+              <w:right w:w="90" w:type="dxa"/>
             </w:tcMar>
           </w:tcPr>
           <w:p>
@@ -413,14 +479,14 @@
         </w:tc>
         <w:tc>
           <w:tcPr>
-            <w:tcW w:type="dxa" w:w="3010"/>
+            <w:tcW w:type="dxa" w:w="4987"/>
             <w:vAlign w:val="center"/>
             <w:shd w:fill="FFFFFF"/>
             <w:tcMar>
-              <w:top w:w="80" w:type="dxa"/>
-              <w:bottom w:w="80" w:type="dxa"/>
-              <w:left w:w="100" w:type="dxa"/>
-              <w:right w:w="100" w:type="dxa"/>
+              <w:top w:w="70" w:type="dxa"/>
+              <w:bottom w:w="70" w:type="dxa"/>
+              <w:left w:w="90" w:type="dxa"/>
+              <w:right w:w="90" w:type="dxa"/>
             </w:tcMar>
           </w:tcPr>
           <w:p>
@@ -440,14 +506,14 @@
         </w:tc>
         <w:tc>
           <w:tcPr>
-            <w:tcW w:type="dxa" w:w="3010"/>
+            <w:tcW w:type="dxa" w:w="4987"/>
             <w:vAlign w:val="center"/>
             <w:shd w:fill="FFFFFF"/>
             <w:tcMar>
-              <w:top w:w="80" w:type="dxa"/>
-              <w:bottom w:w="80" w:type="dxa"/>
-              <w:left w:w="100" w:type="dxa"/>
-              <w:right w:w="100" w:type="dxa"/>
+              <w:top w:w="70" w:type="dxa"/>
+              <w:bottom w:w="70" w:type="dxa"/>
+              <w:left w:w="90" w:type="dxa"/>
+              <w:right w:w="90" w:type="dxa"/>
             </w:tcMar>
           </w:tcPr>
           <w:p>
@@ -472,14 +538,14 @@
         </w:trPr>
         <w:tc>
           <w:tcPr>
-            <w:tcW w:type="dxa" w:w="3010"/>
+            <w:tcW w:type="dxa" w:w="4987"/>
             <w:vAlign w:val="center"/>
             <w:shd w:fill="F2F5F9"/>
             <w:tcMar>
-              <w:top w:w="80" w:type="dxa"/>
-              <w:bottom w:w="80" w:type="dxa"/>
-              <w:left w:w="100" w:type="dxa"/>
-              <w:right w:w="100" w:type="dxa"/>
+              <w:top w:w="70" w:type="dxa"/>
+              <w:bottom w:w="70" w:type="dxa"/>
+              <w:left w:w="90" w:type="dxa"/>
+              <w:right w:w="90" w:type="dxa"/>
             </w:tcMar>
           </w:tcPr>
           <w:p>
@@ -508,14 +574,14 @@
         </w:tc>
         <w:tc>
           <w:tcPr>
-            <w:tcW w:type="dxa" w:w="3010"/>
+            <w:tcW w:type="dxa" w:w="4987"/>
             <w:vAlign w:val="center"/>
             <w:shd w:fill="F2F5F9"/>
             <w:tcMar>
-              <w:top w:w="80" w:type="dxa"/>
-              <w:bottom w:w="80" w:type="dxa"/>
-              <w:left w:w="100" w:type="dxa"/>
-              <w:right w:w="100" w:type="dxa"/>
+              <w:top w:w="70" w:type="dxa"/>
+              <w:bottom w:w="70" w:type="dxa"/>
+              <w:left w:w="90" w:type="dxa"/>
+              <w:right w:w="90" w:type="dxa"/>
             </w:tcMar>
           </w:tcPr>
           <w:p>
@@ -535,14 +601,14 @@
         </w:tc>
         <w:tc>
           <w:tcPr>
-            <w:tcW w:type="dxa" w:w="3010"/>
+            <w:tcW w:type="dxa" w:w="4987"/>
             <w:vAlign w:val="center"/>
             <w:shd w:fill="F2F5F9"/>
             <w:tcMar>
-              <w:top w:w="80" w:type="dxa"/>
-              <w:bottom w:w="80" w:type="dxa"/>
-              <w:left w:w="100" w:type="dxa"/>
-              <w:right w:w="100" w:type="dxa"/>
+              <w:top w:w="70" w:type="dxa"/>
+              <w:bottom w:w="70" w:type="dxa"/>
+              <w:left w:w="90" w:type="dxa"/>
+              <w:right w:w="90" w:type="dxa"/>
             </w:tcMar>
           </w:tcPr>
           <w:p>
@@ -567,14 +633,14 @@
         </w:trPr>
         <w:tc>
           <w:tcPr>
-            <w:tcW w:type="dxa" w:w="3010"/>
+            <w:tcW w:type="dxa" w:w="4987"/>
             <w:vAlign w:val="center"/>
             <w:shd w:fill="FFFFFF"/>
             <w:tcMar>
-              <w:top w:w="80" w:type="dxa"/>
-              <w:bottom w:w="80" w:type="dxa"/>
-              <w:left w:w="100" w:type="dxa"/>
-              <w:right w:w="100" w:type="dxa"/>
+              <w:top w:w="70" w:type="dxa"/>
+              <w:bottom w:w="70" w:type="dxa"/>
+              <w:left w:w="90" w:type="dxa"/>
+              <w:right w:w="90" w:type="dxa"/>
             </w:tcMar>
           </w:tcPr>
           <w:p>
@@ -603,14 +669,14 @@
         </w:tc>
         <w:tc>
           <w:tcPr>
-            <w:tcW w:type="dxa" w:w="3010"/>
+            <w:tcW w:type="dxa" w:w="4987"/>
             <w:vAlign w:val="center"/>
             <w:shd w:fill="FFFFFF"/>
             <w:tcMar>
-              <w:top w:w="80" w:type="dxa"/>
-              <w:bottom w:w="80" w:type="dxa"/>
-              <w:left w:w="100" w:type="dxa"/>
-              <w:right w:w="100" w:type="dxa"/>
+              <w:top w:w="70" w:type="dxa"/>
+              <w:bottom w:w="70" w:type="dxa"/>
+              <w:left w:w="90" w:type="dxa"/>
+              <w:right w:w="90" w:type="dxa"/>
             </w:tcMar>
           </w:tcPr>
           <w:p>
@@ -630,14 +696,14 @@
         </w:tc>
         <w:tc>
           <w:tcPr>
-            <w:tcW w:type="dxa" w:w="3010"/>
+            <w:tcW w:type="dxa" w:w="4987"/>
             <w:vAlign w:val="center"/>
             <w:shd w:fill="FFFFFF"/>
             <w:tcMar>
-              <w:top w:w="80" w:type="dxa"/>
-              <w:bottom w:w="80" w:type="dxa"/>
-              <w:left w:w="100" w:type="dxa"/>
-              <w:right w:w="100" w:type="dxa"/>
+              <w:top w:w="70" w:type="dxa"/>
+              <w:bottom w:w="70" w:type="dxa"/>
+              <w:left w:w="90" w:type="dxa"/>
+              <w:right w:w="90" w:type="dxa"/>
             </w:tcMar>
           </w:tcPr>
           <w:p>
@@ -659,7 +725,7 @@
     </w:tbl>
     <w:p>
       <w:pPr>
-        <w:spacing w:after="120"/>
+        <w:spacing w:after="100"/>
       </w:pPr>
     </w:p>
     <w:p>
@@ -759,9 +825,9 @@
       <w:r>
         <w:rPr>
           <w:color w:val="C8D2E1"/>
-          <w:sz w:val="16"/>
+          <w:sz w:val="14"/>
         </w:rPr>
-        <w:t>_________________________________________________________________________________</w:t>
+        <w:t>————————————————————————————————————————————————————————————————————————————————————————————————————————————————————————</w:t>
       </w:r>
     </w:p>
     <w:p>
@@ -808,10 +874,10 @@
         </w:tblBorders>
       </w:tblPr>
       <w:tblGrid>
-        <w:gridCol w:w="2257"/>
-        <w:gridCol w:w="2257"/>
-        <w:gridCol w:w="2257"/>
-        <w:gridCol w:w="2257"/>
+        <w:gridCol w:w="3740"/>
+        <w:gridCol w:w="3740"/>
+        <w:gridCol w:w="3740"/>
+        <w:gridCol w:w="3740"/>
       </w:tblGrid>
       <w:tr>
         <w:trPr>
@@ -821,7 +887,7 @@
         </w:trPr>
         <w:tc>
           <w:tcPr>
-            <w:tcW w:type="dxa" w:w="2257"/>
+            <w:tcW w:type="dxa" w:w="3740"/>
             <w:vAlign w:val="center"/>
             <w:shd w:fill="1F3864"/>
             <w:tcMar>
@@ -849,7 +915,7 @@
         </w:tc>
         <w:tc>
           <w:tcPr>
-            <w:tcW w:type="dxa" w:w="2257"/>
+            <w:tcW w:type="dxa" w:w="3740"/>
             <w:vAlign w:val="center"/>
             <w:shd w:fill="1F3864"/>
             <w:tcMar>
@@ -877,7 +943,7 @@
         </w:tc>
         <w:tc>
           <w:tcPr>
-            <w:tcW w:type="dxa" w:w="2257"/>
+            <w:tcW w:type="dxa" w:w="3740"/>
             <w:vAlign w:val="center"/>
             <w:shd w:fill="1F3864"/>
             <w:tcMar>
@@ -905,7 +971,7 @@
         </w:tc>
         <w:tc>
           <w:tcPr>
-            <w:tcW w:type="dxa" w:w="2257"/>
+            <w:tcW w:type="dxa" w:w="3740"/>
             <w:vAlign w:val="center"/>
             <w:shd w:fill="1F3864"/>
             <w:tcMar>
@@ -938,14 +1004,14 @@
         </w:trPr>
         <w:tc>
           <w:tcPr>
-            <w:tcW w:type="dxa" w:w="2257"/>
+            <w:tcW w:type="dxa" w:w="3740"/>
             <w:vAlign w:val="center"/>
             <w:shd w:fill="FFFFFF"/>
             <w:tcMar>
-              <w:top w:w="80" w:type="dxa"/>
-              <w:bottom w:w="80" w:type="dxa"/>
-              <w:left w:w="100" w:type="dxa"/>
-              <w:right w:w="100" w:type="dxa"/>
+              <w:top w:w="70" w:type="dxa"/>
+              <w:bottom w:w="70" w:type="dxa"/>
+              <w:left w:w="90" w:type="dxa"/>
+              <w:right w:w="90" w:type="dxa"/>
             </w:tcMar>
           </w:tcPr>
           <w:p>
@@ -966,14 +1032,14 @@
         </w:tc>
         <w:tc>
           <w:tcPr>
-            <w:tcW w:type="dxa" w:w="2257"/>
+            <w:tcW w:type="dxa" w:w="3740"/>
             <w:vAlign w:val="center"/>
             <w:shd w:fill="FFFFFF"/>
             <w:tcMar>
-              <w:top w:w="80" w:type="dxa"/>
-              <w:bottom w:w="80" w:type="dxa"/>
-              <w:left w:w="100" w:type="dxa"/>
-              <w:right w:w="100" w:type="dxa"/>
+              <w:top w:w="70" w:type="dxa"/>
+              <w:bottom w:w="70" w:type="dxa"/>
+              <w:left w:w="90" w:type="dxa"/>
+              <w:right w:w="90" w:type="dxa"/>
             </w:tcMar>
           </w:tcPr>
           <w:p>
@@ -993,14 +1059,14 @@
         </w:tc>
         <w:tc>
           <w:tcPr>
-            <w:tcW w:type="dxa" w:w="2257"/>
+            <w:tcW w:type="dxa" w:w="3740"/>
             <w:vAlign w:val="center"/>
             <w:shd w:fill="FFFFFF"/>
             <w:tcMar>
-              <w:top w:w="80" w:type="dxa"/>
-              <w:bottom w:w="80" w:type="dxa"/>
-              <w:left w:w="100" w:type="dxa"/>
-              <w:right w:w="100" w:type="dxa"/>
+              <w:top w:w="70" w:type="dxa"/>
+              <w:bottom w:w="70" w:type="dxa"/>
+              <w:left w:w="90" w:type="dxa"/>
+              <w:right w:w="90" w:type="dxa"/>
             </w:tcMar>
           </w:tcPr>
           <w:p>
@@ -1020,14 +1086,14 @@
         </w:tc>
         <w:tc>
           <w:tcPr>
-            <w:tcW w:type="dxa" w:w="2257"/>
+            <w:tcW w:type="dxa" w:w="3740"/>
             <w:vAlign w:val="center"/>
             <w:shd w:fill="FFFFFF"/>
             <w:tcMar>
-              <w:top w:w="80" w:type="dxa"/>
-              <w:bottom w:w="80" w:type="dxa"/>
-              <w:left w:w="100" w:type="dxa"/>
-              <w:right w:w="100" w:type="dxa"/>
+              <w:top w:w="70" w:type="dxa"/>
+              <w:bottom w:w="70" w:type="dxa"/>
+              <w:left w:w="90" w:type="dxa"/>
+              <w:right w:w="90" w:type="dxa"/>
             </w:tcMar>
           </w:tcPr>
           <w:p>
@@ -1061,14 +1127,14 @@
         </w:trPr>
         <w:tc>
           <w:tcPr>
-            <w:tcW w:type="dxa" w:w="2257"/>
+            <w:tcW w:type="dxa" w:w="3740"/>
             <w:vAlign w:val="center"/>
             <w:shd w:fill="F2F5F9"/>
             <w:tcMar>
-              <w:top w:w="80" w:type="dxa"/>
-              <w:bottom w:w="80" w:type="dxa"/>
-              <w:left w:w="100" w:type="dxa"/>
-              <w:right w:w="100" w:type="dxa"/>
+              <w:top w:w="70" w:type="dxa"/>
+              <w:bottom w:w="70" w:type="dxa"/>
+              <w:left w:w="90" w:type="dxa"/>
+              <w:right w:w="90" w:type="dxa"/>
             </w:tcMar>
           </w:tcPr>
           <w:p>
@@ -1089,14 +1155,14 @@
         </w:tc>
         <w:tc>
           <w:tcPr>
-            <w:tcW w:type="dxa" w:w="2257"/>
+            <w:tcW w:type="dxa" w:w="3740"/>
             <w:vAlign w:val="center"/>
             <w:shd w:fill="F2F5F9"/>
             <w:tcMar>
-              <w:top w:w="80" w:type="dxa"/>
-              <w:bottom w:w="80" w:type="dxa"/>
-              <w:left w:w="100" w:type="dxa"/>
-              <w:right w:w="100" w:type="dxa"/>
+              <w:top w:w="70" w:type="dxa"/>
+              <w:bottom w:w="70" w:type="dxa"/>
+              <w:left w:w="90" w:type="dxa"/>
+              <w:right w:w="90" w:type="dxa"/>
             </w:tcMar>
           </w:tcPr>
           <w:p>
@@ -1116,14 +1182,14 @@
         </w:tc>
         <w:tc>
           <w:tcPr>
-            <w:tcW w:type="dxa" w:w="2257"/>
+            <w:tcW w:type="dxa" w:w="3740"/>
             <w:vAlign w:val="center"/>
             <w:shd w:fill="F2F5F9"/>
             <w:tcMar>
-              <w:top w:w="80" w:type="dxa"/>
-              <w:bottom w:w="80" w:type="dxa"/>
-              <w:left w:w="100" w:type="dxa"/>
-              <w:right w:w="100" w:type="dxa"/>
+              <w:top w:w="70" w:type="dxa"/>
+              <w:bottom w:w="70" w:type="dxa"/>
+              <w:left w:w="90" w:type="dxa"/>
+              <w:right w:w="90" w:type="dxa"/>
             </w:tcMar>
           </w:tcPr>
           <w:p>
@@ -1143,14 +1209,14 @@
         </w:tc>
         <w:tc>
           <w:tcPr>
-            <w:tcW w:type="dxa" w:w="2257"/>
+            <w:tcW w:type="dxa" w:w="3740"/>
             <w:vAlign w:val="center"/>
             <w:shd w:fill="F2F5F9"/>
             <w:tcMar>
-              <w:top w:w="80" w:type="dxa"/>
-              <w:bottom w:w="80" w:type="dxa"/>
-              <w:left w:w="100" w:type="dxa"/>
-              <w:right w:w="100" w:type="dxa"/>
+              <w:top w:w="70" w:type="dxa"/>
+              <w:bottom w:w="70" w:type="dxa"/>
+              <w:left w:w="90" w:type="dxa"/>
+              <w:right w:w="90" w:type="dxa"/>
             </w:tcMar>
           </w:tcPr>
           <w:p>
@@ -1184,14 +1250,14 @@
         </w:trPr>
         <w:tc>
           <w:tcPr>
-            <w:tcW w:type="dxa" w:w="2257"/>
+            <w:tcW w:type="dxa" w:w="3740"/>
             <w:vAlign w:val="center"/>
             <w:shd w:fill="FFFFFF"/>
             <w:tcMar>
-              <w:top w:w="80" w:type="dxa"/>
-              <w:bottom w:w="80" w:type="dxa"/>
-              <w:left w:w="100" w:type="dxa"/>
-              <w:right w:w="100" w:type="dxa"/>
+              <w:top w:w="70" w:type="dxa"/>
+              <w:bottom w:w="70" w:type="dxa"/>
+              <w:left w:w="90" w:type="dxa"/>
+              <w:right w:w="90" w:type="dxa"/>
             </w:tcMar>
           </w:tcPr>
           <w:p>
@@ -1212,14 +1278,14 @@
         </w:tc>
         <w:tc>
           <w:tcPr>
-            <w:tcW w:type="dxa" w:w="2257"/>
+            <w:tcW w:type="dxa" w:w="3740"/>
             <w:vAlign w:val="center"/>
             <w:shd w:fill="FFFFFF"/>
             <w:tcMar>
-              <w:top w:w="80" w:type="dxa"/>
-              <w:bottom w:w="80" w:type="dxa"/>
-              <w:left w:w="100" w:type="dxa"/>
-              <w:right w:w="100" w:type="dxa"/>
+              <w:top w:w="70" w:type="dxa"/>
+              <w:bottom w:w="70" w:type="dxa"/>
+              <w:left w:w="90" w:type="dxa"/>
+              <w:right w:w="90" w:type="dxa"/>
             </w:tcMar>
           </w:tcPr>
           <w:p>
@@ -1239,14 +1305,14 @@
         </w:tc>
         <w:tc>
           <w:tcPr>
-            <w:tcW w:type="dxa" w:w="2257"/>
+            <w:tcW w:type="dxa" w:w="3740"/>
             <w:vAlign w:val="center"/>
             <w:shd w:fill="FFFFFF"/>
             <w:tcMar>
-              <w:top w:w="80" w:type="dxa"/>
-              <w:bottom w:w="80" w:type="dxa"/>
-              <w:left w:w="100" w:type="dxa"/>
-              <w:right w:w="100" w:type="dxa"/>
+              <w:top w:w="70" w:type="dxa"/>
+              <w:bottom w:w="70" w:type="dxa"/>
+              <w:left w:w="90" w:type="dxa"/>
+              <w:right w:w="90" w:type="dxa"/>
             </w:tcMar>
           </w:tcPr>
           <w:p>
@@ -1266,14 +1332,14 @@
         </w:tc>
         <w:tc>
           <w:tcPr>
-            <w:tcW w:type="dxa" w:w="2257"/>
+            <w:tcW w:type="dxa" w:w="3740"/>
             <w:vAlign w:val="center"/>
             <w:shd w:fill="FFFFFF"/>
             <w:tcMar>
-              <w:top w:w="80" w:type="dxa"/>
-              <w:bottom w:w="80" w:type="dxa"/>
-              <w:left w:w="100" w:type="dxa"/>
-              <w:right w:w="100" w:type="dxa"/>
+              <w:top w:w="70" w:type="dxa"/>
+              <w:bottom w:w="70" w:type="dxa"/>
+              <w:left w:w="90" w:type="dxa"/>
+              <w:right w:w="90" w:type="dxa"/>
             </w:tcMar>
           </w:tcPr>
           <w:p>
@@ -1298,14 +1364,14 @@
         </w:trPr>
         <w:tc>
           <w:tcPr>
-            <w:tcW w:type="dxa" w:w="2257"/>
+            <w:tcW w:type="dxa" w:w="3740"/>
             <w:vAlign w:val="center"/>
             <w:shd w:fill="F2F5F9"/>
             <w:tcMar>
-              <w:top w:w="80" w:type="dxa"/>
-              <w:bottom w:w="80" w:type="dxa"/>
-              <w:left w:w="100" w:type="dxa"/>
-              <w:right w:w="100" w:type="dxa"/>
+              <w:top w:w="70" w:type="dxa"/>
+              <w:bottom w:w="70" w:type="dxa"/>
+              <w:left w:w="90" w:type="dxa"/>
+              <w:right w:w="90" w:type="dxa"/>
             </w:tcMar>
           </w:tcPr>
           <w:p>
@@ -1326,14 +1392,14 @@
         </w:tc>
         <w:tc>
           <w:tcPr>
-            <w:tcW w:type="dxa" w:w="2257"/>
+            <w:tcW w:type="dxa" w:w="3740"/>
             <w:vAlign w:val="center"/>
             <w:shd w:fill="F2F5F9"/>
             <w:tcMar>
-              <w:top w:w="80" w:type="dxa"/>
-              <w:bottom w:w="80" w:type="dxa"/>
-              <w:left w:w="100" w:type="dxa"/>
-              <w:right w:w="100" w:type="dxa"/>
+              <w:top w:w="70" w:type="dxa"/>
+              <w:bottom w:w="70" w:type="dxa"/>
+              <w:left w:w="90" w:type="dxa"/>
+              <w:right w:w="90" w:type="dxa"/>
             </w:tcMar>
           </w:tcPr>
           <w:p>
@@ -1353,14 +1419,14 @@
         </w:tc>
         <w:tc>
           <w:tcPr>
-            <w:tcW w:type="dxa" w:w="2257"/>
+            <w:tcW w:type="dxa" w:w="3740"/>
             <w:vAlign w:val="center"/>
             <w:shd w:fill="F2F5F9"/>
             <w:tcMar>
-              <w:top w:w="80" w:type="dxa"/>
-              <w:bottom w:w="80" w:type="dxa"/>
-              <w:left w:w="100" w:type="dxa"/>
-              <w:right w:w="100" w:type="dxa"/>
+              <w:top w:w="70" w:type="dxa"/>
+              <w:bottom w:w="70" w:type="dxa"/>
+              <w:left w:w="90" w:type="dxa"/>
+              <w:right w:w="90" w:type="dxa"/>
             </w:tcMar>
           </w:tcPr>
           <w:p>
@@ -1380,14 +1446,14 @@
         </w:tc>
         <w:tc>
           <w:tcPr>
-            <w:tcW w:type="dxa" w:w="2257"/>
+            <w:tcW w:type="dxa" w:w="3740"/>
             <w:vAlign w:val="center"/>
             <w:shd w:fill="F2F5F9"/>
             <w:tcMar>
-              <w:top w:w="80" w:type="dxa"/>
-              <w:bottom w:w="80" w:type="dxa"/>
-              <w:left w:w="100" w:type="dxa"/>
-              <w:right w:w="100" w:type="dxa"/>
+              <w:top w:w="70" w:type="dxa"/>
+              <w:bottom w:w="70" w:type="dxa"/>
+              <w:left w:w="90" w:type="dxa"/>
+              <w:right w:w="90" w:type="dxa"/>
             </w:tcMar>
           </w:tcPr>
           <w:p>
@@ -1438,14 +1504,14 @@
         </w:trPr>
         <w:tc>
           <w:tcPr>
-            <w:tcW w:type="dxa" w:w="2257"/>
+            <w:tcW w:type="dxa" w:w="3740"/>
             <w:vAlign w:val="center"/>
             <w:shd w:fill="FFFFFF"/>
             <w:tcMar>
-              <w:top w:w="80" w:type="dxa"/>
-              <w:bottom w:w="80" w:type="dxa"/>
-              <w:left w:w="100" w:type="dxa"/>
-              <w:right w:w="100" w:type="dxa"/>
+              <w:top w:w="70" w:type="dxa"/>
+              <w:bottom w:w="70" w:type="dxa"/>
+              <w:left w:w="90" w:type="dxa"/>
+              <w:right w:w="90" w:type="dxa"/>
             </w:tcMar>
           </w:tcPr>
           <w:p>
@@ -1466,14 +1532,14 @@
         </w:tc>
         <w:tc>
           <w:tcPr>
-            <w:tcW w:type="dxa" w:w="2257"/>
+            <w:tcW w:type="dxa" w:w="3740"/>
             <w:vAlign w:val="center"/>
             <w:shd w:fill="FFFFFF"/>
             <w:tcMar>
-              <w:top w:w="80" w:type="dxa"/>
-              <w:bottom w:w="80" w:type="dxa"/>
-              <w:left w:w="100" w:type="dxa"/>
-              <w:right w:w="100" w:type="dxa"/>
+              <w:top w:w="70" w:type="dxa"/>
+              <w:bottom w:w="70" w:type="dxa"/>
+              <w:left w:w="90" w:type="dxa"/>
+              <w:right w:w="90" w:type="dxa"/>
             </w:tcMar>
           </w:tcPr>
           <w:p>
@@ -1493,14 +1559,14 @@
         </w:tc>
         <w:tc>
           <w:tcPr>
-            <w:tcW w:type="dxa" w:w="2257"/>
+            <w:tcW w:type="dxa" w:w="3740"/>
             <w:vAlign w:val="center"/>
             <w:shd w:fill="FFFFFF"/>
             <w:tcMar>
-              <w:top w:w="80" w:type="dxa"/>
-              <w:bottom w:w="80" w:type="dxa"/>
-              <w:left w:w="100" w:type="dxa"/>
-              <w:right w:w="100" w:type="dxa"/>
+              <w:top w:w="70" w:type="dxa"/>
+              <w:bottom w:w="70" w:type="dxa"/>
+              <w:left w:w="90" w:type="dxa"/>
+              <w:right w:w="90" w:type="dxa"/>
             </w:tcMar>
           </w:tcPr>
           <w:p>
@@ -1520,14 +1586,14 @@
         </w:tc>
         <w:tc>
           <w:tcPr>
-            <w:tcW w:type="dxa" w:w="2257"/>
+            <w:tcW w:type="dxa" w:w="3740"/>
             <w:vAlign w:val="center"/>
             <w:shd w:fill="FFFFFF"/>
             <w:tcMar>
-              <w:top w:w="80" w:type="dxa"/>
-              <w:bottom w:w="80" w:type="dxa"/>
-              <w:left w:w="100" w:type="dxa"/>
-              <w:right w:w="100" w:type="dxa"/>
+              <w:top w:w="70" w:type="dxa"/>
+              <w:bottom w:w="70" w:type="dxa"/>
+              <w:left w:w="90" w:type="dxa"/>
+              <w:right w:w="90" w:type="dxa"/>
             </w:tcMar>
           </w:tcPr>
           <w:p>
@@ -1552,14 +1618,14 @@
         </w:trPr>
         <w:tc>
           <w:tcPr>
-            <w:tcW w:type="dxa" w:w="2257"/>
+            <w:tcW w:type="dxa" w:w="3740"/>
             <w:vAlign w:val="center"/>
             <w:shd w:fill="F2F5F9"/>
             <w:tcMar>
-              <w:top w:w="80" w:type="dxa"/>
-              <w:bottom w:w="80" w:type="dxa"/>
-              <w:left w:w="100" w:type="dxa"/>
-              <w:right w:w="100" w:type="dxa"/>
+              <w:top w:w="70" w:type="dxa"/>
+              <w:bottom w:w="70" w:type="dxa"/>
+              <w:left w:w="90" w:type="dxa"/>
+              <w:right w:w="90" w:type="dxa"/>
             </w:tcMar>
           </w:tcPr>
           <w:p>
@@ -1580,14 +1646,14 @@
         </w:tc>
         <w:tc>
           <w:tcPr>
-            <w:tcW w:type="dxa" w:w="2257"/>
+            <w:tcW w:type="dxa" w:w="3740"/>
             <w:vAlign w:val="center"/>
             <w:shd w:fill="F2F5F9"/>
             <w:tcMar>
-              <w:top w:w="80" w:type="dxa"/>
-              <w:bottom w:w="80" w:type="dxa"/>
-              <w:left w:w="100" w:type="dxa"/>
-              <w:right w:w="100" w:type="dxa"/>
+              <w:top w:w="70" w:type="dxa"/>
+              <w:bottom w:w="70" w:type="dxa"/>
+              <w:left w:w="90" w:type="dxa"/>
+              <w:right w:w="90" w:type="dxa"/>
             </w:tcMar>
           </w:tcPr>
           <w:p>
@@ -1607,14 +1673,14 @@
         </w:tc>
         <w:tc>
           <w:tcPr>
-            <w:tcW w:type="dxa" w:w="2257"/>
+            <w:tcW w:type="dxa" w:w="3740"/>
             <w:vAlign w:val="center"/>
             <w:shd w:fill="F2F5F9"/>
             <w:tcMar>
-              <w:top w:w="80" w:type="dxa"/>
-              <w:bottom w:w="80" w:type="dxa"/>
-              <w:left w:w="100" w:type="dxa"/>
-              <w:right w:w="100" w:type="dxa"/>
+              <w:top w:w="70" w:type="dxa"/>
+              <w:bottom w:w="70" w:type="dxa"/>
+              <w:left w:w="90" w:type="dxa"/>
+              <w:right w:w="90" w:type="dxa"/>
             </w:tcMar>
           </w:tcPr>
           <w:p>
@@ -1634,14 +1700,14 @@
         </w:tc>
         <w:tc>
           <w:tcPr>
-            <w:tcW w:type="dxa" w:w="2257"/>
+            <w:tcW w:type="dxa" w:w="3740"/>
             <w:vAlign w:val="center"/>
             <w:shd w:fill="F2F5F9"/>
             <w:tcMar>
-              <w:top w:w="80" w:type="dxa"/>
-              <w:bottom w:w="80" w:type="dxa"/>
-              <w:left w:w="100" w:type="dxa"/>
-              <w:right w:w="100" w:type="dxa"/>
+              <w:top w:w="70" w:type="dxa"/>
+              <w:bottom w:w="70" w:type="dxa"/>
+              <w:left w:w="90" w:type="dxa"/>
+              <w:right w:w="90" w:type="dxa"/>
             </w:tcMar>
           </w:tcPr>
           <w:p>
@@ -1675,14 +1741,14 @@
         </w:trPr>
         <w:tc>
           <w:tcPr>
-            <w:tcW w:type="dxa" w:w="2257"/>
+            <w:tcW w:type="dxa" w:w="3740"/>
             <w:vAlign w:val="center"/>
             <w:shd w:fill="FFFFFF"/>
             <w:tcMar>
-              <w:top w:w="80" w:type="dxa"/>
-              <w:bottom w:w="80" w:type="dxa"/>
-              <w:left w:w="100" w:type="dxa"/>
-              <w:right w:w="100" w:type="dxa"/>
+              <w:top w:w="70" w:type="dxa"/>
+              <w:bottom w:w="70" w:type="dxa"/>
+              <w:left w:w="90" w:type="dxa"/>
+              <w:right w:w="90" w:type="dxa"/>
             </w:tcMar>
           </w:tcPr>
           <w:p>
@@ -1703,14 +1769,14 @@
         </w:tc>
         <w:tc>
           <w:tcPr>
-            <w:tcW w:type="dxa" w:w="2257"/>
+            <w:tcW w:type="dxa" w:w="3740"/>
             <w:vAlign w:val="center"/>
             <w:shd w:fill="FFFFFF"/>
             <w:tcMar>
-              <w:top w:w="80" w:type="dxa"/>
-              <w:bottom w:w="80" w:type="dxa"/>
-              <w:left w:w="100" w:type="dxa"/>
-              <w:right w:w="100" w:type="dxa"/>
+              <w:top w:w="70" w:type="dxa"/>
+              <w:bottom w:w="70" w:type="dxa"/>
+              <w:left w:w="90" w:type="dxa"/>
+              <w:right w:w="90" w:type="dxa"/>
             </w:tcMar>
           </w:tcPr>
           <w:p>
@@ -1730,14 +1796,14 @@
         </w:tc>
         <w:tc>
           <w:tcPr>
-            <w:tcW w:type="dxa" w:w="2257"/>
+            <w:tcW w:type="dxa" w:w="3740"/>
             <w:vAlign w:val="center"/>
             <w:shd w:fill="FFFFFF"/>
             <w:tcMar>
-              <w:top w:w="80" w:type="dxa"/>
-              <w:bottom w:w="80" w:type="dxa"/>
-              <w:left w:w="100" w:type="dxa"/>
-              <w:right w:w="100" w:type="dxa"/>
+              <w:top w:w="70" w:type="dxa"/>
+              <w:bottom w:w="70" w:type="dxa"/>
+              <w:left w:w="90" w:type="dxa"/>
+              <w:right w:w="90" w:type="dxa"/>
             </w:tcMar>
           </w:tcPr>
           <w:p>
@@ -1757,14 +1823,14 @@
         </w:tc>
         <w:tc>
           <w:tcPr>
-            <w:tcW w:type="dxa" w:w="2257"/>
+            <w:tcW w:type="dxa" w:w="3740"/>
             <w:vAlign w:val="center"/>
             <w:shd w:fill="FFFFFF"/>
             <w:tcMar>
-              <w:top w:w="80" w:type="dxa"/>
-              <w:bottom w:w="80" w:type="dxa"/>
-              <w:left w:w="100" w:type="dxa"/>
-              <w:right w:w="100" w:type="dxa"/>
+              <w:top w:w="70" w:type="dxa"/>
+              <w:bottom w:w="70" w:type="dxa"/>
+              <w:left w:w="90" w:type="dxa"/>
+              <w:right w:w="90" w:type="dxa"/>
             </w:tcMar>
           </w:tcPr>
           <w:p>
@@ -1789,14 +1855,14 @@
         </w:trPr>
         <w:tc>
           <w:tcPr>
-            <w:tcW w:type="dxa" w:w="2257"/>
+            <w:tcW w:type="dxa" w:w="3740"/>
             <w:vAlign w:val="center"/>
             <w:shd w:fill="F2F5F9"/>
             <w:tcMar>
-              <w:top w:w="80" w:type="dxa"/>
-              <w:bottom w:w="80" w:type="dxa"/>
-              <w:left w:w="100" w:type="dxa"/>
-              <w:right w:w="100" w:type="dxa"/>
+              <w:top w:w="70" w:type="dxa"/>
+              <w:bottom w:w="70" w:type="dxa"/>
+              <w:left w:w="90" w:type="dxa"/>
+              <w:right w:w="90" w:type="dxa"/>
             </w:tcMar>
           </w:tcPr>
           <w:p>
@@ -1817,14 +1883,14 @@
         </w:tc>
         <w:tc>
           <w:tcPr>
-            <w:tcW w:type="dxa" w:w="2257"/>
+            <w:tcW w:type="dxa" w:w="3740"/>
             <w:vAlign w:val="center"/>
             <w:shd w:fill="F2F5F9"/>
             <w:tcMar>
-              <w:top w:w="80" w:type="dxa"/>
-              <w:bottom w:w="80" w:type="dxa"/>
-              <w:left w:w="100" w:type="dxa"/>
-              <w:right w:w="100" w:type="dxa"/>
+              <w:top w:w="70" w:type="dxa"/>
+              <w:bottom w:w="70" w:type="dxa"/>
+              <w:left w:w="90" w:type="dxa"/>
+              <w:right w:w="90" w:type="dxa"/>
             </w:tcMar>
           </w:tcPr>
           <w:p>
@@ -1844,14 +1910,14 @@
         </w:tc>
         <w:tc>
           <w:tcPr>
-            <w:tcW w:type="dxa" w:w="2257"/>
+            <w:tcW w:type="dxa" w:w="3740"/>
             <w:vAlign w:val="center"/>
             <w:shd w:fill="F2F5F9"/>
             <w:tcMar>
-              <w:top w:w="80" w:type="dxa"/>
-              <w:bottom w:w="80" w:type="dxa"/>
-              <w:left w:w="100" w:type="dxa"/>
-              <w:right w:w="100" w:type="dxa"/>
+              <w:top w:w="70" w:type="dxa"/>
+              <w:bottom w:w="70" w:type="dxa"/>
+              <w:left w:w="90" w:type="dxa"/>
+              <w:right w:w="90" w:type="dxa"/>
             </w:tcMar>
           </w:tcPr>
           <w:p>
@@ -1871,14 +1937,14 @@
         </w:tc>
         <w:tc>
           <w:tcPr>
-            <w:tcW w:type="dxa" w:w="2257"/>
+            <w:tcW w:type="dxa" w:w="3740"/>
             <w:vAlign w:val="center"/>
             <w:shd w:fill="F2F5F9"/>
             <w:tcMar>
-              <w:top w:w="80" w:type="dxa"/>
-              <w:bottom w:w="80" w:type="dxa"/>
-              <w:left w:w="100" w:type="dxa"/>
-              <w:right w:w="100" w:type="dxa"/>
+              <w:top w:w="70" w:type="dxa"/>
+              <w:bottom w:w="70" w:type="dxa"/>
+              <w:left w:w="90" w:type="dxa"/>
+              <w:right w:w="90" w:type="dxa"/>
             </w:tcMar>
           </w:tcPr>
           <w:p>
@@ -1903,14 +1969,14 @@
         </w:trPr>
         <w:tc>
           <w:tcPr>
-            <w:tcW w:type="dxa" w:w="2257"/>
+            <w:tcW w:type="dxa" w:w="3740"/>
             <w:vAlign w:val="center"/>
             <w:shd w:fill="FFFFFF"/>
             <w:tcMar>
-              <w:top w:w="80" w:type="dxa"/>
-              <w:bottom w:w="80" w:type="dxa"/>
-              <w:left w:w="100" w:type="dxa"/>
-              <w:right w:w="100" w:type="dxa"/>
+              <w:top w:w="70" w:type="dxa"/>
+              <w:bottom w:w="70" w:type="dxa"/>
+              <w:left w:w="90" w:type="dxa"/>
+              <w:right w:w="90" w:type="dxa"/>
             </w:tcMar>
           </w:tcPr>
           <w:p>
@@ -1931,14 +1997,14 @@
         </w:tc>
         <w:tc>
           <w:tcPr>
-            <w:tcW w:type="dxa" w:w="2257"/>
+            <w:tcW w:type="dxa" w:w="3740"/>
             <w:vAlign w:val="center"/>
             <w:shd w:fill="FFFFFF"/>
             <w:tcMar>
-              <w:top w:w="80" w:type="dxa"/>
-              <w:bottom w:w="80" w:type="dxa"/>
-              <w:left w:w="100" w:type="dxa"/>
-              <w:right w:w="100" w:type="dxa"/>
+              <w:top w:w="70" w:type="dxa"/>
+              <w:bottom w:w="70" w:type="dxa"/>
+              <w:left w:w="90" w:type="dxa"/>
+              <w:right w:w="90" w:type="dxa"/>
             </w:tcMar>
           </w:tcPr>
           <w:p>
@@ -1958,14 +2024,14 @@
         </w:tc>
         <w:tc>
           <w:tcPr>
-            <w:tcW w:type="dxa" w:w="2257"/>
+            <w:tcW w:type="dxa" w:w="3740"/>
             <w:vAlign w:val="center"/>
             <w:shd w:fill="FFFFFF"/>
             <w:tcMar>
-              <w:top w:w="80" w:type="dxa"/>
-              <w:bottom w:w="80" w:type="dxa"/>
-              <w:left w:w="100" w:type="dxa"/>
-              <w:right w:w="100" w:type="dxa"/>
+              <w:top w:w="70" w:type="dxa"/>
+              <w:bottom w:w="70" w:type="dxa"/>
+              <w:left w:w="90" w:type="dxa"/>
+              <w:right w:w="90" w:type="dxa"/>
             </w:tcMar>
           </w:tcPr>
           <w:p>
@@ -1985,14 +2051,14 @@
         </w:tc>
         <w:tc>
           <w:tcPr>
-            <w:tcW w:type="dxa" w:w="2257"/>
+            <w:tcW w:type="dxa" w:w="3740"/>
             <w:vAlign w:val="center"/>
             <w:shd w:fill="FFFFFF"/>
             <w:tcMar>
-              <w:top w:w="80" w:type="dxa"/>
-              <w:bottom w:w="80" w:type="dxa"/>
-              <w:left w:w="100" w:type="dxa"/>
-              <w:right w:w="100" w:type="dxa"/>
+              <w:top w:w="70" w:type="dxa"/>
+              <w:bottom w:w="70" w:type="dxa"/>
+              <w:left w:w="90" w:type="dxa"/>
+              <w:right w:w="90" w:type="dxa"/>
             </w:tcMar>
           </w:tcPr>
           <w:p>
@@ -2085,14 +2151,14 @@
         </w:trPr>
         <w:tc>
           <w:tcPr>
-            <w:tcW w:type="dxa" w:w="2257"/>
+            <w:tcW w:type="dxa" w:w="3740"/>
             <w:vAlign w:val="center"/>
             <w:shd w:fill="F2F5F9"/>
             <w:tcMar>
-              <w:top w:w="80" w:type="dxa"/>
-              <w:bottom w:w="80" w:type="dxa"/>
-              <w:left w:w="100" w:type="dxa"/>
-              <w:right w:w="100" w:type="dxa"/>
+              <w:top w:w="70" w:type="dxa"/>
+              <w:bottom w:w="70" w:type="dxa"/>
+              <w:left w:w="90" w:type="dxa"/>
+              <w:right w:w="90" w:type="dxa"/>
             </w:tcMar>
           </w:tcPr>
           <w:p>
@@ -2113,14 +2179,14 @@
         </w:tc>
         <w:tc>
           <w:tcPr>
-            <w:tcW w:type="dxa" w:w="2257"/>
+            <w:tcW w:type="dxa" w:w="3740"/>
             <w:vAlign w:val="center"/>
             <w:shd w:fill="F2F5F9"/>
             <w:tcMar>
-              <w:top w:w="80" w:type="dxa"/>
-              <w:bottom w:w="80" w:type="dxa"/>
-              <w:left w:w="100" w:type="dxa"/>
-              <w:right w:w="100" w:type="dxa"/>
+              <w:top w:w="70" w:type="dxa"/>
+              <w:bottom w:w="70" w:type="dxa"/>
+              <w:left w:w="90" w:type="dxa"/>
+              <w:right w:w="90" w:type="dxa"/>
             </w:tcMar>
           </w:tcPr>
           <w:p>
@@ -2140,14 +2206,14 @@
         </w:tc>
         <w:tc>
           <w:tcPr>
-            <w:tcW w:type="dxa" w:w="2257"/>
+            <w:tcW w:type="dxa" w:w="3740"/>
             <w:vAlign w:val="center"/>
             <w:shd w:fill="F2F5F9"/>
             <w:tcMar>
-              <w:top w:w="80" w:type="dxa"/>
-              <w:bottom w:w="80" w:type="dxa"/>
-              <w:left w:w="100" w:type="dxa"/>
-              <w:right w:w="100" w:type="dxa"/>
+              <w:top w:w="70" w:type="dxa"/>
+              <w:bottom w:w="70" w:type="dxa"/>
+              <w:left w:w="90" w:type="dxa"/>
+              <w:right w:w="90" w:type="dxa"/>
             </w:tcMar>
           </w:tcPr>
           <w:p>
@@ -2167,14 +2233,14 @@
         </w:tc>
         <w:tc>
           <w:tcPr>
-            <w:tcW w:type="dxa" w:w="2257"/>
+            <w:tcW w:type="dxa" w:w="3740"/>
             <w:vAlign w:val="center"/>
             <w:shd w:fill="F2F5F9"/>
             <w:tcMar>
-              <w:top w:w="80" w:type="dxa"/>
-              <w:bottom w:w="80" w:type="dxa"/>
-              <w:left w:w="100" w:type="dxa"/>
-              <w:right w:w="100" w:type="dxa"/>
+              <w:top w:w="70" w:type="dxa"/>
+              <w:bottom w:w="70" w:type="dxa"/>
+              <w:left w:w="90" w:type="dxa"/>
+              <w:right w:w="90" w:type="dxa"/>
             </w:tcMar>
           </w:tcPr>
           <w:p>
@@ -2208,14 +2274,14 @@
         </w:trPr>
         <w:tc>
           <w:tcPr>
-            <w:tcW w:type="dxa" w:w="2257"/>
+            <w:tcW w:type="dxa" w:w="3740"/>
             <w:vAlign w:val="center"/>
             <w:shd w:fill="FFFFFF"/>
             <w:tcMar>
-              <w:top w:w="80" w:type="dxa"/>
-              <w:bottom w:w="80" w:type="dxa"/>
-              <w:left w:w="100" w:type="dxa"/>
-              <w:right w:w="100" w:type="dxa"/>
+              <w:top w:w="70" w:type="dxa"/>
+              <w:bottom w:w="70" w:type="dxa"/>
+              <w:left w:w="90" w:type="dxa"/>
+              <w:right w:w="90" w:type="dxa"/>
             </w:tcMar>
           </w:tcPr>
           <w:p>
@@ -2236,14 +2302,14 @@
         </w:tc>
         <w:tc>
           <w:tcPr>
-            <w:tcW w:type="dxa" w:w="2257"/>
+            <w:tcW w:type="dxa" w:w="3740"/>
             <w:vAlign w:val="center"/>
             <w:shd w:fill="FFFFFF"/>
             <w:tcMar>
-              <w:top w:w="80" w:type="dxa"/>
-              <w:bottom w:w="80" w:type="dxa"/>
-              <w:left w:w="100" w:type="dxa"/>
-              <w:right w:w="100" w:type="dxa"/>
+              <w:top w:w="70" w:type="dxa"/>
+              <w:bottom w:w="70" w:type="dxa"/>
+              <w:left w:w="90" w:type="dxa"/>
+              <w:right w:w="90" w:type="dxa"/>
             </w:tcMar>
           </w:tcPr>
           <w:p>
@@ -2263,14 +2329,14 @@
         </w:tc>
         <w:tc>
           <w:tcPr>
-            <w:tcW w:type="dxa" w:w="2257"/>
+            <w:tcW w:type="dxa" w:w="3740"/>
             <w:vAlign w:val="center"/>
             <w:shd w:fill="FFFFFF"/>
             <w:tcMar>
-              <w:top w:w="80" w:type="dxa"/>
-              <w:bottom w:w="80" w:type="dxa"/>
-              <w:left w:w="100" w:type="dxa"/>
-              <w:right w:w="100" w:type="dxa"/>
+              <w:top w:w="70" w:type="dxa"/>
+              <w:bottom w:w="70" w:type="dxa"/>
+              <w:left w:w="90" w:type="dxa"/>
+              <w:right w:w="90" w:type="dxa"/>
             </w:tcMar>
           </w:tcPr>
           <w:p>
@@ -2290,14 +2356,14 @@
         </w:tc>
         <w:tc>
           <w:tcPr>
-            <w:tcW w:type="dxa" w:w="2257"/>
+            <w:tcW w:type="dxa" w:w="3740"/>
             <w:vAlign w:val="center"/>
             <w:shd w:fill="FFFFFF"/>
             <w:tcMar>
-              <w:top w:w="80" w:type="dxa"/>
-              <w:bottom w:w="80" w:type="dxa"/>
-              <w:left w:w="100" w:type="dxa"/>
-              <w:right w:w="100" w:type="dxa"/>
+              <w:top w:w="70" w:type="dxa"/>
+              <w:bottom w:w="70" w:type="dxa"/>
+              <w:left w:w="90" w:type="dxa"/>
+              <w:right w:w="90" w:type="dxa"/>
             </w:tcMar>
           </w:tcPr>
           <w:p>
@@ -2331,14 +2397,14 @@
         </w:trPr>
         <w:tc>
           <w:tcPr>
-            <w:tcW w:type="dxa" w:w="2257"/>
+            <w:tcW w:type="dxa" w:w="3740"/>
             <w:vAlign w:val="center"/>
             <w:shd w:fill="F2F5F9"/>
             <w:tcMar>
-              <w:top w:w="80" w:type="dxa"/>
-              <w:bottom w:w="80" w:type="dxa"/>
-              <w:left w:w="100" w:type="dxa"/>
-              <w:right w:w="100" w:type="dxa"/>
+              <w:top w:w="70" w:type="dxa"/>
+              <w:bottom w:w="70" w:type="dxa"/>
+              <w:left w:w="90" w:type="dxa"/>
+              <w:right w:w="90" w:type="dxa"/>
             </w:tcMar>
           </w:tcPr>
           <w:p>
@@ -2359,14 +2425,14 @@
         </w:tc>
         <w:tc>
           <w:tcPr>
-            <w:tcW w:type="dxa" w:w="2257"/>
+            <w:tcW w:type="dxa" w:w="3740"/>
             <w:vAlign w:val="center"/>
             <w:shd w:fill="F2F5F9"/>
             <w:tcMar>
-              <w:top w:w="80" w:type="dxa"/>
-              <w:bottom w:w="80" w:type="dxa"/>
-              <w:left w:w="100" w:type="dxa"/>
-              <w:right w:w="100" w:type="dxa"/>
+              <w:top w:w="70" w:type="dxa"/>
+              <w:bottom w:w="70" w:type="dxa"/>
+              <w:left w:w="90" w:type="dxa"/>
+              <w:right w:w="90" w:type="dxa"/>
             </w:tcMar>
           </w:tcPr>
           <w:p>
@@ -2386,14 +2452,14 @@
         </w:tc>
         <w:tc>
           <w:tcPr>
-            <w:tcW w:type="dxa" w:w="2257"/>
+            <w:tcW w:type="dxa" w:w="3740"/>
             <w:vAlign w:val="center"/>
             <w:shd w:fill="F2F5F9"/>
             <w:tcMar>
-              <w:top w:w="80" w:type="dxa"/>
-              <w:bottom w:w="80" w:type="dxa"/>
-              <w:left w:w="100" w:type="dxa"/>
-              <w:right w:w="100" w:type="dxa"/>
+              <w:top w:w="70" w:type="dxa"/>
+              <w:bottom w:w="70" w:type="dxa"/>
+              <w:left w:w="90" w:type="dxa"/>
+              <w:right w:w="90" w:type="dxa"/>
             </w:tcMar>
           </w:tcPr>
           <w:p>
@@ -2413,14 +2479,14 @@
         </w:tc>
         <w:tc>
           <w:tcPr>
-            <w:tcW w:type="dxa" w:w="2257"/>
+            <w:tcW w:type="dxa" w:w="3740"/>
             <w:vAlign w:val="center"/>
             <w:shd w:fill="F2F5F9"/>
             <w:tcMar>
-              <w:top w:w="80" w:type="dxa"/>
-              <w:bottom w:w="80" w:type="dxa"/>
-              <w:left w:w="100" w:type="dxa"/>
-              <w:right w:w="100" w:type="dxa"/>
+              <w:top w:w="70" w:type="dxa"/>
+              <w:bottom w:w="70" w:type="dxa"/>
+              <w:left w:w="90" w:type="dxa"/>
+              <w:right w:w="90" w:type="dxa"/>
             </w:tcMar>
           </w:tcPr>
           <w:p>
@@ -2451,7 +2517,7 @@
     </w:tbl>
     <w:p>
       <w:pPr>
-        <w:spacing w:after="120"/>
+        <w:spacing w:after="100"/>
       </w:pPr>
     </w:p>
     <w:p>
@@ -2461,9 +2527,9 @@
       <w:r>
         <w:rPr>
           <w:color w:val="C8D2E1"/>
-          <w:sz w:val="16"/>
+          <w:sz w:val="14"/>
         </w:rPr>
-        <w:t>_________________________________________________________________________________</w:t>
+        <w:t>————————————————————————————————————————————————————————————————————————————————————————————————————————————————————————</w:t>
       </w:r>
     </w:p>
     <w:p>
@@ -2497,10 +2563,10 @@
         </w:tblBorders>
       </w:tblPr>
       <w:tblGrid>
-        <w:gridCol w:w="2257"/>
-        <w:gridCol w:w="2257"/>
-        <w:gridCol w:w="2257"/>
-        <w:gridCol w:w="2257"/>
+        <w:gridCol w:w="3740"/>
+        <w:gridCol w:w="3740"/>
+        <w:gridCol w:w="3740"/>
+        <w:gridCol w:w="3740"/>
       </w:tblGrid>
       <w:tr>
         <w:trPr>
@@ -2510,7 +2576,7 @@
         </w:trPr>
         <w:tc>
           <w:tcPr>
-            <w:tcW w:type="dxa" w:w="2257"/>
+            <w:tcW w:type="dxa" w:w="3740"/>
             <w:vAlign w:val="center"/>
             <w:shd w:fill="1F3864"/>
             <w:tcMar>
@@ -2538,7 +2604,7 @@
         </w:tc>
         <w:tc>
           <w:tcPr>
-            <w:tcW w:type="dxa" w:w="2257"/>
+            <w:tcW w:type="dxa" w:w="3740"/>
             <w:vAlign w:val="center"/>
             <w:shd w:fill="1F3864"/>
             <w:tcMar>
@@ -2566,7 +2632,7 @@
         </w:tc>
         <w:tc>
           <w:tcPr>
-            <w:tcW w:type="dxa" w:w="2257"/>
+            <w:tcW w:type="dxa" w:w="3740"/>
             <w:vAlign w:val="center"/>
             <w:shd w:fill="1F3864"/>
             <w:tcMar>
@@ -2594,7 +2660,7 @@
         </w:tc>
         <w:tc>
           <w:tcPr>
-            <w:tcW w:type="dxa" w:w="2257"/>
+            <w:tcW w:type="dxa" w:w="3740"/>
             <w:vAlign w:val="center"/>
             <w:shd w:fill="1F3864"/>
             <w:tcMar>
@@ -2627,14 +2693,14 @@
         </w:trPr>
         <w:tc>
           <w:tcPr>
-            <w:tcW w:type="dxa" w:w="2257"/>
+            <w:tcW w:type="dxa" w:w="3740"/>
             <w:vAlign w:val="center"/>
             <w:shd w:fill="FFFFFF"/>
             <w:tcMar>
-              <w:top w:w="80" w:type="dxa"/>
-              <w:bottom w:w="80" w:type="dxa"/>
-              <w:left w:w="100" w:type="dxa"/>
-              <w:right w:w="100" w:type="dxa"/>
+              <w:top w:w="70" w:type="dxa"/>
+              <w:bottom w:w="70" w:type="dxa"/>
+              <w:left w:w="90" w:type="dxa"/>
+              <w:right w:w="90" w:type="dxa"/>
             </w:tcMar>
           </w:tcPr>
           <w:p>
@@ -2654,14 +2720,14 @@
         </w:tc>
         <w:tc>
           <w:tcPr>
-            <w:tcW w:type="dxa" w:w="2257"/>
+            <w:tcW w:type="dxa" w:w="3740"/>
             <w:vAlign w:val="center"/>
             <w:shd w:fill="FFFFFF"/>
             <w:tcMar>
-              <w:top w:w="80" w:type="dxa"/>
-              <w:bottom w:w="80" w:type="dxa"/>
-              <w:left w:w="100" w:type="dxa"/>
-              <w:right w:w="100" w:type="dxa"/>
+              <w:top w:w="70" w:type="dxa"/>
+              <w:bottom w:w="70" w:type="dxa"/>
+              <w:left w:w="90" w:type="dxa"/>
+              <w:right w:w="90" w:type="dxa"/>
             </w:tcMar>
           </w:tcPr>
           <w:p>
@@ -2681,14 +2747,14 @@
         </w:tc>
         <w:tc>
           <w:tcPr>
-            <w:tcW w:type="dxa" w:w="2257"/>
+            <w:tcW w:type="dxa" w:w="3740"/>
             <w:vAlign w:val="center"/>
             <w:shd w:fill="FFFFFF"/>
             <w:tcMar>
-              <w:top w:w="80" w:type="dxa"/>
-              <w:bottom w:w="80" w:type="dxa"/>
-              <w:left w:w="100" w:type="dxa"/>
-              <w:right w:w="100" w:type="dxa"/>
+              <w:top w:w="70" w:type="dxa"/>
+              <w:bottom w:w="70" w:type="dxa"/>
+              <w:left w:w="90" w:type="dxa"/>
+              <w:right w:w="90" w:type="dxa"/>
             </w:tcMar>
           </w:tcPr>
           <w:p>
@@ -2708,14 +2774,14 @@
         </w:tc>
         <w:tc>
           <w:tcPr>
-            <w:tcW w:type="dxa" w:w="2257"/>
+            <w:tcW w:type="dxa" w:w="3740"/>
             <w:vAlign w:val="center"/>
             <w:shd w:fill="FFFFFF"/>
             <w:tcMar>
-              <w:top w:w="80" w:type="dxa"/>
-              <w:bottom w:w="80" w:type="dxa"/>
-              <w:left w:w="100" w:type="dxa"/>
-              <w:right w:w="100" w:type="dxa"/>
+              <w:top w:w="70" w:type="dxa"/>
+              <w:bottom w:w="70" w:type="dxa"/>
+              <w:left w:w="90" w:type="dxa"/>
+              <w:right w:w="90" w:type="dxa"/>
             </w:tcMar>
           </w:tcPr>
           <w:p>
@@ -2740,14 +2806,14 @@
         </w:trPr>
         <w:tc>
           <w:tcPr>
-            <w:tcW w:type="dxa" w:w="2257"/>
+            <w:tcW w:type="dxa" w:w="3740"/>
             <w:vAlign w:val="center"/>
             <w:shd w:fill="F2F5F9"/>
             <w:tcMar>
-              <w:top w:w="80" w:type="dxa"/>
-              <w:bottom w:w="80" w:type="dxa"/>
-              <w:left w:w="100" w:type="dxa"/>
-              <w:right w:w="100" w:type="dxa"/>
+              <w:top w:w="70" w:type="dxa"/>
+              <w:bottom w:w="70" w:type="dxa"/>
+              <w:left w:w="90" w:type="dxa"/>
+              <w:right w:w="90" w:type="dxa"/>
             </w:tcMar>
           </w:tcPr>
           <w:p>
@@ -2767,14 +2833,14 @@
         </w:tc>
         <w:tc>
           <w:tcPr>
-            <w:tcW w:type="dxa" w:w="2257"/>
+            <w:tcW w:type="dxa" w:w="3740"/>
             <w:vAlign w:val="center"/>
             <w:shd w:fill="F2F5F9"/>
             <w:tcMar>
-              <w:top w:w="80" w:type="dxa"/>
-              <w:bottom w:w="80" w:type="dxa"/>
-              <w:left w:w="100" w:type="dxa"/>
-              <w:right w:w="100" w:type="dxa"/>
+              <w:top w:w="70" w:type="dxa"/>
+              <w:bottom w:w="70" w:type="dxa"/>
+              <w:left w:w="90" w:type="dxa"/>
+              <w:right w:w="90" w:type="dxa"/>
             </w:tcMar>
           </w:tcPr>
           <w:p>
@@ -2794,14 +2860,14 @@
         </w:tc>
         <w:tc>
           <w:tcPr>
-            <w:tcW w:type="dxa" w:w="2257"/>
+            <w:tcW w:type="dxa" w:w="3740"/>
             <w:vAlign w:val="center"/>
             <w:shd w:fill="F2F5F9"/>
             <w:tcMar>
-              <w:top w:w="80" w:type="dxa"/>
-              <w:bottom w:w="80" w:type="dxa"/>
-              <w:left w:w="100" w:type="dxa"/>
-              <w:right w:w="100" w:type="dxa"/>
+              <w:top w:w="70" w:type="dxa"/>
+              <w:bottom w:w="70" w:type="dxa"/>
+              <w:left w:w="90" w:type="dxa"/>
+              <w:right w:w="90" w:type="dxa"/>
             </w:tcMar>
           </w:tcPr>
           <w:p>
@@ -2821,14 +2887,14 @@
         </w:tc>
         <w:tc>
           <w:tcPr>
-            <w:tcW w:type="dxa" w:w="2257"/>
+            <w:tcW w:type="dxa" w:w="3740"/>
             <w:vAlign w:val="center"/>
             <w:shd w:fill="F2F5F9"/>
             <w:tcMar>
-              <w:top w:w="80" w:type="dxa"/>
-              <w:bottom w:w="80" w:type="dxa"/>
-              <w:left w:w="100" w:type="dxa"/>
-              <w:right w:w="100" w:type="dxa"/>
+              <w:top w:w="70" w:type="dxa"/>
+              <w:bottom w:w="70" w:type="dxa"/>
+              <w:left w:w="90" w:type="dxa"/>
+              <w:right w:w="90" w:type="dxa"/>
             </w:tcMar>
           </w:tcPr>
           <w:p>
@@ -2853,14 +2919,14 @@
         </w:trPr>
         <w:tc>
           <w:tcPr>
-            <w:tcW w:type="dxa" w:w="2257"/>
+            <w:tcW w:type="dxa" w:w="3740"/>
             <w:vAlign w:val="center"/>
             <w:shd w:fill="FFFFFF"/>
             <w:tcMar>
-              <w:top w:w="80" w:type="dxa"/>
-              <w:bottom w:w="80" w:type="dxa"/>
-              <w:left w:w="100" w:type="dxa"/>
-              <w:right w:w="100" w:type="dxa"/>
+              <w:top w:w="70" w:type="dxa"/>
+              <w:bottom w:w="70" w:type="dxa"/>
+              <w:left w:w="90" w:type="dxa"/>
+              <w:right w:w="90" w:type="dxa"/>
             </w:tcMar>
           </w:tcPr>
           <w:p>
@@ -2880,14 +2946,14 @@
         </w:tc>
         <w:tc>
           <w:tcPr>
-            <w:tcW w:type="dxa" w:w="2257"/>
+            <w:tcW w:type="dxa" w:w="3740"/>
             <w:vAlign w:val="center"/>
             <w:shd w:fill="FFFFFF"/>
             <w:tcMar>
-              <w:top w:w="80" w:type="dxa"/>
-              <w:bottom w:w="80" w:type="dxa"/>
-              <w:left w:w="100" w:type="dxa"/>
-              <w:right w:w="100" w:type="dxa"/>
+              <w:top w:w="70" w:type="dxa"/>
+              <w:bottom w:w="70" w:type="dxa"/>
+              <w:left w:w="90" w:type="dxa"/>
+              <w:right w:w="90" w:type="dxa"/>
             </w:tcMar>
           </w:tcPr>
           <w:p>
@@ -2907,14 +2973,14 @@
         </w:tc>
         <w:tc>
           <w:tcPr>
-            <w:tcW w:type="dxa" w:w="2257"/>
+            <w:tcW w:type="dxa" w:w="3740"/>
             <w:vAlign w:val="center"/>
             <w:shd w:fill="FFFFFF"/>
             <w:tcMar>
-              <w:top w:w="80" w:type="dxa"/>
-              <w:bottom w:w="80" w:type="dxa"/>
-              <w:left w:w="100" w:type="dxa"/>
-              <w:right w:w="100" w:type="dxa"/>
+              <w:top w:w="70" w:type="dxa"/>
+              <w:bottom w:w="70" w:type="dxa"/>
+              <w:left w:w="90" w:type="dxa"/>
+              <w:right w:w="90" w:type="dxa"/>
             </w:tcMar>
           </w:tcPr>
           <w:p>
@@ -2934,14 +3000,14 @@
         </w:tc>
         <w:tc>
           <w:tcPr>
-            <w:tcW w:type="dxa" w:w="2257"/>
+            <w:tcW w:type="dxa" w:w="3740"/>
             <w:vAlign w:val="center"/>
             <w:shd w:fill="FFFFFF"/>
             <w:tcMar>
-              <w:top w:w="80" w:type="dxa"/>
-              <w:bottom w:w="80" w:type="dxa"/>
-              <w:left w:w="100" w:type="dxa"/>
-              <w:right w:w="100" w:type="dxa"/>
+              <w:top w:w="70" w:type="dxa"/>
+              <w:bottom w:w="70" w:type="dxa"/>
+              <w:left w:w="90" w:type="dxa"/>
+              <w:right w:w="90" w:type="dxa"/>
             </w:tcMar>
           </w:tcPr>
           <w:p>
@@ -2966,14 +3032,14 @@
         </w:trPr>
         <w:tc>
           <w:tcPr>
-            <w:tcW w:type="dxa" w:w="2257"/>
+            <w:tcW w:type="dxa" w:w="3740"/>
             <w:vAlign w:val="center"/>
             <w:shd w:fill="F2F5F9"/>
             <w:tcMar>
-              <w:top w:w="80" w:type="dxa"/>
-              <w:bottom w:w="80" w:type="dxa"/>
-              <w:left w:w="100" w:type="dxa"/>
-              <w:right w:w="100" w:type="dxa"/>
+              <w:top w:w="70" w:type="dxa"/>
+              <w:bottom w:w="70" w:type="dxa"/>
+              <w:left w:w="90" w:type="dxa"/>
+              <w:right w:w="90" w:type="dxa"/>
             </w:tcMar>
           </w:tcPr>
           <w:p>
@@ -2993,14 +3059,14 @@
         </w:tc>
         <w:tc>
           <w:tcPr>
-            <w:tcW w:type="dxa" w:w="2257"/>
+            <w:tcW w:type="dxa" w:w="3740"/>
             <w:vAlign w:val="center"/>
             <w:shd w:fill="F2F5F9"/>
             <w:tcMar>
-              <w:top w:w="80" w:type="dxa"/>
-              <w:bottom w:w="80" w:type="dxa"/>
-              <w:left w:w="100" w:type="dxa"/>
-              <w:right w:w="100" w:type="dxa"/>
+              <w:top w:w="70" w:type="dxa"/>
+              <w:bottom w:w="70" w:type="dxa"/>
+              <w:left w:w="90" w:type="dxa"/>
+              <w:right w:w="90" w:type="dxa"/>
             </w:tcMar>
           </w:tcPr>
           <w:p>
@@ -3020,14 +3086,14 @@
         </w:tc>
         <w:tc>
           <w:tcPr>
-            <w:tcW w:type="dxa" w:w="2257"/>
+            <w:tcW w:type="dxa" w:w="3740"/>
             <w:vAlign w:val="center"/>
             <w:shd w:fill="F2F5F9"/>
             <w:tcMar>
-              <w:top w:w="80" w:type="dxa"/>
-              <w:bottom w:w="80" w:type="dxa"/>
-              <w:left w:w="100" w:type="dxa"/>
-              <w:right w:w="100" w:type="dxa"/>
+              <w:top w:w="70" w:type="dxa"/>
+              <w:bottom w:w="70" w:type="dxa"/>
+              <w:left w:w="90" w:type="dxa"/>
+              <w:right w:w="90" w:type="dxa"/>
             </w:tcMar>
           </w:tcPr>
           <w:p>
@@ -3047,14 +3113,14 @@
         </w:tc>
         <w:tc>
           <w:tcPr>
-            <w:tcW w:type="dxa" w:w="2257"/>
+            <w:tcW w:type="dxa" w:w="3740"/>
             <w:vAlign w:val="center"/>
             <w:shd w:fill="F2F5F9"/>
             <w:tcMar>
-              <w:top w:w="80" w:type="dxa"/>
-              <w:bottom w:w="80" w:type="dxa"/>
-              <w:left w:w="100" w:type="dxa"/>
-              <w:right w:w="100" w:type="dxa"/>
+              <w:top w:w="70" w:type="dxa"/>
+              <w:bottom w:w="70" w:type="dxa"/>
+              <w:left w:w="90" w:type="dxa"/>
+              <w:right w:w="90" w:type="dxa"/>
             </w:tcMar>
           </w:tcPr>
           <w:p>
@@ -3088,14 +3154,14 @@
         </w:trPr>
         <w:tc>
           <w:tcPr>
-            <w:tcW w:type="dxa" w:w="2257"/>
+            <w:tcW w:type="dxa" w:w="3740"/>
             <w:vAlign w:val="center"/>
             <w:shd w:fill="FFFFFF"/>
             <w:tcMar>
-              <w:top w:w="80" w:type="dxa"/>
-              <w:bottom w:w="80" w:type="dxa"/>
-              <w:left w:w="100" w:type="dxa"/>
-              <w:right w:w="100" w:type="dxa"/>
+              <w:top w:w="70" w:type="dxa"/>
+              <w:bottom w:w="70" w:type="dxa"/>
+              <w:left w:w="90" w:type="dxa"/>
+              <w:right w:w="90" w:type="dxa"/>
             </w:tcMar>
           </w:tcPr>
           <w:p>
@@ -3115,14 +3181,14 @@
         </w:tc>
         <w:tc>
           <w:tcPr>
-            <w:tcW w:type="dxa" w:w="2257"/>
+            <w:tcW w:type="dxa" w:w="3740"/>
             <w:vAlign w:val="center"/>
             <w:shd w:fill="FFFFFF"/>
             <w:tcMar>
-              <w:top w:w="80" w:type="dxa"/>
-              <w:bottom w:w="80" w:type="dxa"/>
-              <w:left w:w="100" w:type="dxa"/>
-              <w:right w:w="100" w:type="dxa"/>
+              <w:top w:w="70" w:type="dxa"/>
+              <w:bottom w:w="70" w:type="dxa"/>
+              <w:left w:w="90" w:type="dxa"/>
+              <w:right w:w="90" w:type="dxa"/>
             </w:tcMar>
           </w:tcPr>
           <w:p>
@@ -3142,14 +3208,14 @@
         </w:tc>
         <w:tc>
           <w:tcPr>
-            <w:tcW w:type="dxa" w:w="2257"/>
+            <w:tcW w:type="dxa" w:w="3740"/>
             <w:vAlign w:val="center"/>
             <w:shd w:fill="FFFFFF"/>
             <w:tcMar>
-              <w:top w:w="80" w:type="dxa"/>
-              <w:bottom w:w="80" w:type="dxa"/>
-              <w:left w:w="100" w:type="dxa"/>
-              <w:right w:w="100" w:type="dxa"/>
+              <w:top w:w="70" w:type="dxa"/>
+              <w:bottom w:w="70" w:type="dxa"/>
+              <w:left w:w="90" w:type="dxa"/>
+              <w:right w:w="90" w:type="dxa"/>
             </w:tcMar>
           </w:tcPr>
           <w:p>
@@ -3169,14 +3235,14 @@
         </w:tc>
         <w:tc>
           <w:tcPr>
-            <w:tcW w:type="dxa" w:w="2257"/>
+            <w:tcW w:type="dxa" w:w="3740"/>
             <w:vAlign w:val="center"/>
             <w:shd w:fill="FFFFFF"/>
             <w:tcMar>
-              <w:top w:w="80" w:type="dxa"/>
-              <w:bottom w:w="80" w:type="dxa"/>
-              <w:left w:w="100" w:type="dxa"/>
-              <w:right w:w="100" w:type="dxa"/>
+              <w:top w:w="70" w:type="dxa"/>
+              <w:bottom w:w="70" w:type="dxa"/>
+              <w:left w:w="90" w:type="dxa"/>
+              <w:right w:w="90" w:type="dxa"/>
             </w:tcMar>
           </w:tcPr>
           <w:p>
@@ -3201,14 +3267,14 @@
         </w:trPr>
         <w:tc>
           <w:tcPr>
-            <w:tcW w:type="dxa" w:w="2257"/>
+            <w:tcW w:type="dxa" w:w="3740"/>
             <w:vAlign w:val="center"/>
             <w:shd w:fill="F2F5F9"/>
             <w:tcMar>
-              <w:top w:w="80" w:type="dxa"/>
-              <w:bottom w:w="80" w:type="dxa"/>
-              <w:left w:w="100" w:type="dxa"/>
-              <w:right w:w="100" w:type="dxa"/>
+              <w:top w:w="70" w:type="dxa"/>
+              <w:bottom w:w="70" w:type="dxa"/>
+              <w:left w:w="90" w:type="dxa"/>
+              <w:right w:w="90" w:type="dxa"/>
             </w:tcMar>
           </w:tcPr>
           <w:p>
@@ -3228,14 +3294,14 @@
         </w:tc>
         <w:tc>
           <w:tcPr>
-            <w:tcW w:type="dxa" w:w="2257"/>
+            <w:tcW w:type="dxa" w:w="3740"/>
             <w:vAlign w:val="center"/>
             <w:shd w:fill="F2F5F9"/>
             <w:tcMar>
-              <w:top w:w="80" w:type="dxa"/>
-              <w:bottom w:w="80" w:type="dxa"/>
-              <w:left w:w="100" w:type="dxa"/>
-              <w:right w:w="100" w:type="dxa"/>
+              <w:top w:w="70" w:type="dxa"/>
+              <w:bottom w:w="70" w:type="dxa"/>
+              <w:left w:w="90" w:type="dxa"/>
+              <w:right w:w="90" w:type="dxa"/>
             </w:tcMar>
           </w:tcPr>
           <w:p>
@@ -3255,14 +3321,14 @@
         </w:tc>
         <w:tc>
           <w:tcPr>
-            <w:tcW w:type="dxa" w:w="2257"/>
+            <w:tcW w:type="dxa" w:w="3740"/>
             <w:vAlign w:val="center"/>
             <w:shd w:fill="F2F5F9"/>
             <w:tcMar>
-              <w:top w:w="80" w:type="dxa"/>
-              <w:bottom w:w="80" w:type="dxa"/>
-              <w:left w:w="100" w:type="dxa"/>
-              <w:right w:w="100" w:type="dxa"/>
+              <w:top w:w="70" w:type="dxa"/>
+              <w:bottom w:w="70" w:type="dxa"/>
+              <w:left w:w="90" w:type="dxa"/>
+              <w:right w:w="90" w:type="dxa"/>
             </w:tcMar>
           </w:tcPr>
           <w:p>
@@ -3282,14 +3348,14 @@
         </w:tc>
         <w:tc>
           <w:tcPr>
-            <w:tcW w:type="dxa" w:w="2257"/>
+            <w:tcW w:type="dxa" w:w="3740"/>
             <w:vAlign w:val="center"/>
             <w:shd w:fill="F2F5F9"/>
             <w:tcMar>
-              <w:top w:w="80" w:type="dxa"/>
-              <w:bottom w:w="80" w:type="dxa"/>
-              <w:left w:w="100" w:type="dxa"/>
-              <w:right w:w="100" w:type="dxa"/>
+              <w:top w:w="70" w:type="dxa"/>
+              <w:bottom w:w="70" w:type="dxa"/>
+              <w:left w:w="90" w:type="dxa"/>
+              <w:right w:w="90" w:type="dxa"/>
             </w:tcMar>
           </w:tcPr>
           <w:p>
@@ -3314,14 +3380,14 @@
         </w:trPr>
         <w:tc>
           <w:tcPr>
-            <w:tcW w:type="dxa" w:w="2257"/>
+            <w:tcW w:type="dxa" w:w="3740"/>
             <w:vAlign w:val="center"/>
             <w:shd w:fill="FFFFFF"/>
             <w:tcMar>
-              <w:top w:w="80" w:type="dxa"/>
-              <w:bottom w:w="80" w:type="dxa"/>
-              <w:left w:w="100" w:type="dxa"/>
-              <w:right w:w="100" w:type="dxa"/>
+              <w:top w:w="70" w:type="dxa"/>
+              <w:bottom w:w="70" w:type="dxa"/>
+              <w:left w:w="90" w:type="dxa"/>
+              <w:right w:w="90" w:type="dxa"/>
             </w:tcMar>
           </w:tcPr>
           <w:p>
@@ -3341,14 +3407,14 @@
         </w:tc>
         <w:tc>
           <w:tcPr>
-            <w:tcW w:type="dxa" w:w="2257"/>
+            <w:tcW w:type="dxa" w:w="3740"/>
             <w:vAlign w:val="center"/>
             <w:shd w:fill="FFFFFF"/>
             <w:tcMar>
-              <w:top w:w="80" w:type="dxa"/>
-              <w:bottom w:w="80" w:type="dxa"/>
-              <w:left w:w="100" w:type="dxa"/>
-              <w:right w:w="100" w:type="dxa"/>
+              <w:top w:w="70" w:type="dxa"/>
+              <w:bottom w:w="70" w:type="dxa"/>
+              <w:left w:w="90" w:type="dxa"/>
+              <w:right w:w="90" w:type="dxa"/>
             </w:tcMar>
           </w:tcPr>
           <w:p>
@@ -3368,14 +3434,14 @@
         </w:tc>
         <w:tc>
           <w:tcPr>
-            <w:tcW w:type="dxa" w:w="2257"/>
+            <w:tcW w:type="dxa" w:w="3740"/>
             <w:vAlign w:val="center"/>
             <w:shd w:fill="FFFFFF"/>
             <w:tcMar>
-              <w:top w:w="80" w:type="dxa"/>
-              <w:bottom w:w="80" w:type="dxa"/>
-              <w:left w:w="100" w:type="dxa"/>
-              <w:right w:w="100" w:type="dxa"/>
+              <w:top w:w="70" w:type="dxa"/>
+              <w:bottom w:w="70" w:type="dxa"/>
+              <w:left w:w="90" w:type="dxa"/>
+              <w:right w:w="90" w:type="dxa"/>
             </w:tcMar>
           </w:tcPr>
           <w:p>
@@ -3395,14 +3461,14 @@
         </w:tc>
         <w:tc>
           <w:tcPr>
-            <w:tcW w:type="dxa" w:w="2257"/>
+            <w:tcW w:type="dxa" w:w="3740"/>
             <w:vAlign w:val="center"/>
             <w:shd w:fill="FFFFFF"/>
             <w:tcMar>
-              <w:top w:w="80" w:type="dxa"/>
-              <w:bottom w:w="80" w:type="dxa"/>
-              <w:left w:w="100" w:type="dxa"/>
-              <w:right w:w="100" w:type="dxa"/>
+              <w:top w:w="70" w:type="dxa"/>
+              <w:bottom w:w="70" w:type="dxa"/>
+              <w:left w:w="90" w:type="dxa"/>
+              <w:right w:w="90" w:type="dxa"/>
             </w:tcMar>
           </w:tcPr>
           <w:p>
@@ -3427,14 +3493,14 @@
         </w:trPr>
         <w:tc>
           <w:tcPr>
-            <w:tcW w:type="dxa" w:w="2257"/>
+            <w:tcW w:type="dxa" w:w="3740"/>
             <w:vAlign w:val="center"/>
             <w:shd w:fill="F2F5F9"/>
             <w:tcMar>
-              <w:top w:w="80" w:type="dxa"/>
-              <w:bottom w:w="80" w:type="dxa"/>
-              <w:left w:w="100" w:type="dxa"/>
-              <w:right w:w="100" w:type="dxa"/>
+              <w:top w:w="70" w:type="dxa"/>
+              <w:bottom w:w="70" w:type="dxa"/>
+              <w:left w:w="90" w:type="dxa"/>
+              <w:right w:w="90" w:type="dxa"/>
             </w:tcMar>
           </w:tcPr>
           <w:p>
@@ -3454,14 +3520,14 @@
         </w:tc>
         <w:tc>
           <w:tcPr>
-            <w:tcW w:type="dxa" w:w="2257"/>
+            <w:tcW w:type="dxa" w:w="3740"/>
             <w:vAlign w:val="center"/>
             <w:shd w:fill="F2F5F9"/>
             <w:tcMar>
-              <w:top w:w="80" w:type="dxa"/>
-              <w:bottom w:w="80" w:type="dxa"/>
-              <w:left w:w="100" w:type="dxa"/>
-              <w:right w:w="100" w:type="dxa"/>
+              <w:top w:w="70" w:type="dxa"/>
+              <w:bottom w:w="70" w:type="dxa"/>
+              <w:left w:w="90" w:type="dxa"/>
+              <w:right w:w="90" w:type="dxa"/>
             </w:tcMar>
           </w:tcPr>
           <w:p>
@@ -3481,14 +3547,14 @@
         </w:tc>
         <w:tc>
           <w:tcPr>
-            <w:tcW w:type="dxa" w:w="2257"/>
+            <w:tcW w:type="dxa" w:w="3740"/>
             <w:vAlign w:val="center"/>
             <w:shd w:fill="F2F5F9"/>
             <w:tcMar>
-              <w:top w:w="80" w:type="dxa"/>
-              <w:bottom w:w="80" w:type="dxa"/>
-              <w:left w:w="100" w:type="dxa"/>
-              <w:right w:w="100" w:type="dxa"/>
+              <w:top w:w="70" w:type="dxa"/>
+              <w:bottom w:w="70" w:type="dxa"/>
+              <w:left w:w="90" w:type="dxa"/>
+              <w:right w:w="90" w:type="dxa"/>
             </w:tcMar>
           </w:tcPr>
           <w:p>
@@ -3508,14 +3574,14 @@
         </w:tc>
         <w:tc>
           <w:tcPr>
-            <w:tcW w:type="dxa" w:w="2257"/>
+            <w:tcW w:type="dxa" w:w="3740"/>
             <w:vAlign w:val="center"/>
             <w:shd w:fill="F2F5F9"/>
             <w:tcMar>
-              <w:top w:w="80" w:type="dxa"/>
-              <w:bottom w:w="80" w:type="dxa"/>
-              <w:left w:w="100" w:type="dxa"/>
-              <w:right w:w="100" w:type="dxa"/>
+              <w:top w:w="70" w:type="dxa"/>
+              <w:bottom w:w="70" w:type="dxa"/>
+              <w:left w:w="90" w:type="dxa"/>
+              <w:right w:w="90" w:type="dxa"/>
             </w:tcMar>
           </w:tcPr>
           <w:p>
@@ -3540,14 +3606,14 @@
         </w:trPr>
         <w:tc>
           <w:tcPr>
-            <w:tcW w:type="dxa" w:w="2257"/>
+            <w:tcW w:type="dxa" w:w="3740"/>
             <w:vAlign w:val="center"/>
             <w:shd w:fill="FFFFFF"/>
             <w:tcMar>
-              <w:top w:w="80" w:type="dxa"/>
-              <w:bottom w:w="80" w:type="dxa"/>
-              <w:left w:w="100" w:type="dxa"/>
-              <w:right w:w="100" w:type="dxa"/>
+              <w:top w:w="70" w:type="dxa"/>
+              <w:bottom w:w="70" w:type="dxa"/>
+              <w:left w:w="90" w:type="dxa"/>
+              <w:right w:w="90" w:type="dxa"/>
             </w:tcMar>
           </w:tcPr>
           <w:p>
@@ -3567,14 +3633,14 @@
         </w:tc>
         <w:tc>
           <w:tcPr>
-            <w:tcW w:type="dxa" w:w="2257"/>
+            <w:tcW w:type="dxa" w:w="3740"/>
             <w:vAlign w:val="center"/>
             <w:shd w:fill="FFFFFF"/>
             <w:tcMar>
-              <w:top w:w="80" w:type="dxa"/>
-              <w:bottom w:w="80" w:type="dxa"/>
-              <w:left w:w="100" w:type="dxa"/>
-              <w:right w:w="100" w:type="dxa"/>
+              <w:top w:w="70" w:type="dxa"/>
+              <w:bottom w:w="70" w:type="dxa"/>
+              <w:left w:w="90" w:type="dxa"/>
+              <w:right w:w="90" w:type="dxa"/>
             </w:tcMar>
           </w:tcPr>
           <w:p>
@@ -3594,14 +3660,14 @@
         </w:tc>
         <w:tc>
           <w:tcPr>
-            <w:tcW w:type="dxa" w:w="2257"/>
+            <w:tcW w:type="dxa" w:w="3740"/>
             <w:vAlign w:val="center"/>
             <w:shd w:fill="FFFFFF"/>
             <w:tcMar>
-              <w:top w:w="80" w:type="dxa"/>
-              <w:bottom w:w="80" w:type="dxa"/>
-              <w:left w:w="100" w:type="dxa"/>
-              <w:right w:w="100" w:type="dxa"/>
+              <w:top w:w="70" w:type="dxa"/>
+              <w:bottom w:w="70" w:type="dxa"/>
+              <w:left w:w="90" w:type="dxa"/>
+              <w:right w:w="90" w:type="dxa"/>
             </w:tcMar>
           </w:tcPr>
           <w:p>
@@ -3621,14 +3687,14 @@
         </w:tc>
         <w:tc>
           <w:tcPr>
-            <w:tcW w:type="dxa" w:w="2257"/>
+            <w:tcW w:type="dxa" w:w="3740"/>
             <w:vAlign w:val="center"/>
             <w:shd w:fill="FFFFFF"/>
             <w:tcMar>
-              <w:top w:w="80" w:type="dxa"/>
-              <w:bottom w:w="80" w:type="dxa"/>
-              <w:left w:w="100" w:type="dxa"/>
-              <w:right w:w="100" w:type="dxa"/>
+              <w:top w:w="70" w:type="dxa"/>
+              <w:bottom w:w="70" w:type="dxa"/>
+              <w:left w:w="90" w:type="dxa"/>
+              <w:right w:w="90" w:type="dxa"/>
             </w:tcMar>
           </w:tcPr>
           <w:p>
@@ -3653,14 +3719,14 @@
         </w:trPr>
         <w:tc>
           <w:tcPr>
-            <w:tcW w:type="dxa" w:w="2257"/>
+            <w:tcW w:type="dxa" w:w="3740"/>
             <w:vAlign w:val="center"/>
             <w:shd w:fill="F2F5F9"/>
             <w:tcMar>
-              <w:top w:w="80" w:type="dxa"/>
-              <w:bottom w:w="80" w:type="dxa"/>
-              <w:left w:w="100" w:type="dxa"/>
-              <w:right w:w="100" w:type="dxa"/>
+              <w:top w:w="70" w:type="dxa"/>
+              <w:bottom w:w="70" w:type="dxa"/>
+              <w:left w:w="90" w:type="dxa"/>
+              <w:right w:w="90" w:type="dxa"/>
             </w:tcMar>
           </w:tcPr>
           <w:p>
@@ -3680,14 +3746,14 @@
         </w:tc>
         <w:tc>
           <w:tcPr>
-            <w:tcW w:type="dxa" w:w="2257"/>
+            <w:tcW w:type="dxa" w:w="3740"/>
             <w:vAlign w:val="center"/>
             <w:shd w:fill="F2F5F9"/>
             <w:tcMar>
-              <w:top w:w="80" w:type="dxa"/>
-              <w:bottom w:w="80" w:type="dxa"/>
-              <w:left w:w="100" w:type="dxa"/>
-              <w:right w:w="100" w:type="dxa"/>
+              <w:top w:w="70" w:type="dxa"/>
+              <w:bottom w:w="70" w:type="dxa"/>
+              <w:left w:w="90" w:type="dxa"/>
+              <w:right w:w="90" w:type="dxa"/>
             </w:tcMar>
           </w:tcPr>
           <w:p>
@@ -3707,14 +3773,14 @@
         </w:tc>
         <w:tc>
           <w:tcPr>
-            <w:tcW w:type="dxa" w:w="2257"/>
+            <w:tcW w:type="dxa" w:w="3740"/>
             <w:vAlign w:val="center"/>
             <w:shd w:fill="F2F5F9"/>
             <w:tcMar>
-              <w:top w:w="80" w:type="dxa"/>
-              <w:bottom w:w="80" w:type="dxa"/>
-              <w:left w:w="100" w:type="dxa"/>
-              <w:right w:w="100" w:type="dxa"/>
+              <w:top w:w="70" w:type="dxa"/>
+              <w:bottom w:w="70" w:type="dxa"/>
+              <w:left w:w="90" w:type="dxa"/>
+              <w:right w:w="90" w:type="dxa"/>
             </w:tcMar>
           </w:tcPr>
           <w:p>
@@ -3734,14 +3800,14 @@
         </w:tc>
         <w:tc>
           <w:tcPr>
-            <w:tcW w:type="dxa" w:w="2257"/>
+            <w:tcW w:type="dxa" w:w="3740"/>
             <w:vAlign w:val="center"/>
             <w:shd w:fill="F2F5F9"/>
             <w:tcMar>
-              <w:top w:w="80" w:type="dxa"/>
-              <w:bottom w:w="80" w:type="dxa"/>
-              <w:left w:w="100" w:type="dxa"/>
-              <w:right w:w="100" w:type="dxa"/>
+              <w:top w:w="70" w:type="dxa"/>
+              <w:bottom w:w="70" w:type="dxa"/>
+              <w:left w:w="90" w:type="dxa"/>
+              <w:right w:w="90" w:type="dxa"/>
             </w:tcMar>
           </w:tcPr>
           <w:p>
@@ -3766,14 +3832,14 @@
         </w:trPr>
         <w:tc>
           <w:tcPr>
-            <w:tcW w:type="dxa" w:w="2257"/>
+            <w:tcW w:type="dxa" w:w="3740"/>
             <w:vAlign w:val="center"/>
             <w:shd w:fill="FFFFFF"/>
             <w:tcMar>
-              <w:top w:w="80" w:type="dxa"/>
-              <w:bottom w:w="80" w:type="dxa"/>
-              <w:left w:w="100" w:type="dxa"/>
-              <w:right w:w="100" w:type="dxa"/>
+              <w:top w:w="70" w:type="dxa"/>
+              <w:bottom w:w="70" w:type="dxa"/>
+              <w:left w:w="90" w:type="dxa"/>
+              <w:right w:w="90" w:type="dxa"/>
             </w:tcMar>
           </w:tcPr>
           <w:p>
@@ -3793,14 +3859,14 @@
         </w:tc>
         <w:tc>
           <w:tcPr>
-            <w:tcW w:type="dxa" w:w="2257"/>
+            <w:tcW w:type="dxa" w:w="3740"/>
             <w:vAlign w:val="center"/>
             <w:shd w:fill="FFFFFF"/>
             <w:tcMar>
-              <w:top w:w="80" w:type="dxa"/>
-              <w:bottom w:w="80" w:type="dxa"/>
-              <w:left w:w="100" w:type="dxa"/>
-              <w:right w:w="100" w:type="dxa"/>
+              <w:top w:w="70" w:type="dxa"/>
+              <w:bottom w:w="70" w:type="dxa"/>
+              <w:left w:w="90" w:type="dxa"/>
+              <w:right w:w="90" w:type="dxa"/>
             </w:tcMar>
           </w:tcPr>
           <w:p>
@@ -3820,14 +3886,14 @@
         </w:tc>
         <w:tc>
           <w:tcPr>
-            <w:tcW w:type="dxa" w:w="2257"/>
+            <w:tcW w:type="dxa" w:w="3740"/>
             <w:vAlign w:val="center"/>
             <w:shd w:fill="FFFFFF"/>
             <w:tcMar>
-              <w:top w:w="80" w:type="dxa"/>
-              <w:bottom w:w="80" w:type="dxa"/>
-              <w:left w:w="100" w:type="dxa"/>
-              <w:right w:w="100" w:type="dxa"/>
+              <w:top w:w="70" w:type="dxa"/>
+              <w:bottom w:w="70" w:type="dxa"/>
+              <w:left w:w="90" w:type="dxa"/>
+              <w:right w:w="90" w:type="dxa"/>
             </w:tcMar>
           </w:tcPr>
           <w:p>
@@ -3847,14 +3913,14 @@
         </w:tc>
         <w:tc>
           <w:tcPr>
-            <w:tcW w:type="dxa" w:w="2257"/>
+            <w:tcW w:type="dxa" w:w="3740"/>
             <w:vAlign w:val="center"/>
             <w:shd w:fill="FFFFFF"/>
             <w:tcMar>
-              <w:top w:w="80" w:type="dxa"/>
-              <w:bottom w:w="80" w:type="dxa"/>
-              <w:left w:w="100" w:type="dxa"/>
-              <w:right w:w="100" w:type="dxa"/>
+              <w:top w:w="70" w:type="dxa"/>
+              <w:bottom w:w="70" w:type="dxa"/>
+              <w:left w:w="90" w:type="dxa"/>
+              <w:right w:w="90" w:type="dxa"/>
             </w:tcMar>
           </w:tcPr>
           <w:p>
@@ -3879,14 +3945,14 @@
         </w:trPr>
         <w:tc>
           <w:tcPr>
-            <w:tcW w:type="dxa" w:w="2257"/>
+            <w:tcW w:type="dxa" w:w="3740"/>
             <w:vAlign w:val="center"/>
             <w:shd w:fill="F2F5F9"/>
             <w:tcMar>
-              <w:top w:w="80" w:type="dxa"/>
-              <w:bottom w:w="80" w:type="dxa"/>
-              <w:left w:w="100" w:type="dxa"/>
-              <w:right w:w="100" w:type="dxa"/>
+              <w:top w:w="70" w:type="dxa"/>
+              <w:bottom w:w="70" w:type="dxa"/>
+              <w:left w:w="90" w:type="dxa"/>
+              <w:right w:w="90" w:type="dxa"/>
             </w:tcMar>
           </w:tcPr>
           <w:p>
@@ -3906,14 +3972,14 @@
         </w:tc>
         <w:tc>
           <w:tcPr>
-            <w:tcW w:type="dxa" w:w="2257"/>
+            <w:tcW w:type="dxa" w:w="3740"/>
             <w:vAlign w:val="center"/>
             <w:shd w:fill="F2F5F9"/>
             <w:tcMar>
-              <w:top w:w="80" w:type="dxa"/>
-              <w:bottom w:w="80" w:type="dxa"/>
-              <w:left w:w="100" w:type="dxa"/>
-              <w:right w:w="100" w:type="dxa"/>
+              <w:top w:w="70" w:type="dxa"/>
+              <w:bottom w:w="70" w:type="dxa"/>
+              <w:left w:w="90" w:type="dxa"/>
+              <w:right w:w="90" w:type="dxa"/>
             </w:tcMar>
           </w:tcPr>
           <w:p>
@@ -3933,14 +3999,14 @@
         </w:tc>
         <w:tc>
           <w:tcPr>
-            <w:tcW w:type="dxa" w:w="2257"/>
+            <w:tcW w:type="dxa" w:w="3740"/>
             <w:vAlign w:val="center"/>
             <w:shd w:fill="F2F5F9"/>
             <w:tcMar>
-              <w:top w:w="80" w:type="dxa"/>
-              <w:bottom w:w="80" w:type="dxa"/>
-              <w:left w:w="100" w:type="dxa"/>
-              <w:right w:w="100" w:type="dxa"/>
+              <w:top w:w="70" w:type="dxa"/>
+              <w:bottom w:w="70" w:type="dxa"/>
+              <w:left w:w="90" w:type="dxa"/>
+              <w:right w:w="90" w:type="dxa"/>
             </w:tcMar>
           </w:tcPr>
           <w:p>
@@ -3960,14 +4026,14 @@
         </w:tc>
         <w:tc>
           <w:tcPr>
-            <w:tcW w:type="dxa" w:w="2257"/>
+            <w:tcW w:type="dxa" w:w="3740"/>
             <w:vAlign w:val="center"/>
             <w:shd w:fill="F2F5F9"/>
             <w:tcMar>
-              <w:top w:w="80" w:type="dxa"/>
-              <w:bottom w:w="80" w:type="dxa"/>
-              <w:left w:w="100" w:type="dxa"/>
-              <w:right w:w="100" w:type="dxa"/>
+              <w:top w:w="70" w:type="dxa"/>
+              <w:bottom w:w="70" w:type="dxa"/>
+              <w:left w:w="90" w:type="dxa"/>
+              <w:right w:w="90" w:type="dxa"/>
             </w:tcMar>
           </w:tcPr>
           <w:p>
@@ -3992,14 +4058,14 @@
         </w:trPr>
         <w:tc>
           <w:tcPr>
-            <w:tcW w:type="dxa" w:w="2257"/>
+            <w:tcW w:type="dxa" w:w="3740"/>
             <w:vAlign w:val="center"/>
             <w:shd w:fill="FFFFFF"/>
             <w:tcMar>
-              <w:top w:w="80" w:type="dxa"/>
-              <w:bottom w:w="80" w:type="dxa"/>
-              <w:left w:w="100" w:type="dxa"/>
-              <w:right w:w="100" w:type="dxa"/>
+              <w:top w:w="70" w:type="dxa"/>
+              <w:bottom w:w="70" w:type="dxa"/>
+              <w:left w:w="90" w:type="dxa"/>
+              <w:right w:w="90" w:type="dxa"/>
             </w:tcMar>
           </w:tcPr>
           <w:p>
@@ -4019,14 +4085,14 @@
         </w:tc>
         <w:tc>
           <w:tcPr>
-            <w:tcW w:type="dxa" w:w="2257"/>
+            <w:tcW w:type="dxa" w:w="3740"/>
             <w:vAlign w:val="center"/>
             <w:shd w:fill="FFFFFF"/>
             <w:tcMar>
-              <w:top w:w="80" w:type="dxa"/>
-              <w:bottom w:w="80" w:type="dxa"/>
-              <w:left w:w="100" w:type="dxa"/>
-              <w:right w:w="100" w:type="dxa"/>
+              <w:top w:w="70" w:type="dxa"/>
+              <w:bottom w:w="70" w:type="dxa"/>
+              <w:left w:w="90" w:type="dxa"/>
+              <w:right w:w="90" w:type="dxa"/>
             </w:tcMar>
           </w:tcPr>
           <w:p>
@@ -4046,14 +4112,14 @@
         </w:tc>
         <w:tc>
           <w:tcPr>
-            <w:tcW w:type="dxa" w:w="2257"/>
+            <w:tcW w:type="dxa" w:w="3740"/>
             <w:vAlign w:val="center"/>
             <w:shd w:fill="FFFFFF"/>
             <w:tcMar>
-              <w:top w:w="80" w:type="dxa"/>
-              <w:bottom w:w="80" w:type="dxa"/>
-              <w:left w:w="100" w:type="dxa"/>
-              <w:right w:w="100" w:type="dxa"/>
+              <w:top w:w="70" w:type="dxa"/>
+              <w:bottom w:w="70" w:type="dxa"/>
+              <w:left w:w="90" w:type="dxa"/>
+              <w:right w:w="90" w:type="dxa"/>
             </w:tcMar>
           </w:tcPr>
           <w:p>
@@ -4073,14 +4139,14 @@
         </w:tc>
         <w:tc>
           <w:tcPr>
-            <w:tcW w:type="dxa" w:w="2257"/>
+            <w:tcW w:type="dxa" w:w="3740"/>
             <w:vAlign w:val="center"/>
             <w:shd w:fill="FFFFFF"/>
             <w:tcMar>
-              <w:top w:w="80" w:type="dxa"/>
-              <w:bottom w:w="80" w:type="dxa"/>
-              <w:left w:w="100" w:type="dxa"/>
-              <w:right w:w="100" w:type="dxa"/>
+              <w:top w:w="70" w:type="dxa"/>
+              <w:bottom w:w="70" w:type="dxa"/>
+              <w:left w:w="90" w:type="dxa"/>
+              <w:right w:w="90" w:type="dxa"/>
             </w:tcMar>
           </w:tcPr>
           <w:p>
@@ -4105,14 +4171,14 @@
         </w:trPr>
         <w:tc>
           <w:tcPr>
-            <w:tcW w:type="dxa" w:w="2257"/>
+            <w:tcW w:type="dxa" w:w="3740"/>
             <w:vAlign w:val="center"/>
             <w:shd w:fill="F2F5F9"/>
             <w:tcMar>
-              <w:top w:w="80" w:type="dxa"/>
-              <w:bottom w:w="80" w:type="dxa"/>
-              <w:left w:w="100" w:type="dxa"/>
-              <w:right w:w="100" w:type="dxa"/>
+              <w:top w:w="70" w:type="dxa"/>
+              <w:bottom w:w="70" w:type="dxa"/>
+              <w:left w:w="90" w:type="dxa"/>
+              <w:right w:w="90" w:type="dxa"/>
             </w:tcMar>
           </w:tcPr>
           <w:p>
@@ -4132,14 +4198,14 @@
         </w:tc>
         <w:tc>
           <w:tcPr>
-            <w:tcW w:type="dxa" w:w="2257"/>
+            <w:tcW w:type="dxa" w:w="3740"/>
             <w:vAlign w:val="center"/>
             <w:shd w:fill="F2F5F9"/>
             <w:tcMar>
-              <w:top w:w="80" w:type="dxa"/>
-              <w:bottom w:w="80" w:type="dxa"/>
-              <w:left w:w="100" w:type="dxa"/>
-              <w:right w:w="100" w:type="dxa"/>
+              <w:top w:w="70" w:type="dxa"/>
+              <w:bottom w:w="70" w:type="dxa"/>
+              <w:left w:w="90" w:type="dxa"/>
+              <w:right w:w="90" w:type="dxa"/>
             </w:tcMar>
           </w:tcPr>
           <w:p>
@@ -4159,14 +4225,14 @@
         </w:tc>
         <w:tc>
           <w:tcPr>
-            <w:tcW w:type="dxa" w:w="2257"/>
+            <w:tcW w:type="dxa" w:w="3740"/>
             <w:vAlign w:val="center"/>
             <w:shd w:fill="F2F5F9"/>
             <w:tcMar>
-              <w:top w:w="80" w:type="dxa"/>
-              <w:bottom w:w="80" w:type="dxa"/>
-              <w:left w:w="100" w:type="dxa"/>
-              <w:right w:w="100" w:type="dxa"/>
+              <w:top w:w="70" w:type="dxa"/>
+              <w:bottom w:w="70" w:type="dxa"/>
+              <w:left w:w="90" w:type="dxa"/>
+              <w:right w:w="90" w:type="dxa"/>
             </w:tcMar>
           </w:tcPr>
           <w:p>
@@ -4186,14 +4252,14 @@
         </w:tc>
         <w:tc>
           <w:tcPr>
-            <w:tcW w:type="dxa" w:w="2257"/>
+            <w:tcW w:type="dxa" w:w="3740"/>
             <w:vAlign w:val="center"/>
             <w:shd w:fill="F2F5F9"/>
             <w:tcMar>
-              <w:top w:w="80" w:type="dxa"/>
-              <w:bottom w:w="80" w:type="dxa"/>
-              <w:left w:w="100" w:type="dxa"/>
-              <w:right w:w="100" w:type="dxa"/>
+              <w:top w:w="70" w:type="dxa"/>
+              <w:bottom w:w="70" w:type="dxa"/>
+              <w:left w:w="90" w:type="dxa"/>
+              <w:right w:w="90" w:type="dxa"/>
             </w:tcMar>
           </w:tcPr>
           <w:p>
@@ -4218,14 +4284,14 @@
         </w:trPr>
         <w:tc>
           <w:tcPr>
-            <w:tcW w:type="dxa" w:w="2257"/>
+            <w:tcW w:type="dxa" w:w="3740"/>
             <w:vAlign w:val="center"/>
             <w:shd w:fill="FFFFFF"/>
             <w:tcMar>
-              <w:top w:w="80" w:type="dxa"/>
-              <w:bottom w:w="80" w:type="dxa"/>
-              <w:left w:w="100" w:type="dxa"/>
-              <w:right w:w="100" w:type="dxa"/>
+              <w:top w:w="70" w:type="dxa"/>
+              <w:bottom w:w="70" w:type="dxa"/>
+              <w:left w:w="90" w:type="dxa"/>
+              <w:right w:w="90" w:type="dxa"/>
             </w:tcMar>
           </w:tcPr>
           <w:p>
@@ -4245,14 +4311,14 @@
         </w:tc>
         <w:tc>
           <w:tcPr>
-            <w:tcW w:type="dxa" w:w="2257"/>
+            <w:tcW w:type="dxa" w:w="3740"/>
             <w:vAlign w:val="center"/>
             <w:shd w:fill="FFFFFF"/>
             <w:tcMar>
-              <w:top w:w="80" w:type="dxa"/>
-              <w:bottom w:w="80" w:type="dxa"/>
-              <w:left w:w="100" w:type="dxa"/>
-              <w:right w:w="100" w:type="dxa"/>
+              <w:top w:w="70" w:type="dxa"/>
+              <w:bottom w:w="70" w:type="dxa"/>
+              <w:left w:w="90" w:type="dxa"/>
+              <w:right w:w="90" w:type="dxa"/>
             </w:tcMar>
           </w:tcPr>
           <w:p>
@@ -4272,14 +4338,14 @@
         </w:tc>
         <w:tc>
           <w:tcPr>
-            <w:tcW w:type="dxa" w:w="2257"/>
+            <w:tcW w:type="dxa" w:w="3740"/>
             <w:vAlign w:val="center"/>
             <w:shd w:fill="FFFFFF"/>
             <w:tcMar>
-              <w:top w:w="80" w:type="dxa"/>
-              <w:bottom w:w="80" w:type="dxa"/>
-              <w:left w:w="100" w:type="dxa"/>
-              <w:right w:w="100" w:type="dxa"/>
+              <w:top w:w="70" w:type="dxa"/>
+              <w:bottom w:w="70" w:type="dxa"/>
+              <w:left w:w="90" w:type="dxa"/>
+              <w:right w:w="90" w:type="dxa"/>
             </w:tcMar>
           </w:tcPr>
           <w:p>
@@ -4299,14 +4365,14 @@
         </w:tc>
         <w:tc>
           <w:tcPr>
-            <w:tcW w:type="dxa" w:w="2257"/>
+            <w:tcW w:type="dxa" w:w="3740"/>
             <w:vAlign w:val="center"/>
             <w:shd w:fill="FFFFFF"/>
             <w:tcMar>
-              <w:top w:w="80" w:type="dxa"/>
-              <w:bottom w:w="80" w:type="dxa"/>
-              <w:left w:w="100" w:type="dxa"/>
-              <w:right w:w="100" w:type="dxa"/>
+              <w:top w:w="70" w:type="dxa"/>
+              <w:bottom w:w="70" w:type="dxa"/>
+              <w:left w:w="90" w:type="dxa"/>
+              <w:right w:w="90" w:type="dxa"/>
             </w:tcMar>
           </w:tcPr>
           <w:p>
@@ -4331,14 +4397,14 @@
         </w:trPr>
         <w:tc>
           <w:tcPr>
-            <w:tcW w:type="dxa" w:w="2257"/>
+            <w:tcW w:type="dxa" w:w="3740"/>
             <w:vAlign w:val="center"/>
             <w:shd w:fill="F2F5F9"/>
             <w:tcMar>
-              <w:top w:w="80" w:type="dxa"/>
-              <w:bottom w:w="80" w:type="dxa"/>
-              <w:left w:w="100" w:type="dxa"/>
-              <w:right w:w="100" w:type="dxa"/>
+              <w:top w:w="70" w:type="dxa"/>
+              <w:bottom w:w="70" w:type="dxa"/>
+              <w:left w:w="90" w:type="dxa"/>
+              <w:right w:w="90" w:type="dxa"/>
             </w:tcMar>
           </w:tcPr>
           <w:p>
@@ -4358,14 +4424,14 @@
         </w:tc>
         <w:tc>
           <w:tcPr>
-            <w:tcW w:type="dxa" w:w="2257"/>
+            <w:tcW w:type="dxa" w:w="3740"/>
             <w:vAlign w:val="center"/>
             <w:shd w:fill="F2F5F9"/>
             <w:tcMar>
-              <w:top w:w="80" w:type="dxa"/>
-              <w:bottom w:w="80" w:type="dxa"/>
-              <w:left w:w="100" w:type="dxa"/>
-              <w:right w:w="100" w:type="dxa"/>
+              <w:top w:w="70" w:type="dxa"/>
+              <w:bottom w:w="70" w:type="dxa"/>
+              <w:left w:w="90" w:type="dxa"/>
+              <w:right w:w="90" w:type="dxa"/>
             </w:tcMar>
           </w:tcPr>
           <w:p>
@@ -4385,14 +4451,14 @@
         </w:tc>
         <w:tc>
           <w:tcPr>
-            <w:tcW w:type="dxa" w:w="2257"/>
+            <w:tcW w:type="dxa" w:w="3740"/>
             <w:vAlign w:val="center"/>
             <w:shd w:fill="F2F5F9"/>
             <w:tcMar>
-              <w:top w:w="80" w:type="dxa"/>
-              <w:bottom w:w="80" w:type="dxa"/>
-              <w:left w:w="100" w:type="dxa"/>
-              <w:right w:w="100" w:type="dxa"/>
+              <w:top w:w="70" w:type="dxa"/>
+              <w:bottom w:w="70" w:type="dxa"/>
+              <w:left w:w="90" w:type="dxa"/>
+              <w:right w:w="90" w:type="dxa"/>
             </w:tcMar>
           </w:tcPr>
           <w:p>
@@ -4412,14 +4478,14 @@
         </w:tc>
         <w:tc>
           <w:tcPr>
-            <w:tcW w:type="dxa" w:w="2257"/>
+            <w:tcW w:type="dxa" w:w="3740"/>
             <w:vAlign w:val="center"/>
             <w:shd w:fill="F2F5F9"/>
             <w:tcMar>
-              <w:top w:w="80" w:type="dxa"/>
-              <w:bottom w:w="80" w:type="dxa"/>
-              <w:left w:w="100" w:type="dxa"/>
-              <w:right w:w="100" w:type="dxa"/>
+              <w:top w:w="70" w:type="dxa"/>
+              <w:bottom w:w="70" w:type="dxa"/>
+              <w:left w:w="90" w:type="dxa"/>
+              <w:right w:w="90" w:type="dxa"/>
             </w:tcMar>
           </w:tcPr>
           <w:p>
@@ -4453,14 +4519,14 @@
         </w:trPr>
         <w:tc>
           <w:tcPr>
-            <w:tcW w:type="dxa" w:w="2257"/>
+            <w:tcW w:type="dxa" w:w="3740"/>
             <w:vAlign w:val="center"/>
             <w:shd w:fill="FFFFFF"/>
             <w:tcMar>
-              <w:top w:w="80" w:type="dxa"/>
-              <w:bottom w:w="80" w:type="dxa"/>
-              <w:left w:w="100" w:type="dxa"/>
-              <w:right w:w="100" w:type="dxa"/>
+              <w:top w:w="70" w:type="dxa"/>
+              <w:bottom w:w="70" w:type="dxa"/>
+              <w:left w:w="90" w:type="dxa"/>
+              <w:right w:w="90" w:type="dxa"/>
             </w:tcMar>
           </w:tcPr>
           <w:p>
@@ -4480,14 +4546,14 @@
         </w:tc>
         <w:tc>
           <w:tcPr>
-            <w:tcW w:type="dxa" w:w="2257"/>
+            <w:tcW w:type="dxa" w:w="3740"/>
             <w:vAlign w:val="center"/>
             <w:shd w:fill="FFFFFF"/>
             <w:tcMar>
-              <w:top w:w="80" w:type="dxa"/>
-              <w:bottom w:w="80" w:type="dxa"/>
-              <w:left w:w="100" w:type="dxa"/>
-              <w:right w:w="100" w:type="dxa"/>
+              <w:top w:w="70" w:type="dxa"/>
+              <w:bottom w:w="70" w:type="dxa"/>
+              <w:left w:w="90" w:type="dxa"/>
+              <w:right w:w="90" w:type="dxa"/>
             </w:tcMar>
           </w:tcPr>
           <w:p>
@@ -4507,14 +4573,14 @@
         </w:tc>
         <w:tc>
           <w:tcPr>
-            <w:tcW w:type="dxa" w:w="2257"/>
+            <w:tcW w:type="dxa" w:w="3740"/>
             <w:vAlign w:val="center"/>
             <w:shd w:fill="FFFFFF"/>
             <w:tcMar>
-              <w:top w:w="80" w:type="dxa"/>
-              <w:bottom w:w="80" w:type="dxa"/>
-              <w:left w:w="100" w:type="dxa"/>
-              <w:right w:w="100" w:type="dxa"/>
+              <w:top w:w="70" w:type="dxa"/>
+              <w:bottom w:w="70" w:type="dxa"/>
+              <w:left w:w="90" w:type="dxa"/>
+              <w:right w:w="90" w:type="dxa"/>
             </w:tcMar>
           </w:tcPr>
           <w:p>
@@ -4534,14 +4600,14 @@
         </w:tc>
         <w:tc>
           <w:tcPr>
-            <w:tcW w:type="dxa" w:w="2257"/>
+            <w:tcW w:type="dxa" w:w="3740"/>
             <w:vAlign w:val="center"/>
             <w:shd w:fill="FFFFFF"/>
             <w:tcMar>
-              <w:top w:w="80" w:type="dxa"/>
-              <w:bottom w:w="80" w:type="dxa"/>
-              <w:left w:w="100" w:type="dxa"/>
-              <w:right w:w="100" w:type="dxa"/>
+              <w:top w:w="70" w:type="dxa"/>
+              <w:bottom w:w="70" w:type="dxa"/>
+              <w:left w:w="90" w:type="dxa"/>
+              <w:right w:w="90" w:type="dxa"/>
             </w:tcMar>
           </w:tcPr>
           <w:p>
@@ -4566,14 +4632,14 @@
         </w:trPr>
         <w:tc>
           <w:tcPr>
-            <w:tcW w:type="dxa" w:w="2257"/>
+            <w:tcW w:type="dxa" w:w="3740"/>
             <w:vAlign w:val="center"/>
             <w:shd w:fill="F2F5F9"/>
             <w:tcMar>
-              <w:top w:w="80" w:type="dxa"/>
-              <w:bottom w:w="80" w:type="dxa"/>
-              <w:left w:w="100" w:type="dxa"/>
-              <w:right w:w="100" w:type="dxa"/>
+              <w:top w:w="70" w:type="dxa"/>
+              <w:bottom w:w="70" w:type="dxa"/>
+              <w:left w:w="90" w:type="dxa"/>
+              <w:right w:w="90" w:type="dxa"/>
             </w:tcMar>
           </w:tcPr>
           <w:p>
@@ -4593,14 +4659,14 @@
         </w:tc>
         <w:tc>
           <w:tcPr>
-            <w:tcW w:type="dxa" w:w="2257"/>
+            <w:tcW w:type="dxa" w:w="3740"/>
             <w:vAlign w:val="center"/>
             <w:shd w:fill="F2F5F9"/>
             <w:tcMar>
-              <w:top w:w="80" w:type="dxa"/>
-              <w:bottom w:w="80" w:type="dxa"/>
-              <w:left w:w="100" w:type="dxa"/>
-              <w:right w:w="100" w:type="dxa"/>
+              <w:top w:w="70" w:type="dxa"/>
+              <w:bottom w:w="70" w:type="dxa"/>
+              <w:left w:w="90" w:type="dxa"/>
+              <w:right w:w="90" w:type="dxa"/>
             </w:tcMar>
           </w:tcPr>
           <w:p>
@@ -4620,14 +4686,14 @@
         </w:tc>
         <w:tc>
           <w:tcPr>
-            <w:tcW w:type="dxa" w:w="2257"/>
+            <w:tcW w:type="dxa" w:w="3740"/>
             <w:vAlign w:val="center"/>
             <w:shd w:fill="F2F5F9"/>
             <w:tcMar>
-              <w:top w:w="80" w:type="dxa"/>
-              <w:bottom w:w="80" w:type="dxa"/>
-              <w:left w:w="100" w:type="dxa"/>
-              <w:right w:w="100" w:type="dxa"/>
+              <w:top w:w="70" w:type="dxa"/>
+              <w:bottom w:w="70" w:type="dxa"/>
+              <w:left w:w="90" w:type="dxa"/>
+              <w:right w:w="90" w:type="dxa"/>
             </w:tcMar>
           </w:tcPr>
           <w:p>
@@ -4647,14 +4713,14 @@
         </w:tc>
         <w:tc>
           <w:tcPr>
-            <w:tcW w:type="dxa" w:w="2257"/>
+            <w:tcW w:type="dxa" w:w="3740"/>
             <w:vAlign w:val="center"/>
             <w:shd w:fill="F2F5F9"/>
             <w:tcMar>
-              <w:top w:w="80" w:type="dxa"/>
-              <w:bottom w:w="80" w:type="dxa"/>
-              <w:left w:w="100" w:type="dxa"/>
-              <w:right w:w="100" w:type="dxa"/>
+              <w:top w:w="70" w:type="dxa"/>
+              <w:bottom w:w="70" w:type="dxa"/>
+              <w:left w:w="90" w:type="dxa"/>
+              <w:right w:w="90" w:type="dxa"/>
             </w:tcMar>
           </w:tcPr>
           <w:p>
@@ -4679,14 +4745,14 @@
         </w:trPr>
         <w:tc>
           <w:tcPr>
-            <w:tcW w:type="dxa" w:w="2257"/>
+            <w:tcW w:type="dxa" w:w="3740"/>
             <w:vAlign w:val="center"/>
             <w:shd w:fill="FFFFFF"/>
             <w:tcMar>
-              <w:top w:w="80" w:type="dxa"/>
-              <w:bottom w:w="80" w:type="dxa"/>
-              <w:left w:w="100" w:type="dxa"/>
-              <w:right w:w="100" w:type="dxa"/>
+              <w:top w:w="70" w:type="dxa"/>
+              <w:bottom w:w="70" w:type="dxa"/>
+              <w:left w:w="90" w:type="dxa"/>
+              <w:right w:w="90" w:type="dxa"/>
             </w:tcMar>
           </w:tcPr>
           <w:p>
@@ -4706,14 +4772,14 @@
         </w:tc>
         <w:tc>
           <w:tcPr>
-            <w:tcW w:type="dxa" w:w="2257"/>
+            <w:tcW w:type="dxa" w:w="3740"/>
             <w:vAlign w:val="center"/>
             <w:shd w:fill="FFFFFF"/>
             <w:tcMar>
-              <w:top w:w="80" w:type="dxa"/>
-              <w:bottom w:w="80" w:type="dxa"/>
-              <w:left w:w="100" w:type="dxa"/>
-              <w:right w:w="100" w:type="dxa"/>
+              <w:top w:w="70" w:type="dxa"/>
+              <w:bottom w:w="70" w:type="dxa"/>
+              <w:left w:w="90" w:type="dxa"/>
+              <w:right w:w="90" w:type="dxa"/>
             </w:tcMar>
           </w:tcPr>
           <w:p>
@@ -4733,14 +4799,14 @@
         </w:tc>
         <w:tc>
           <w:tcPr>
-            <w:tcW w:type="dxa" w:w="2257"/>
+            <w:tcW w:type="dxa" w:w="3740"/>
             <w:vAlign w:val="center"/>
             <w:shd w:fill="FFFFFF"/>
             <w:tcMar>
-              <w:top w:w="80" w:type="dxa"/>
-              <w:bottom w:w="80" w:type="dxa"/>
-              <w:left w:w="100" w:type="dxa"/>
-              <w:right w:w="100" w:type="dxa"/>
+              <w:top w:w="70" w:type="dxa"/>
+              <w:bottom w:w="70" w:type="dxa"/>
+              <w:left w:w="90" w:type="dxa"/>
+              <w:right w:w="90" w:type="dxa"/>
             </w:tcMar>
           </w:tcPr>
           <w:p>
@@ -4760,14 +4826,14 @@
         </w:tc>
         <w:tc>
           <w:tcPr>
-            <w:tcW w:type="dxa" w:w="2257"/>
+            <w:tcW w:type="dxa" w:w="3740"/>
             <w:vAlign w:val="center"/>
             <w:shd w:fill="FFFFFF"/>
             <w:tcMar>
-              <w:top w:w="80" w:type="dxa"/>
-              <w:bottom w:w="80" w:type="dxa"/>
-              <w:left w:w="100" w:type="dxa"/>
-              <w:right w:w="100" w:type="dxa"/>
+              <w:top w:w="70" w:type="dxa"/>
+              <w:bottom w:w="70" w:type="dxa"/>
+              <w:left w:w="90" w:type="dxa"/>
+              <w:right w:w="90" w:type="dxa"/>
             </w:tcMar>
           </w:tcPr>
           <w:p>
@@ -4792,14 +4858,14 @@
         </w:trPr>
         <w:tc>
           <w:tcPr>
-            <w:tcW w:type="dxa" w:w="2257"/>
+            <w:tcW w:type="dxa" w:w="3740"/>
             <w:vAlign w:val="center"/>
             <w:shd w:fill="F2F5F9"/>
             <w:tcMar>
-              <w:top w:w="80" w:type="dxa"/>
-              <w:bottom w:w="80" w:type="dxa"/>
-              <w:left w:w="100" w:type="dxa"/>
-              <w:right w:w="100" w:type="dxa"/>
+              <w:top w:w="70" w:type="dxa"/>
+              <w:bottom w:w="70" w:type="dxa"/>
+              <w:left w:w="90" w:type="dxa"/>
+              <w:right w:w="90" w:type="dxa"/>
             </w:tcMar>
           </w:tcPr>
           <w:p>
@@ -4819,14 +4885,14 @@
         </w:tc>
         <w:tc>
           <w:tcPr>
-            <w:tcW w:type="dxa" w:w="2257"/>
+            <w:tcW w:type="dxa" w:w="3740"/>
             <w:vAlign w:val="center"/>
             <w:shd w:fill="F2F5F9"/>
             <w:tcMar>
-              <w:top w:w="80" w:type="dxa"/>
-              <w:bottom w:w="80" w:type="dxa"/>
-              <w:left w:w="100" w:type="dxa"/>
-              <w:right w:w="100" w:type="dxa"/>
+              <w:top w:w="70" w:type="dxa"/>
+              <w:bottom w:w="70" w:type="dxa"/>
+              <w:left w:w="90" w:type="dxa"/>
+              <w:right w:w="90" w:type="dxa"/>
             </w:tcMar>
           </w:tcPr>
           <w:p>
@@ -4846,14 +4912,14 @@
         </w:tc>
         <w:tc>
           <w:tcPr>
-            <w:tcW w:type="dxa" w:w="2257"/>
+            <w:tcW w:type="dxa" w:w="3740"/>
             <w:vAlign w:val="center"/>
             <w:shd w:fill="F2F5F9"/>
             <w:tcMar>
-              <w:top w:w="80" w:type="dxa"/>
-              <w:bottom w:w="80" w:type="dxa"/>
-              <w:left w:w="100" w:type="dxa"/>
-              <w:right w:w="100" w:type="dxa"/>
+              <w:top w:w="70" w:type="dxa"/>
+              <w:bottom w:w="70" w:type="dxa"/>
+              <w:left w:w="90" w:type="dxa"/>
+              <w:right w:w="90" w:type="dxa"/>
             </w:tcMar>
           </w:tcPr>
           <w:p>
@@ -4873,14 +4939,14 @@
         </w:tc>
         <w:tc>
           <w:tcPr>
-            <w:tcW w:type="dxa" w:w="2257"/>
+            <w:tcW w:type="dxa" w:w="3740"/>
             <w:vAlign w:val="center"/>
             <w:shd w:fill="F2F5F9"/>
             <w:tcMar>
-              <w:top w:w="80" w:type="dxa"/>
-              <w:bottom w:w="80" w:type="dxa"/>
-              <w:left w:w="100" w:type="dxa"/>
-              <w:right w:w="100" w:type="dxa"/>
+              <w:top w:w="70" w:type="dxa"/>
+              <w:bottom w:w="70" w:type="dxa"/>
+              <w:left w:w="90" w:type="dxa"/>
+              <w:right w:w="90" w:type="dxa"/>
             </w:tcMar>
           </w:tcPr>
           <w:p>
@@ -4902,7 +4968,7 @@
     </w:tbl>
     <w:p>
       <w:pPr>
-        <w:spacing w:after="120"/>
+        <w:spacing w:after="100"/>
       </w:pPr>
     </w:p>
     <w:p>
@@ -5085,9 +5151,9 @@
       <w:r>
         <w:rPr>
           <w:color w:val="C8D2E1"/>
-          <w:sz w:val="16"/>
+          <w:sz w:val="14"/>
         </w:rPr>
-        <w:t>_________________________________________________________________________________</w:t>
+        <w:t>————————————————————————————————————————————————————————————————————————————————————————————————————————————————————————</w:t>
       </w:r>
     </w:p>
     <w:p>
@@ -5134,10 +5200,10 @@
         </w:tblBorders>
       </w:tblPr>
       <w:tblGrid>
-        <w:gridCol w:w="2257"/>
-        <w:gridCol w:w="2257"/>
-        <w:gridCol w:w="2257"/>
-        <w:gridCol w:w="2257"/>
+        <w:gridCol w:w="3740"/>
+        <w:gridCol w:w="3740"/>
+        <w:gridCol w:w="3740"/>
+        <w:gridCol w:w="3740"/>
       </w:tblGrid>
       <w:tr>
         <w:trPr>
@@ -5147,7 +5213,7 @@
         </w:trPr>
         <w:tc>
           <w:tcPr>
-            <w:tcW w:type="dxa" w:w="2257"/>
+            <w:tcW w:type="dxa" w:w="3740"/>
             <w:vAlign w:val="center"/>
             <w:shd w:fill="1F3864"/>
             <w:tcMar>
@@ -5175,7 +5241,7 @@
         </w:tc>
         <w:tc>
           <w:tcPr>
-            <w:tcW w:type="dxa" w:w="2257"/>
+            <w:tcW w:type="dxa" w:w="3740"/>
             <w:vAlign w:val="center"/>
             <w:shd w:fill="1F3864"/>
             <w:tcMar>
@@ -5203,7 +5269,7 @@
         </w:tc>
         <w:tc>
           <w:tcPr>
-            <w:tcW w:type="dxa" w:w="2257"/>
+            <w:tcW w:type="dxa" w:w="3740"/>
             <w:vAlign w:val="center"/>
             <w:shd w:fill="1F3864"/>
             <w:tcMar>
@@ -5231,7 +5297,7 @@
         </w:tc>
         <w:tc>
           <w:tcPr>
-            <w:tcW w:type="dxa" w:w="2257"/>
+            <w:tcW w:type="dxa" w:w="3740"/>
             <w:vAlign w:val="center"/>
             <w:shd w:fill="1F3864"/>
             <w:tcMar>
@@ -5264,14 +5330,14 @@
         </w:trPr>
         <w:tc>
           <w:tcPr>
-            <w:tcW w:type="dxa" w:w="2257"/>
+            <w:tcW w:type="dxa" w:w="3740"/>
             <w:vAlign w:val="center"/>
             <w:shd w:fill="FFFFFF"/>
             <w:tcMar>
-              <w:top w:w="80" w:type="dxa"/>
-              <w:bottom w:w="80" w:type="dxa"/>
-              <w:left w:w="100" w:type="dxa"/>
-              <w:right w:w="100" w:type="dxa"/>
+              <w:top w:w="70" w:type="dxa"/>
+              <w:bottom w:w="70" w:type="dxa"/>
+              <w:left w:w="90" w:type="dxa"/>
+              <w:right w:w="90" w:type="dxa"/>
             </w:tcMar>
           </w:tcPr>
           <w:p>
@@ -5291,14 +5357,14 @@
         </w:tc>
         <w:tc>
           <w:tcPr>
-            <w:tcW w:type="dxa" w:w="2257"/>
+            <w:tcW w:type="dxa" w:w="3740"/>
             <w:vAlign w:val="center"/>
             <w:shd w:fill="FFFFFF"/>
             <w:tcMar>
-              <w:top w:w="80" w:type="dxa"/>
-              <w:bottom w:w="80" w:type="dxa"/>
-              <w:left w:w="100" w:type="dxa"/>
-              <w:right w:w="100" w:type="dxa"/>
+              <w:top w:w="70" w:type="dxa"/>
+              <w:bottom w:w="70" w:type="dxa"/>
+              <w:left w:w="90" w:type="dxa"/>
+              <w:right w:w="90" w:type="dxa"/>
             </w:tcMar>
           </w:tcPr>
           <w:p>
@@ -5318,14 +5384,14 @@
         </w:tc>
         <w:tc>
           <w:tcPr>
-            <w:tcW w:type="dxa" w:w="2257"/>
+            <w:tcW w:type="dxa" w:w="3740"/>
             <w:vAlign w:val="center"/>
             <w:shd w:fill="FFFFFF"/>
             <w:tcMar>
-              <w:top w:w="80" w:type="dxa"/>
-              <w:bottom w:w="80" w:type="dxa"/>
-              <w:left w:w="100" w:type="dxa"/>
-              <w:right w:w="100" w:type="dxa"/>
+              <w:top w:w="70" w:type="dxa"/>
+              <w:bottom w:w="70" w:type="dxa"/>
+              <w:left w:w="90" w:type="dxa"/>
+              <w:right w:w="90" w:type="dxa"/>
             </w:tcMar>
           </w:tcPr>
           <w:p>
@@ -5345,14 +5411,14 @@
         </w:tc>
         <w:tc>
           <w:tcPr>
-            <w:tcW w:type="dxa" w:w="2257"/>
+            <w:tcW w:type="dxa" w:w="3740"/>
             <w:vAlign w:val="center"/>
             <w:shd w:fill="FFFFFF"/>
             <w:tcMar>
-              <w:top w:w="80" w:type="dxa"/>
-              <w:bottom w:w="80" w:type="dxa"/>
-              <w:left w:w="100" w:type="dxa"/>
-              <w:right w:w="100" w:type="dxa"/>
+              <w:top w:w="70" w:type="dxa"/>
+              <w:bottom w:w="70" w:type="dxa"/>
+              <w:left w:w="90" w:type="dxa"/>
+              <w:right w:w="90" w:type="dxa"/>
             </w:tcMar>
           </w:tcPr>
           <w:p>
@@ -5377,14 +5443,14 @@
         </w:trPr>
         <w:tc>
           <w:tcPr>
-            <w:tcW w:type="dxa" w:w="2257"/>
+            <w:tcW w:type="dxa" w:w="3740"/>
             <w:vAlign w:val="center"/>
             <w:shd w:fill="F2F5F9"/>
             <w:tcMar>
-              <w:top w:w="80" w:type="dxa"/>
-              <w:bottom w:w="80" w:type="dxa"/>
-              <w:left w:w="100" w:type="dxa"/>
-              <w:right w:w="100" w:type="dxa"/>
+              <w:top w:w="70" w:type="dxa"/>
+              <w:bottom w:w="70" w:type="dxa"/>
+              <w:left w:w="90" w:type="dxa"/>
+              <w:right w:w="90" w:type="dxa"/>
             </w:tcMar>
           </w:tcPr>
           <w:p>
@@ -5404,14 +5470,14 @@
         </w:tc>
         <w:tc>
           <w:tcPr>
-            <w:tcW w:type="dxa" w:w="2257"/>
+            <w:tcW w:type="dxa" w:w="3740"/>
             <w:vAlign w:val="center"/>
             <w:shd w:fill="F2F5F9"/>
             <w:tcMar>
-              <w:top w:w="80" w:type="dxa"/>
-              <w:bottom w:w="80" w:type="dxa"/>
-              <w:left w:w="100" w:type="dxa"/>
-              <w:right w:w="100" w:type="dxa"/>
+              <w:top w:w="70" w:type="dxa"/>
+              <w:bottom w:w="70" w:type="dxa"/>
+              <w:left w:w="90" w:type="dxa"/>
+              <w:right w:w="90" w:type="dxa"/>
             </w:tcMar>
           </w:tcPr>
           <w:p>
@@ -5431,14 +5497,14 @@
         </w:tc>
         <w:tc>
           <w:tcPr>
-            <w:tcW w:type="dxa" w:w="2257"/>
+            <w:tcW w:type="dxa" w:w="3740"/>
             <w:vAlign w:val="center"/>
             <w:shd w:fill="F2F5F9"/>
             <w:tcMar>
-              <w:top w:w="80" w:type="dxa"/>
-              <w:bottom w:w="80" w:type="dxa"/>
-              <w:left w:w="100" w:type="dxa"/>
-              <w:right w:w="100" w:type="dxa"/>
+              <w:top w:w="70" w:type="dxa"/>
+              <w:bottom w:w="70" w:type="dxa"/>
+              <w:left w:w="90" w:type="dxa"/>
+              <w:right w:w="90" w:type="dxa"/>
             </w:tcMar>
           </w:tcPr>
           <w:p>
@@ -5458,14 +5524,14 @@
         </w:tc>
         <w:tc>
           <w:tcPr>
-            <w:tcW w:type="dxa" w:w="2257"/>
+            <w:tcW w:type="dxa" w:w="3740"/>
             <w:vAlign w:val="center"/>
             <w:shd w:fill="F2F5F9"/>
             <w:tcMar>
-              <w:top w:w="80" w:type="dxa"/>
-              <w:bottom w:w="80" w:type="dxa"/>
-              <w:left w:w="100" w:type="dxa"/>
-              <w:right w:w="100" w:type="dxa"/>
+              <w:top w:w="70" w:type="dxa"/>
+              <w:bottom w:w="70" w:type="dxa"/>
+              <w:left w:w="90" w:type="dxa"/>
+              <w:right w:w="90" w:type="dxa"/>
             </w:tcMar>
           </w:tcPr>
           <w:p>
@@ -5490,14 +5556,14 @@
         </w:trPr>
         <w:tc>
           <w:tcPr>
-            <w:tcW w:type="dxa" w:w="2257"/>
+            <w:tcW w:type="dxa" w:w="3740"/>
             <w:vAlign w:val="center"/>
             <w:shd w:fill="FFFFFF"/>
             <w:tcMar>
-              <w:top w:w="80" w:type="dxa"/>
-              <w:bottom w:w="80" w:type="dxa"/>
-              <w:left w:w="100" w:type="dxa"/>
-              <w:right w:w="100" w:type="dxa"/>
+              <w:top w:w="70" w:type="dxa"/>
+              <w:bottom w:w="70" w:type="dxa"/>
+              <w:left w:w="90" w:type="dxa"/>
+              <w:right w:w="90" w:type="dxa"/>
             </w:tcMar>
           </w:tcPr>
           <w:p>
@@ -5517,14 +5583,14 @@
         </w:tc>
         <w:tc>
           <w:tcPr>
-            <w:tcW w:type="dxa" w:w="2257"/>
+            <w:tcW w:type="dxa" w:w="3740"/>
             <w:vAlign w:val="center"/>
             <w:shd w:fill="FFFFFF"/>
             <w:tcMar>
-              <w:top w:w="80" w:type="dxa"/>
-              <w:bottom w:w="80" w:type="dxa"/>
-              <w:left w:w="100" w:type="dxa"/>
-              <w:right w:w="100" w:type="dxa"/>
+              <w:top w:w="70" w:type="dxa"/>
+              <w:bottom w:w="70" w:type="dxa"/>
+              <w:left w:w="90" w:type="dxa"/>
+              <w:right w:w="90" w:type="dxa"/>
             </w:tcMar>
           </w:tcPr>
           <w:p>
@@ -5544,14 +5610,14 @@
         </w:tc>
         <w:tc>
           <w:tcPr>
-            <w:tcW w:type="dxa" w:w="2257"/>
+            <w:tcW w:type="dxa" w:w="3740"/>
             <w:vAlign w:val="center"/>
             <w:shd w:fill="FFFFFF"/>
             <w:tcMar>
-              <w:top w:w="80" w:type="dxa"/>
-              <w:bottom w:w="80" w:type="dxa"/>
-              <w:left w:w="100" w:type="dxa"/>
-              <w:right w:w="100" w:type="dxa"/>
+              <w:top w:w="70" w:type="dxa"/>
+              <w:bottom w:w="70" w:type="dxa"/>
+              <w:left w:w="90" w:type="dxa"/>
+              <w:right w:w="90" w:type="dxa"/>
             </w:tcMar>
           </w:tcPr>
           <w:p>
@@ -5571,14 +5637,14 @@
         </w:tc>
         <w:tc>
           <w:tcPr>
-            <w:tcW w:type="dxa" w:w="2257"/>
+            <w:tcW w:type="dxa" w:w="3740"/>
             <w:vAlign w:val="center"/>
             <w:shd w:fill="FFFFFF"/>
             <w:tcMar>
-              <w:top w:w="80" w:type="dxa"/>
-              <w:bottom w:w="80" w:type="dxa"/>
-              <w:left w:w="100" w:type="dxa"/>
-              <w:right w:w="100" w:type="dxa"/>
+              <w:top w:w="70" w:type="dxa"/>
+              <w:bottom w:w="70" w:type="dxa"/>
+              <w:left w:w="90" w:type="dxa"/>
+              <w:right w:w="90" w:type="dxa"/>
             </w:tcMar>
           </w:tcPr>
           <w:p>
@@ -5603,14 +5669,14 @@
         </w:trPr>
         <w:tc>
           <w:tcPr>
-            <w:tcW w:type="dxa" w:w="2257"/>
+            <w:tcW w:type="dxa" w:w="3740"/>
             <w:vAlign w:val="center"/>
             <w:shd w:fill="F2F5F9"/>
             <w:tcMar>
-              <w:top w:w="80" w:type="dxa"/>
-              <w:bottom w:w="80" w:type="dxa"/>
-              <w:left w:w="100" w:type="dxa"/>
-              <w:right w:w="100" w:type="dxa"/>
+              <w:top w:w="70" w:type="dxa"/>
+              <w:bottom w:w="70" w:type="dxa"/>
+              <w:left w:w="90" w:type="dxa"/>
+              <w:right w:w="90" w:type="dxa"/>
             </w:tcMar>
           </w:tcPr>
           <w:p>
@@ -5630,14 +5696,14 @@
         </w:tc>
         <w:tc>
           <w:tcPr>
-            <w:tcW w:type="dxa" w:w="2257"/>
+            <w:tcW w:type="dxa" w:w="3740"/>
             <w:vAlign w:val="center"/>
             <w:shd w:fill="F2F5F9"/>
             <w:tcMar>
-              <w:top w:w="80" w:type="dxa"/>
-              <w:bottom w:w="80" w:type="dxa"/>
-              <w:left w:w="100" w:type="dxa"/>
-              <w:right w:w="100" w:type="dxa"/>
+              <w:top w:w="70" w:type="dxa"/>
+              <w:bottom w:w="70" w:type="dxa"/>
+              <w:left w:w="90" w:type="dxa"/>
+              <w:right w:w="90" w:type="dxa"/>
             </w:tcMar>
           </w:tcPr>
           <w:p>
@@ -5657,14 +5723,14 @@
         </w:tc>
         <w:tc>
           <w:tcPr>
-            <w:tcW w:type="dxa" w:w="2257"/>
+            <w:tcW w:type="dxa" w:w="3740"/>
             <w:vAlign w:val="center"/>
             <w:shd w:fill="F2F5F9"/>
             <w:tcMar>
-              <w:top w:w="80" w:type="dxa"/>
-              <w:bottom w:w="80" w:type="dxa"/>
-              <w:left w:w="100" w:type="dxa"/>
-              <w:right w:w="100" w:type="dxa"/>
+              <w:top w:w="70" w:type="dxa"/>
+              <w:bottom w:w="70" w:type="dxa"/>
+              <w:left w:w="90" w:type="dxa"/>
+              <w:right w:w="90" w:type="dxa"/>
             </w:tcMar>
           </w:tcPr>
           <w:p>
@@ -5684,14 +5750,14 @@
         </w:tc>
         <w:tc>
           <w:tcPr>
-            <w:tcW w:type="dxa" w:w="2257"/>
+            <w:tcW w:type="dxa" w:w="3740"/>
             <w:vAlign w:val="center"/>
             <w:shd w:fill="F2F5F9"/>
             <w:tcMar>
-              <w:top w:w="80" w:type="dxa"/>
-              <w:bottom w:w="80" w:type="dxa"/>
-              <w:left w:w="100" w:type="dxa"/>
-              <w:right w:w="100" w:type="dxa"/>
+              <w:top w:w="70" w:type="dxa"/>
+              <w:bottom w:w="70" w:type="dxa"/>
+              <w:left w:w="90" w:type="dxa"/>
+              <w:right w:w="90" w:type="dxa"/>
             </w:tcMar>
           </w:tcPr>
           <w:p>
@@ -5716,14 +5782,14 @@
         </w:trPr>
         <w:tc>
           <w:tcPr>
-            <w:tcW w:type="dxa" w:w="2257"/>
+            <w:tcW w:type="dxa" w:w="3740"/>
             <w:vAlign w:val="center"/>
             <w:shd w:fill="FFFFFF"/>
             <w:tcMar>
-              <w:top w:w="80" w:type="dxa"/>
-              <w:bottom w:w="80" w:type="dxa"/>
-              <w:left w:w="100" w:type="dxa"/>
-              <w:right w:w="100" w:type="dxa"/>
+              <w:top w:w="70" w:type="dxa"/>
+              <w:bottom w:w="70" w:type="dxa"/>
+              <w:left w:w="90" w:type="dxa"/>
+              <w:right w:w="90" w:type="dxa"/>
             </w:tcMar>
           </w:tcPr>
           <w:p>
@@ -5743,14 +5809,14 @@
         </w:tc>
         <w:tc>
           <w:tcPr>
-            <w:tcW w:type="dxa" w:w="2257"/>
+            <w:tcW w:type="dxa" w:w="3740"/>
             <w:vAlign w:val="center"/>
             <w:shd w:fill="FFFFFF"/>
             <w:tcMar>
-              <w:top w:w="80" w:type="dxa"/>
-              <w:bottom w:w="80" w:type="dxa"/>
-              <w:left w:w="100" w:type="dxa"/>
-              <w:right w:w="100" w:type="dxa"/>
+              <w:top w:w="70" w:type="dxa"/>
+              <w:bottom w:w="70" w:type="dxa"/>
+              <w:left w:w="90" w:type="dxa"/>
+              <w:right w:w="90" w:type="dxa"/>
             </w:tcMar>
           </w:tcPr>
           <w:p>
@@ -5770,14 +5836,14 @@
         </w:tc>
         <w:tc>
           <w:tcPr>
-            <w:tcW w:type="dxa" w:w="2257"/>
+            <w:tcW w:type="dxa" w:w="3740"/>
             <w:vAlign w:val="center"/>
             <w:shd w:fill="FFFFFF"/>
             <w:tcMar>
-              <w:top w:w="80" w:type="dxa"/>
-              <w:bottom w:w="80" w:type="dxa"/>
-              <w:left w:w="100" w:type="dxa"/>
-              <w:right w:w="100" w:type="dxa"/>
+              <w:top w:w="70" w:type="dxa"/>
+              <w:bottom w:w="70" w:type="dxa"/>
+              <w:left w:w="90" w:type="dxa"/>
+              <w:right w:w="90" w:type="dxa"/>
             </w:tcMar>
           </w:tcPr>
           <w:p>
@@ -5797,14 +5863,14 @@
         </w:tc>
         <w:tc>
           <w:tcPr>
-            <w:tcW w:type="dxa" w:w="2257"/>
+            <w:tcW w:type="dxa" w:w="3740"/>
             <w:vAlign w:val="center"/>
             <w:shd w:fill="FFFFFF"/>
             <w:tcMar>
-              <w:top w:w="80" w:type="dxa"/>
-              <w:bottom w:w="80" w:type="dxa"/>
-              <w:left w:w="100" w:type="dxa"/>
-              <w:right w:w="100" w:type="dxa"/>
+              <w:top w:w="70" w:type="dxa"/>
+              <w:bottom w:w="70" w:type="dxa"/>
+              <w:left w:w="90" w:type="dxa"/>
+              <w:right w:w="90" w:type="dxa"/>
             </w:tcMar>
           </w:tcPr>
           <w:p>
@@ -5829,14 +5895,14 @@
         </w:trPr>
         <w:tc>
           <w:tcPr>
-            <w:tcW w:type="dxa" w:w="2257"/>
+            <w:tcW w:type="dxa" w:w="3740"/>
             <w:vAlign w:val="center"/>
             <w:shd w:fill="F2F5F9"/>
             <w:tcMar>
-              <w:top w:w="80" w:type="dxa"/>
-              <w:bottom w:w="80" w:type="dxa"/>
-              <w:left w:w="100" w:type="dxa"/>
-              <w:right w:w="100" w:type="dxa"/>
+              <w:top w:w="70" w:type="dxa"/>
+              <w:bottom w:w="70" w:type="dxa"/>
+              <w:left w:w="90" w:type="dxa"/>
+              <w:right w:w="90" w:type="dxa"/>
             </w:tcMar>
           </w:tcPr>
           <w:p>
@@ -5856,14 +5922,14 @@
         </w:tc>
         <w:tc>
           <w:tcPr>
-            <w:tcW w:type="dxa" w:w="2257"/>
+            <w:tcW w:type="dxa" w:w="3740"/>
             <w:vAlign w:val="center"/>
             <w:shd w:fill="F2F5F9"/>
             <w:tcMar>
-              <w:top w:w="80" w:type="dxa"/>
-              <w:bottom w:w="80" w:type="dxa"/>
-              <w:left w:w="100" w:type="dxa"/>
-              <w:right w:w="100" w:type="dxa"/>
+              <w:top w:w="70" w:type="dxa"/>
+              <w:bottom w:w="70" w:type="dxa"/>
+              <w:left w:w="90" w:type="dxa"/>
+              <w:right w:w="90" w:type="dxa"/>
             </w:tcMar>
           </w:tcPr>
           <w:p>
@@ -5883,14 +5949,14 @@
         </w:tc>
         <w:tc>
           <w:tcPr>
-            <w:tcW w:type="dxa" w:w="2257"/>
+            <w:tcW w:type="dxa" w:w="3740"/>
             <w:vAlign w:val="center"/>
             <w:shd w:fill="F2F5F9"/>
             <w:tcMar>
-              <w:top w:w="80" w:type="dxa"/>
-              <w:bottom w:w="80" w:type="dxa"/>
-              <w:left w:w="100" w:type="dxa"/>
-              <w:right w:w="100" w:type="dxa"/>
+              <w:top w:w="70" w:type="dxa"/>
+              <w:bottom w:w="70" w:type="dxa"/>
+              <w:left w:w="90" w:type="dxa"/>
+              <w:right w:w="90" w:type="dxa"/>
             </w:tcMar>
           </w:tcPr>
           <w:p>
@@ -5910,14 +5976,14 @@
         </w:tc>
         <w:tc>
           <w:tcPr>
-            <w:tcW w:type="dxa" w:w="2257"/>
+            <w:tcW w:type="dxa" w:w="3740"/>
             <w:vAlign w:val="center"/>
             <w:shd w:fill="F2F5F9"/>
             <w:tcMar>
-              <w:top w:w="80" w:type="dxa"/>
-              <w:bottom w:w="80" w:type="dxa"/>
-              <w:left w:w="100" w:type="dxa"/>
-              <w:right w:w="100" w:type="dxa"/>
+              <w:top w:w="70" w:type="dxa"/>
+              <w:bottom w:w="70" w:type="dxa"/>
+              <w:left w:w="90" w:type="dxa"/>
+              <w:right w:w="90" w:type="dxa"/>
             </w:tcMar>
           </w:tcPr>
           <w:p>
@@ -5942,14 +6008,14 @@
         </w:trPr>
         <w:tc>
           <w:tcPr>
-            <w:tcW w:type="dxa" w:w="2257"/>
+            <w:tcW w:type="dxa" w:w="3740"/>
             <w:vAlign w:val="center"/>
             <w:shd w:fill="FFFFFF"/>
             <w:tcMar>
-              <w:top w:w="80" w:type="dxa"/>
-              <w:bottom w:w="80" w:type="dxa"/>
-              <w:left w:w="100" w:type="dxa"/>
-              <w:right w:w="100" w:type="dxa"/>
+              <w:top w:w="70" w:type="dxa"/>
+              <w:bottom w:w="70" w:type="dxa"/>
+              <w:left w:w="90" w:type="dxa"/>
+              <w:right w:w="90" w:type="dxa"/>
             </w:tcMar>
           </w:tcPr>
           <w:p>
@@ -5969,14 +6035,14 @@
         </w:tc>
         <w:tc>
           <w:tcPr>
-            <w:tcW w:type="dxa" w:w="2257"/>
+            <w:tcW w:type="dxa" w:w="3740"/>
             <w:vAlign w:val="center"/>
             <w:shd w:fill="FFFFFF"/>
             <w:tcMar>
-              <w:top w:w="80" w:type="dxa"/>
-              <w:bottom w:w="80" w:type="dxa"/>
-              <w:left w:w="100" w:type="dxa"/>
-              <w:right w:w="100" w:type="dxa"/>
+              <w:top w:w="70" w:type="dxa"/>
+              <w:bottom w:w="70" w:type="dxa"/>
+              <w:left w:w="90" w:type="dxa"/>
+              <w:right w:w="90" w:type="dxa"/>
             </w:tcMar>
           </w:tcPr>
           <w:p>
@@ -5996,14 +6062,14 @@
         </w:tc>
         <w:tc>
           <w:tcPr>
-            <w:tcW w:type="dxa" w:w="2257"/>
+            <w:tcW w:type="dxa" w:w="3740"/>
             <w:vAlign w:val="center"/>
             <w:shd w:fill="FFFFFF"/>
             <w:tcMar>
-              <w:top w:w="80" w:type="dxa"/>
-              <w:bottom w:w="80" w:type="dxa"/>
-              <w:left w:w="100" w:type="dxa"/>
-              <w:right w:w="100" w:type="dxa"/>
+              <w:top w:w="70" w:type="dxa"/>
+              <w:bottom w:w="70" w:type="dxa"/>
+              <w:left w:w="90" w:type="dxa"/>
+              <w:right w:w="90" w:type="dxa"/>
             </w:tcMar>
           </w:tcPr>
           <w:p>
@@ -6023,14 +6089,14 @@
         </w:tc>
         <w:tc>
           <w:tcPr>
-            <w:tcW w:type="dxa" w:w="2257"/>
+            <w:tcW w:type="dxa" w:w="3740"/>
             <w:vAlign w:val="center"/>
             <w:shd w:fill="FFFFFF"/>
             <w:tcMar>
-              <w:top w:w="80" w:type="dxa"/>
-              <w:bottom w:w="80" w:type="dxa"/>
-              <w:left w:w="100" w:type="dxa"/>
-              <w:right w:w="100" w:type="dxa"/>
+              <w:top w:w="70" w:type="dxa"/>
+              <w:bottom w:w="70" w:type="dxa"/>
+              <w:left w:w="90" w:type="dxa"/>
+              <w:right w:w="90" w:type="dxa"/>
             </w:tcMar>
           </w:tcPr>
           <w:p>
@@ -6055,14 +6121,14 @@
         </w:trPr>
         <w:tc>
           <w:tcPr>
-            <w:tcW w:type="dxa" w:w="2257"/>
+            <w:tcW w:type="dxa" w:w="3740"/>
             <w:vAlign w:val="center"/>
             <w:shd w:fill="F2F5F9"/>
             <w:tcMar>
-              <w:top w:w="80" w:type="dxa"/>
-              <w:bottom w:w="80" w:type="dxa"/>
-              <w:left w:w="100" w:type="dxa"/>
-              <w:right w:w="100" w:type="dxa"/>
+              <w:top w:w="70" w:type="dxa"/>
+              <w:bottom w:w="70" w:type="dxa"/>
+              <w:left w:w="90" w:type="dxa"/>
+              <w:right w:w="90" w:type="dxa"/>
             </w:tcMar>
           </w:tcPr>
           <w:p>
@@ -6082,14 +6148,14 @@
         </w:tc>
         <w:tc>
           <w:tcPr>
-            <w:tcW w:type="dxa" w:w="2257"/>
+            <w:tcW w:type="dxa" w:w="3740"/>
             <w:vAlign w:val="center"/>
             <w:shd w:fill="F2F5F9"/>
             <w:tcMar>
-              <w:top w:w="80" w:type="dxa"/>
-              <w:bottom w:w="80" w:type="dxa"/>
-              <w:left w:w="100" w:type="dxa"/>
-              <w:right w:w="100" w:type="dxa"/>
+              <w:top w:w="70" w:type="dxa"/>
+              <w:bottom w:w="70" w:type="dxa"/>
+              <w:left w:w="90" w:type="dxa"/>
+              <w:right w:w="90" w:type="dxa"/>
             </w:tcMar>
           </w:tcPr>
           <w:p>
@@ -6109,14 +6175,14 @@
         </w:tc>
         <w:tc>
           <w:tcPr>
-            <w:tcW w:type="dxa" w:w="2257"/>
+            <w:tcW w:type="dxa" w:w="3740"/>
             <w:vAlign w:val="center"/>
             <w:shd w:fill="F2F5F9"/>
             <w:tcMar>
-              <w:top w:w="80" w:type="dxa"/>
-              <w:bottom w:w="80" w:type="dxa"/>
-              <w:left w:w="100" w:type="dxa"/>
-              <w:right w:w="100" w:type="dxa"/>
+              <w:top w:w="70" w:type="dxa"/>
+              <w:bottom w:w="70" w:type="dxa"/>
+              <w:left w:w="90" w:type="dxa"/>
+              <w:right w:w="90" w:type="dxa"/>
             </w:tcMar>
           </w:tcPr>
           <w:p>
@@ -6136,14 +6202,14 @@
         </w:tc>
         <w:tc>
           <w:tcPr>
-            <w:tcW w:type="dxa" w:w="2257"/>
+            <w:tcW w:type="dxa" w:w="3740"/>
             <w:vAlign w:val="center"/>
             <w:shd w:fill="F2F5F9"/>
             <w:tcMar>
-              <w:top w:w="80" w:type="dxa"/>
-              <w:bottom w:w="80" w:type="dxa"/>
-              <w:left w:w="100" w:type="dxa"/>
-              <w:right w:w="100" w:type="dxa"/>
+              <w:top w:w="70" w:type="dxa"/>
+              <w:bottom w:w="70" w:type="dxa"/>
+              <w:left w:w="90" w:type="dxa"/>
+              <w:right w:w="90" w:type="dxa"/>
             </w:tcMar>
           </w:tcPr>
           <w:p>
@@ -6168,14 +6234,14 @@
         </w:trPr>
         <w:tc>
           <w:tcPr>
-            <w:tcW w:type="dxa" w:w="2257"/>
+            <w:tcW w:type="dxa" w:w="3740"/>
             <w:vAlign w:val="center"/>
             <w:shd w:fill="FFFFFF"/>
             <w:tcMar>
-              <w:top w:w="80" w:type="dxa"/>
-              <w:bottom w:w="80" w:type="dxa"/>
-              <w:left w:w="100" w:type="dxa"/>
-              <w:right w:w="100" w:type="dxa"/>
+              <w:top w:w="70" w:type="dxa"/>
+              <w:bottom w:w="70" w:type="dxa"/>
+              <w:left w:w="90" w:type="dxa"/>
+              <w:right w:w="90" w:type="dxa"/>
             </w:tcMar>
           </w:tcPr>
           <w:p>
@@ -6195,14 +6261,14 @@
         </w:tc>
         <w:tc>
           <w:tcPr>
-            <w:tcW w:type="dxa" w:w="2257"/>
+            <w:tcW w:type="dxa" w:w="3740"/>
             <w:vAlign w:val="center"/>
             <w:shd w:fill="FFFFFF"/>
             <w:tcMar>
-              <w:top w:w="80" w:type="dxa"/>
-              <w:bottom w:w="80" w:type="dxa"/>
-              <w:left w:w="100" w:type="dxa"/>
-              <w:right w:w="100" w:type="dxa"/>
+              <w:top w:w="70" w:type="dxa"/>
+              <w:bottom w:w="70" w:type="dxa"/>
+              <w:left w:w="90" w:type="dxa"/>
+              <w:right w:w="90" w:type="dxa"/>
             </w:tcMar>
           </w:tcPr>
           <w:p>
@@ -6222,14 +6288,14 @@
         </w:tc>
         <w:tc>
           <w:tcPr>
-            <w:tcW w:type="dxa" w:w="2257"/>
+            <w:tcW w:type="dxa" w:w="3740"/>
             <w:vAlign w:val="center"/>
             <w:shd w:fill="FFFFFF"/>
             <w:tcMar>
-              <w:top w:w="80" w:type="dxa"/>
-              <w:bottom w:w="80" w:type="dxa"/>
-              <w:left w:w="100" w:type="dxa"/>
-              <w:right w:w="100" w:type="dxa"/>
+              <w:top w:w="70" w:type="dxa"/>
+              <w:bottom w:w="70" w:type="dxa"/>
+              <w:left w:w="90" w:type="dxa"/>
+              <w:right w:w="90" w:type="dxa"/>
             </w:tcMar>
           </w:tcPr>
           <w:p>
@@ -6249,14 +6315,14 @@
         </w:tc>
         <w:tc>
           <w:tcPr>
-            <w:tcW w:type="dxa" w:w="2257"/>
+            <w:tcW w:type="dxa" w:w="3740"/>
             <w:vAlign w:val="center"/>
             <w:shd w:fill="FFFFFF"/>
             <w:tcMar>
-              <w:top w:w="80" w:type="dxa"/>
-              <w:bottom w:w="80" w:type="dxa"/>
-              <w:left w:w="100" w:type="dxa"/>
-              <w:right w:w="100" w:type="dxa"/>
+              <w:top w:w="70" w:type="dxa"/>
+              <w:bottom w:w="70" w:type="dxa"/>
+              <w:left w:w="90" w:type="dxa"/>
+              <w:right w:w="90" w:type="dxa"/>
             </w:tcMar>
           </w:tcPr>
           <w:p>
@@ -6281,14 +6347,14 @@
         </w:trPr>
         <w:tc>
           <w:tcPr>
-            <w:tcW w:type="dxa" w:w="2257"/>
+            <w:tcW w:type="dxa" w:w="3740"/>
             <w:vAlign w:val="center"/>
             <w:shd w:fill="F2F5F9"/>
             <w:tcMar>
-              <w:top w:w="80" w:type="dxa"/>
-              <w:bottom w:w="80" w:type="dxa"/>
-              <w:left w:w="100" w:type="dxa"/>
-              <w:right w:w="100" w:type="dxa"/>
+              <w:top w:w="70" w:type="dxa"/>
+              <w:bottom w:w="70" w:type="dxa"/>
+              <w:left w:w="90" w:type="dxa"/>
+              <w:right w:w="90" w:type="dxa"/>
             </w:tcMar>
           </w:tcPr>
           <w:p>
@@ -6308,14 +6374,14 @@
         </w:tc>
         <w:tc>
           <w:tcPr>
-            <w:tcW w:type="dxa" w:w="2257"/>
+            <w:tcW w:type="dxa" w:w="3740"/>
             <w:vAlign w:val="center"/>
             <w:shd w:fill="F2F5F9"/>
             <w:tcMar>
-              <w:top w:w="80" w:type="dxa"/>
-              <w:bottom w:w="80" w:type="dxa"/>
-              <w:left w:w="100" w:type="dxa"/>
-              <w:right w:w="100" w:type="dxa"/>
+              <w:top w:w="70" w:type="dxa"/>
+              <w:bottom w:w="70" w:type="dxa"/>
+              <w:left w:w="90" w:type="dxa"/>
+              <w:right w:w="90" w:type="dxa"/>
             </w:tcMar>
           </w:tcPr>
           <w:p>
@@ -6335,14 +6401,14 @@
         </w:tc>
         <w:tc>
           <w:tcPr>
-            <w:tcW w:type="dxa" w:w="2257"/>
+            <w:tcW w:type="dxa" w:w="3740"/>
             <w:vAlign w:val="center"/>
             <w:shd w:fill="F2F5F9"/>
             <w:tcMar>
-              <w:top w:w="80" w:type="dxa"/>
-              <w:bottom w:w="80" w:type="dxa"/>
-              <w:left w:w="100" w:type="dxa"/>
-              <w:right w:w="100" w:type="dxa"/>
+              <w:top w:w="70" w:type="dxa"/>
+              <w:bottom w:w="70" w:type="dxa"/>
+              <w:left w:w="90" w:type="dxa"/>
+              <w:right w:w="90" w:type="dxa"/>
             </w:tcMar>
           </w:tcPr>
           <w:p>
@@ -6362,14 +6428,14 @@
         </w:tc>
         <w:tc>
           <w:tcPr>
-            <w:tcW w:type="dxa" w:w="2257"/>
+            <w:tcW w:type="dxa" w:w="3740"/>
             <w:vAlign w:val="center"/>
             <w:shd w:fill="F2F5F9"/>
             <w:tcMar>
-              <w:top w:w="80" w:type="dxa"/>
-              <w:bottom w:w="80" w:type="dxa"/>
-              <w:left w:w="100" w:type="dxa"/>
-              <w:right w:w="100" w:type="dxa"/>
+              <w:top w:w="70" w:type="dxa"/>
+              <w:bottom w:w="70" w:type="dxa"/>
+              <w:left w:w="90" w:type="dxa"/>
+              <w:right w:w="90" w:type="dxa"/>
             </w:tcMar>
           </w:tcPr>
           <w:p>
@@ -6394,14 +6460,14 @@
         </w:trPr>
         <w:tc>
           <w:tcPr>
-            <w:tcW w:type="dxa" w:w="2257"/>
+            <w:tcW w:type="dxa" w:w="3740"/>
             <w:vAlign w:val="center"/>
             <w:shd w:fill="FFFFFF"/>
             <w:tcMar>
-              <w:top w:w="80" w:type="dxa"/>
-              <w:bottom w:w="80" w:type="dxa"/>
-              <w:left w:w="100" w:type="dxa"/>
-              <w:right w:w="100" w:type="dxa"/>
+              <w:top w:w="70" w:type="dxa"/>
+              <w:bottom w:w="70" w:type="dxa"/>
+              <w:left w:w="90" w:type="dxa"/>
+              <w:right w:w="90" w:type="dxa"/>
             </w:tcMar>
           </w:tcPr>
           <w:p>
@@ -6421,14 +6487,14 @@
         </w:tc>
         <w:tc>
           <w:tcPr>
-            <w:tcW w:type="dxa" w:w="2257"/>
+            <w:tcW w:type="dxa" w:w="3740"/>
             <w:vAlign w:val="center"/>
             <w:shd w:fill="FFFFFF"/>
             <w:tcMar>
-              <w:top w:w="80" w:type="dxa"/>
-              <w:bottom w:w="80" w:type="dxa"/>
-              <w:left w:w="100" w:type="dxa"/>
-              <w:right w:w="100" w:type="dxa"/>
+              <w:top w:w="70" w:type="dxa"/>
+              <w:bottom w:w="70" w:type="dxa"/>
+              <w:left w:w="90" w:type="dxa"/>
+              <w:right w:w="90" w:type="dxa"/>
             </w:tcMar>
           </w:tcPr>
           <w:p>
@@ -6448,14 +6514,14 @@
         </w:tc>
         <w:tc>
           <w:tcPr>
-            <w:tcW w:type="dxa" w:w="2257"/>
+            <w:tcW w:type="dxa" w:w="3740"/>
             <w:vAlign w:val="center"/>
             <w:shd w:fill="FFFFFF"/>
             <w:tcMar>
-              <w:top w:w="80" w:type="dxa"/>
-              <w:bottom w:w="80" w:type="dxa"/>
-              <w:left w:w="100" w:type="dxa"/>
-              <w:right w:w="100" w:type="dxa"/>
+              <w:top w:w="70" w:type="dxa"/>
+              <w:bottom w:w="70" w:type="dxa"/>
+              <w:left w:w="90" w:type="dxa"/>
+              <w:right w:w="90" w:type="dxa"/>
             </w:tcMar>
           </w:tcPr>
           <w:p>
@@ -6475,14 +6541,14 @@
         </w:tc>
         <w:tc>
           <w:tcPr>
-            <w:tcW w:type="dxa" w:w="2257"/>
+            <w:tcW w:type="dxa" w:w="3740"/>
             <w:vAlign w:val="center"/>
             <w:shd w:fill="FFFFFF"/>
             <w:tcMar>
-              <w:top w:w="80" w:type="dxa"/>
-              <w:bottom w:w="80" w:type="dxa"/>
-              <w:left w:w="100" w:type="dxa"/>
-              <w:right w:w="100" w:type="dxa"/>
+              <w:top w:w="70" w:type="dxa"/>
+              <w:bottom w:w="70" w:type="dxa"/>
+              <w:left w:w="90" w:type="dxa"/>
+              <w:right w:w="90" w:type="dxa"/>
             </w:tcMar>
           </w:tcPr>
           <w:p>
@@ -6507,14 +6573,14 @@
         </w:trPr>
         <w:tc>
           <w:tcPr>
-            <w:tcW w:type="dxa" w:w="2257"/>
+            <w:tcW w:type="dxa" w:w="3740"/>
             <w:vAlign w:val="center"/>
             <w:shd w:fill="F2F5F9"/>
             <w:tcMar>
-              <w:top w:w="80" w:type="dxa"/>
-              <w:bottom w:w="80" w:type="dxa"/>
-              <w:left w:w="100" w:type="dxa"/>
-              <w:right w:w="100" w:type="dxa"/>
+              <w:top w:w="70" w:type="dxa"/>
+              <w:bottom w:w="70" w:type="dxa"/>
+              <w:left w:w="90" w:type="dxa"/>
+              <w:right w:w="90" w:type="dxa"/>
             </w:tcMar>
           </w:tcPr>
           <w:p>
@@ -6534,14 +6600,14 @@
         </w:tc>
         <w:tc>
           <w:tcPr>
-            <w:tcW w:type="dxa" w:w="2257"/>
+            <w:tcW w:type="dxa" w:w="3740"/>
             <w:vAlign w:val="center"/>
             <w:shd w:fill="F2F5F9"/>
             <w:tcMar>
-              <w:top w:w="80" w:type="dxa"/>
-              <w:bottom w:w="80" w:type="dxa"/>
-              <w:left w:w="100" w:type="dxa"/>
-              <w:right w:w="100" w:type="dxa"/>
+              <w:top w:w="70" w:type="dxa"/>
+              <w:bottom w:w="70" w:type="dxa"/>
+              <w:left w:w="90" w:type="dxa"/>
+              <w:right w:w="90" w:type="dxa"/>
             </w:tcMar>
           </w:tcPr>
           <w:p>
@@ -6561,14 +6627,14 @@
         </w:tc>
         <w:tc>
           <w:tcPr>
-            <w:tcW w:type="dxa" w:w="2257"/>
+            <w:tcW w:type="dxa" w:w="3740"/>
             <w:vAlign w:val="center"/>
             <w:shd w:fill="F2F5F9"/>
             <w:tcMar>
-              <w:top w:w="80" w:type="dxa"/>
-              <w:bottom w:w="80" w:type="dxa"/>
-              <w:left w:w="100" w:type="dxa"/>
-              <w:right w:w="100" w:type="dxa"/>
+              <w:top w:w="70" w:type="dxa"/>
+              <w:bottom w:w="70" w:type="dxa"/>
+              <w:left w:w="90" w:type="dxa"/>
+              <w:right w:w="90" w:type="dxa"/>
             </w:tcMar>
           </w:tcPr>
           <w:p>
@@ -6588,14 +6654,14 @@
         </w:tc>
         <w:tc>
           <w:tcPr>
-            <w:tcW w:type="dxa" w:w="2257"/>
+            <w:tcW w:type="dxa" w:w="3740"/>
             <w:vAlign w:val="center"/>
             <w:shd w:fill="F2F5F9"/>
             <w:tcMar>
-              <w:top w:w="80" w:type="dxa"/>
-              <w:bottom w:w="80" w:type="dxa"/>
-              <w:left w:w="100" w:type="dxa"/>
-              <w:right w:w="100" w:type="dxa"/>
+              <w:top w:w="70" w:type="dxa"/>
+              <w:bottom w:w="70" w:type="dxa"/>
+              <w:left w:w="90" w:type="dxa"/>
+              <w:right w:w="90" w:type="dxa"/>
             </w:tcMar>
           </w:tcPr>
           <w:p>
@@ -6620,14 +6686,14 @@
         </w:trPr>
         <w:tc>
           <w:tcPr>
-            <w:tcW w:type="dxa" w:w="2257"/>
+            <w:tcW w:type="dxa" w:w="3740"/>
             <w:vAlign w:val="center"/>
             <w:shd w:fill="FFFFFF"/>
             <w:tcMar>
-              <w:top w:w="80" w:type="dxa"/>
-              <w:bottom w:w="80" w:type="dxa"/>
-              <w:left w:w="100" w:type="dxa"/>
-              <w:right w:w="100" w:type="dxa"/>
+              <w:top w:w="70" w:type="dxa"/>
+              <w:bottom w:w="70" w:type="dxa"/>
+              <w:left w:w="90" w:type="dxa"/>
+              <w:right w:w="90" w:type="dxa"/>
             </w:tcMar>
           </w:tcPr>
           <w:p>
@@ -6647,14 +6713,14 @@
         </w:tc>
         <w:tc>
           <w:tcPr>
-            <w:tcW w:type="dxa" w:w="2257"/>
+            <w:tcW w:type="dxa" w:w="3740"/>
             <w:vAlign w:val="center"/>
             <w:shd w:fill="FFFFFF"/>
             <w:tcMar>
-              <w:top w:w="80" w:type="dxa"/>
-              <w:bottom w:w="80" w:type="dxa"/>
-              <w:left w:w="100" w:type="dxa"/>
-              <w:right w:w="100" w:type="dxa"/>
+              <w:top w:w="70" w:type="dxa"/>
+              <w:bottom w:w="70" w:type="dxa"/>
+              <w:left w:w="90" w:type="dxa"/>
+              <w:right w:w="90" w:type="dxa"/>
             </w:tcMar>
           </w:tcPr>
           <w:p>
@@ -6674,14 +6740,14 @@
         </w:tc>
         <w:tc>
           <w:tcPr>
-            <w:tcW w:type="dxa" w:w="2257"/>
+            <w:tcW w:type="dxa" w:w="3740"/>
             <w:vAlign w:val="center"/>
             <w:shd w:fill="FFFFFF"/>
             <w:tcMar>
-              <w:top w:w="80" w:type="dxa"/>
-              <w:bottom w:w="80" w:type="dxa"/>
-              <w:left w:w="100" w:type="dxa"/>
-              <w:right w:w="100" w:type="dxa"/>
+              <w:top w:w="70" w:type="dxa"/>
+              <w:bottom w:w="70" w:type="dxa"/>
+              <w:left w:w="90" w:type="dxa"/>
+              <w:right w:w="90" w:type="dxa"/>
             </w:tcMar>
           </w:tcPr>
           <w:p>
@@ -6701,14 +6767,14 @@
         </w:tc>
         <w:tc>
           <w:tcPr>
-            <w:tcW w:type="dxa" w:w="2257"/>
+            <w:tcW w:type="dxa" w:w="3740"/>
             <w:vAlign w:val="center"/>
             <w:shd w:fill="FFFFFF"/>
             <w:tcMar>
-              <w:top w:w="80" w:type="dxa"/>
-              <w:bottom w:w="80" w:type="dxa"/>
-              <w:left w:w="100" w:type="dxa"/>
-              <w:right w:w="100" w:type="dxa"/>
+              <w:top w:w="70" w:type="dxa"/>
+              <w:bottom w:w="70" w:type="dxa"/>
+              <w:left w:w="90" w:type="dxa"/>
+              <w:right w:w="90" w:type="dxa"/>
             </w:tcMar>
           </w:tcPr>
           <w:p>
@@ -6733,14 +6799,14 @@
         </w:trPr>
         <w:tc>
           <w:tcPr>
-            <w:tcW w:type="dxa" w:w="2257"/>
+            <w:tcW w:type="dxa" w:w="3740"/>
             <w:vAlign w:val="center"/>
             <w:shd w:fill="F2F5F9"/>
             <w:tcMar>
-              <w:top w:w="80" w:type="dxa"/>
-              <w:bottom w:w="80" w:type="dxa"/>
-              <w:left w:w="100" w:type="dxa"/>
-              <w:right w:w="100" w:type="dxa"/>
+              <w:top w:w="70" w:type="dxa"/>
+              <w:bottom w:w="70" w:type="dxa"/>
+              <w:left w:w="90" w:type="dxa"/>
+              <w:right w:w="90" w:type="dxa"/>
             </w:tcMar>
           </w:tcPr>
           <w:p>
@@ -6760,14 +6826,14 @@
         </w:tc>
         <w:tc>
           <w:tcPr>
-            <w:tcW w:type="dxa" w:w="2257"/>
+            <w:tcW w:type="dxa" w:w="3740"/>
             <w:vAlign w:val="center"/>
             <w:shd w:fill="F2F5F9"/>
             <w:tcMar>
-              <w:top w:w="80" w:type="dxa"/>
-              <w:bottom w:w="80" w:type="dxa"/>
-              <w:left w:w="100" w:type="dxa"/>
-              <w:right w:w="100" w:type="dxa"/>
+              <w:top w:w="70" w:type="dxa"/>
+              <w:bottom w:w="70" w:type="dxa"/>
+              <w:left w:w="90" w:type="dxa"/>
+              <w:right w:w="90" w:type="dxa"/>
             </w:tcMar>
           </w:tcPr>
           <w:p>
@@ -6787,14 +6853,14 @@
         </w:tc>
         <w:tc>
           <w:tcPr>
-            <w:tcW w:type="dxa" w:w="2257"/>
+            <w:tcW w:type="dxa" w:w="3740"/>
             <w:vAlign w:val="center"/>
             <w:shd w:fill="F2F5F9"/>
             <w:tcMar>
-              <w:top w:w="80" w:type="dxa"/>
-              <w:bottom w:w="80" w:type="dxa"/>
-              <w:left w:w="100" w:type="dxa"/>
-              <w:right w:w="100" w:type="dxa"/>
+              <w:top w:w="70" w:type="dxa"/>
+              <w:bottom w:w="70" w:type="dxa"/>
+              <w:left w:w="90" w:type="dxa"/>
+              <w:right w:w="90" w:type="dxa"/>
             </w:tcMar>
           </w:tcPr>
           <w:p>
@@ -6814,14 +6880,14 @@
         </w:tc>
         <w:tc>
           <w:tcPr>
-            <w:tcW w:type="dxa" w:w="2257"/>
+            <w:tcW w:type="dxa" w:w="3740"/>
             <w:vAlign w:val="center"/>
             <w:shd w:fill="F2F5F9"/>
             <w:tcMar>
-              <w:top w:w="80" w:type="dxa"/>
-              <w:bottom w:w="80" w:type="dxa"/>
-              <w:left w:w="100" w:type="dxa"/>
-              <w:right w:w="100" w:type="dxa"/>
+              <w:top w:w="70" w:type="dxa"/>
+              <w:bottom w:w="70" w:type="dxa"/>
+              <w:left w:w="90" w:type="dxa"/>
+              <w:right w:w="90" w:type="dxa"/>
             </w:tcMar>
           </w:tcPr>
           <w:p>
@@ -6846,14 +6912,14 @@
         </w:trPr>
         <w:tc>
           <w:tcPr>
-            <w:tcW w:type="dxa" w:w="2257"/>
+            <w:tcW w:type="dxa" w:w="3740"/>
             <w:vAlign w:val="center"/>
             <w:shd w:fill="FFFFFF"/>
             <w:tcMar>
-              <w:top w:w="80" w:type="dxa"/>
-              <w:bottom w:w="80" w:type="dxa"/>
-              <w:left w:w="100" w:type="dxa"/>
-              <w:right w:w="100" w:type="dxa"/>
+              <w:top w:w="70" w:type="dxa"/>
+              <w:bottom w:w="70" w:type="dxa"/>
+              <w:left w:w="90" w:type="dxa"/>
+              <w:right w:w="90" w:type="dxa"/>
             </w:tcMar>
           </w:tcPr>
           <w:p>
@@ -6873,14 +6939,14 @@
         </w:tc>
         <w:tc>
           <w:tcPr>
-            <w:tcW w:type="dxa" w:w="2257"/>
+            <w:tcW w:type="dxa" w:w="3740"/>
             <w:vAlign w:val="center"/>
             <w:shd w:fill="FFFFFF"/>
             <w:tcMar>
-              <w:top w:w="80" w:type="dxa"/>
-              <w:bottom w:w="80" w:type="dxa"/>
-              <w:left w:w="100" w:type="dxa"/>
-              <w:right w:w="100" w:type="dxa"/>
+              <w:top w:w="70" w:type="dxa"/>
+              <w:bottom w:w="70" w:type="dxa"/>
+              <w:left w:w="90" w:type="dxa"/>
+              <w:right w:w="90" w:type="dxa"/>
             </w:tcMar>
           </w:tcPr>
           <w:p>
@@ -6900,14 +6966,14 @@
         </w:tc>
         <w:tc>
           <w:tcPr>
-            <w:tcW w:type="dxa" w:w="2257"/>
+            <w:tcW w:type="dxa" w:w="3740"/>
             <w:vAlign w:val="center"/>
             <w:shd w:fill="FFFFFF"/>
             <w:tcMar>
-              <w:top w:w="80" w:type="dxa"/>
-              <w:bottom w:w="80" w:type="dxa"/>
-              <w:left w:w="100" w:type="dxa"/>
-              <w:right w:w="100" w:type="dxa"/>
+              <w:top w:w="70" w:type="dxa"/>
+              <w:bottom w:w="70" w:type="dxa"/>
+              <w:left w:w="90" w:type="dxa"/>
+              <w:right w:w="90" w:type="dxa"/>
             </w:tcMar>
           </w:tcPr>
           <w:p>
@@ -6927,14 +6993,14 @@
         </w:tc>
         <w:tc>
           <w:tcPr>
-            <w:tcW w:type="dxa" w:w="2257"/>
+            <w:tcW w:type="dxa" w:w="3740"/>
             <w:vAlign w:val="center"/>
             <w:shd w:fill="FFFFFF"/>
             <w:tcMar>
-              <w:top w:w="80" w:type="dxa"/>
-              <w:bottom w:w="80" w:type="dxa"/>
-              <w:left w:w="100" w:type="dxa"/>
-              <w:right w:w="100" w:type="dxa"/>
+              <w:top w:w="70" w:type="dxa"/>
+              <w:bottom w:w="70" w:type="dxa"/>
+              <w:left w:w="90" w:type="dxa"/>
+              <w:right w:w="90" w:type="dxa"/>
             </w:tcMar>
           </w:tcPr>
           <w:p>
@@ -6959,14 +7025,14 @@
         </w:trPr>
         <w:tc>
           <w:tcPr>
-            <w:tcW w:type="dxa" w:w="2257"/>
+            <w:tcW w:type="dxa" w:w="3740"/>
             <w:vAlign w:val="center"/>
             <w:shd w:fill="F2F5F9"/>
             <w:tcMar>
-              <w:top w:w="80" w:type="dxa"/>
-              <w:bottom w:w="80" w:type="dxa"/>
-              <w:left w:w="100" w:type="dxa"/>
-              <w:right w:w="100" w:type="dxa"/>
+              <w:top w:w="70" w:type="dxa"/>
+              <w:bottom w:w="70" w:type="dxa"/>
+              <w:left w:w="90" w:type="dxa"/>
+              <w:right w:w="90" w:type="dxa"/>
             </w:tcMar>
           </w:tcPr>
           <w:p>
@@ -6986,14 +7052,14 @@
         </w:tc>
         <w:tc>
           <w:tcPr>
-            <w:tcW w:type="dxa" w:w="2257"/>
+            <w:tcW w:type="dxa" w:w="3740"/>
             <w:vAlign w:val="center"/>
             <w:shd w:fill="F2F5F9"/>
             <w:tcMar>
-              <w:top w:w="80" w:type="dxa"/>
-              <w:bottom w:w="80" w:type="dxa"/>
-              <w:left w:w="100" w:type="dxa"/>
-              <w:right w:w="100" w:type="dxa"/>
+              <w:top w:w="70" w:type="dxa"/>
+              <w:bottom w:w="70" w:type="dxa"/>
+              <w:left w:w="90" w:type="dxa"/>
+              <w:right w:w="90" w:type="dxa"/>
             </w:tcMar>
           </w:tcPr>
           <w:p>
@@ -7013,14 +7079,14 @@
         </w:tc>
         <w:tc>
           <w:tcPr>
-            <w:tcW w:type="dxa" w:w="2257"/>
+            <w:tcW w:type="dxa" w:w="3740"/>
             <w:vAlign w:val="center"/>
             <w:shd w:fill="F2F5F9"/>
             <w:tcMar>
-              <w:top w:w="80" w:type="dxa"/>
-              <w:bottom w:w="80" w:type="dxa"/>
-              <w:left w:w="100" w:type="dxa"/>
-              <w:right w:w="100" w:type="dxa"/>
+              <w:top w:w="70" w:type="dxa"/>
+              <w:bottom w:w="70" w:type="dxa"/>
+              <w:left w:w="90" w:type="dxa"/>
+              <w:right w:w="90" w:type="dxa"/>
             </w:tcMar>
           </w:tcPr>
           <w:p>
@@ -7040,14 +7106,14 @@
         </w:tc>
         <w:tc>
           <w:tcPr>
-            <w:tcW w:type="dxa" w:w="2257"/>
+            <w:tcW w:type="dxa" w:w="3740"/>
             <w:vAlign w:val="center"/>
             <w:shd w:fill="F2F5F9"/>
             <w:tcMar>
-              <w:top w:w="80" w:type="dxa"/>
-              <w:bottom w:w="80" w:type="dxa"/>
-              <w:left w:w="100" w:type="dxa"/>
-              <w:right w:w="100" w:type="dxa"/>
+              <w:top w:w="70" w:type="dxa"/>
+              <w:bottom w:w="70" w:type="dxa"/>
+              <w:left w:w="90" w:type="dxa"/>
+              <w:right w:w="90" w:type="dxa"/>
             </w:tcMar>
           </w:tcPr>
           <w:p>
@@ -7072,14 +7138,14 @@
         </w:trPr>
         <w:tc>
           <w:tcPr>
-            <w:tcW w:type="dxa" w:w="2257"/>
+            <w:tcW w:type="dxa" w:w="3740"/>
             <w:vAlign w:val="center"/>
             <w:shd w:fill="FFFFFF"/>
             <w:tcMar>
-              <w:top w:w="80" w:type="dxa"/>
-              <w:bottom w:w="80" w:type="dxa"/>
-              <w:left w:w="100" w:type="dxa"/>
-              <w:right w:w="100" w:type="dxa"/>
+              <w:top w:w="70" w:type="dxa"/>
+              <w:bottom w:w="70" w:type="dxa"/>
+              <w:left w:w="90" w:type="dxa"/>
+              <w:right w:w="90" w:type="dxa"/>
             </w:tcMar>
           </w:tcPr>
           <w:p>
@@ -7099,14 +7165,14 @@
         </w:tc>
         <w:tc>
           <w:tcPr>
-            <w:tcW w:type="dxa" w:w="2257"/>
+            <w:tcW w:type="dxa" w:w="3740"/>
             <w:vAlign w:val="center"/>
             <w:shd w:fill="FFFFFF"/>
             <w:tcMar>
-              <w:top w:w="80" w:type="dxa"/>
-              <w:bottom w:w="80" w:type="dxa"/>
-              <w:left w:w="100" w:type="dxa"/>
-              <w:right w:w="100" w:type="dxa"/>
+              <w:top w:w="70" w:type="dxa"/>
+              <w:bottom w:w="70" w:type="dxa"/>
+              <w:left w:w="90" w:type="dxa"/>
+              <w:right w:w="90" w:type="dxa"/>
             </w:tcMar>
           </w:tcPr>
           <w:p>
@@ -7126,14 +7192,14 @@
         </w:tc>
         <w:tc>
           <w:tcPr>
-            <w:tcW w:type="dxa" w:w="2257"/>
+            <w:tcW w:type="dxa" w:w="3740"/>
             <w:vAlign w:val="center"/>
             <w:shd w:fill="FFFFFF"/>
             <w:tcMar>
-              <w:top w:w="80" w:type="dxa"/>
-              <w:bottom w:w="80" w:type="dxa"/>
-              <w:left w:w="100" w:type="dxa"/>
-              <w:right w:w="100" w:type="dxa"/>
+              <w:top w:w="70" w:type="dxa"/>
+              <w:bottom w:w="70" w:type="dxa"/>
+              <w:left w:w="90" w:type="dxa"/>
+              <w:right w:w="90" w:type="dxa"/>
             </w:tcMar>
           </w:tcPr>
           <w:p>
@@ -7153,14 +7219,14 @@
         </w:tc>
         <w:tc>
           <w:tcPr>
-            <w:tcW w:type="dxa" w:w="2257"/>
+            <w:tcW w:type="dxa" w:w="3740"/>
             <w:vAlign w:val="center"/>
             <w:shd w:fill="FFFFFF"/>
             <w:tcMar>
-              <w:top w:w="80" w:type="dxa"/>
-              <w:bottom w:w="80" w:type="dxa"/>
-              <w:left w:w="100" w:type="dxa"/>
-              <w:right w:w="100" w:type="dxa"/>
+              <w:top w:w="70" w:type="dxa"/>
+              <w:bottom w:w="70" w:type="dxa"/>
+              <w:left w:w="90" w:type="dxa"/>
+              <w:right w:w="90" w:type="dxa"/>
             </w:tcMar>
           </w:tcPr>
           <w:p>
@@ -7185,14 +7251,14 @@
         </w:trPr>
         <w:tc>
           <w:tcPr>
-            <w:tcW w:type="dxa" w:w="2257"/>
+            <w:tcW w:type="dxa" w:w="3740"/>
             <w:vAlign w:val="center"/>
             <w:shd w:fill="F2F5F9"/>
             <w:tcMar>
-              <w:top w:w="80" w:type="dxa"/>
-              <w:bottom w:w="80" w:type="dxa"/>
-              <w:left w:w="100" w:type="dxa"/>
-              <w:right w:w="100" w:type="dxa"/>
+              <w:top w:w="70" w:type="dxa"/>
+              <w:bottom w:w="70" w:type="dxa"/>
+              <w:left w:w="90" w:type="dxa"/>
+              <w:right w:w="90" w:type="dxa"/>
             </w:tcMar>
           </w:tcPr>
           <w:p>
@@ -7212,14 +7278,14 @@
         </w:tc>
         <w:tc>
           <w:tcPr>
-            <w:tcW w:type="dxa" w:w="2257"/>
+            <w:tcW w:type="dxa" w:w="3740"/>
             <w:vAlign w:val="center"/>
             <w:shd w:fill="F2F5F9"/>
             <w:tcMar>
-              <w:top w:w="80" w:type="dxa"/>
-              <w:bottom w:w="80" w:type="dxa"/>
-              <w:left w:w="100" w:type="dxa"/>
-              <w:right w:w="100" w:type="dxa"/>
+              <w:top w:w="70" w:type="dxa"/>
+              <w:bottom w:w="70" w:type="dxa"/>
+              <w:left w:w="90" w:type="dxa"/>
+              <w:right w:w="90" w:type="dxa"/>
             </w:tcMar>
           </w:tcPr>
           <w:p>
@@ -7239,14 +7305,14 @@
         </w:tc>
         <w:tc>
           <w:tcPr>
-            <w:tcW w:type="dxa" w:w="2257"/>
+            <w:tcW w:type="dxa" w:w="3740"/>
             <w:vAlign w:val="center"/>
             <w:shd w:fill="F2F5F9"/>
             <w:tcMar>
-              <w:top w:w="80" w:type="dxa"/>
-              <w:bottom w:w="80" w:type="dxa"/>
-              <w:left w:w="100" w:type="dxa"/>
-              <w:right w:w="100" w:type="dxa"/>
+              <w:top w:w="70" w:type="dxa"/>
+              <w:bottom w:w="70" w:type="dxa"/>
+              <w:left w:w="90" w:type="dxa"/>
+              <w:right w:w="90" w:type="dxa"/>
             </w:tcMar>
           </w:tcPr>
           <w:p>
@@ -7266,14 +7332,14 @@
         </w:tc>
         <w:tc>
           <w:tcPr>
-            <w:tcW w:type="dxa" w:w="2257"/>
+            <w:tcW w:type="dxa" w:w="3740"/>
             <w:vAlign w:val="center"/>
             <w:shd w:fill="F2F5F9"/>
             <w:tcMar>
-              <w:top w:w="80" w:type="dxa"/>
-              <w:bottom w:w="80" w:type="dxa"/>
-              <w:left w:w="100" w:type="dxa"/>
-              <w:right w:w="100" w:type="dxa"/>
+              <w:top w:w="70" w:type="dxa"/>
+              <w:bottom w:w="70" w:type="dxa"/>
+              <w:left w:w="90" w:type="dxa"/>
+              <w:right w:w="90" w:type="dxa"/>
             </w:tcMar>
           </w:tcPr>
           <w:p>
@@ -7298,14 +7364,14 @@
         </w:trPr>
         <w:tc>
           <w:tcPr>
-            <w:tcW w:type="dxa" w:w="2257"/>
+            <w:tcW w:type="dxa" w:w="3740"/>
             <w:vAlign w:val="center"/>
             <w:shd w:fill="FFFFFF"/>
             <w:tcMar>
-              <w:top w:w="80" w:type="dxa"/>
-              <w:bottom w:w="80" w:type="dxa"/>
-              <w:left w:w="100" w:type="dxa"/>
-              <w:right w:w="100" w:type="dxa"/>
+              <w:top w:w="70" w:type="dxa"/>
+              <w:bottom w:w="70" w:type="dxa"/>
+              <w:left w:w="90" w:type="dxa"/>
+              <w:right w:w="90" w:type="dxa"/>
             </w:tcMar>
           </w:tcPr>
           <w:p>
@@ -7325,14 +7391,14 @@
         </w:tc>
         <w:tc>
           <w:tcPr>
-            <w:tcW w:type="dxa" w:w="2257"/>
+            <w:tcW w:type="dxa" w:w="3740"/>
             <w:vAlign w:val="center"/>
             <w:shd w:fill="FFFFFF"/>
             <w:tcMar>
-              <w:top w:w="80" w:type="dxa"/>
-              <w:bottom w:w="80" w:type="dxa"/>
-              <w:left w:w="100" w:type="dxa"/>
-              <w:right w:w="100" w:type="dxa"/>
+              <w:top w:w="70" w:type="dxa"/>
+              <w:bottom w:w="70" w:type="dxa"/>
+              <w:left w:w="90" w:type="dxa"/>
+              <w:right w:w="90" w:type="dxa"/>
             </w:tcMar>
           </w:tcPr>
           <w:p>
@@ -7352,14 +7418,14 @@
         </w:tc>
         <w:tc>
           <w:tcPr>
-            <w:tcW w:type="dxa" w:w="2257"/>
+            <w:tcW w:type="dxa" w:w="3740"/>
             <w:vAlign w:val="center"/>
             <w:shd w:fill="FFFFFF"/>
             <w:tcMar>
-              <w:top w:w="80" w:type="dxa"/>
-              <w:bottom w:w="80" w:type="dxa"/>
-              <w:left w:w="100" w:type="dxa"/>
-              <w:right w:w="100" w:type="dxa"/>
+              <w:top w:w="70" w:type="dxa"/>
+              <w:bottom w:w="70" w:type="dxa"/>
+              <w:left w:w="90" w:type="dxa"/>
+              <w:right w:w="90" w:type="dxa"/>
             </w:tcMar>
           </w:tcPr>
           <w:p>
@@ -7379,14 +7445,14 @@
         </w:tc>
         <w:tc>
           <w:tcPr>
-            <w:tcW w:type="dxa" w:w="2257"/>
+            <w:tcW w:type="dxa" w:w="3740"/>
             <w:vAlign w:val="center"/>
             <w:shd w:fill="FFFFFF"/>
             <w:tcMar>
-              <w:top w:w="80" w:type="dxa"/>
-              <w:bottom w:w="80" w:type="dxa"/>
-              <w:left w:w="100" w:type="dxa"/>
-              <w:right w:w="100" w:type="dxa"/>
+              <w:top w:w="70" w:type="dxa"/>
+              <w:bottom w:w="70" w:type="dxa"/>
+              <w:left w:w="90" w:type="dxa"/>
+              <w:right w:w="90" w:type="dxa"/>
             </w:tcMar>
           </w:tcPr>
           <w:p>
@@ -7411,14 +7477,14 @@
         </w:trPr>
         <w:tc>
           <w:tcPr>
-            <w:tcW w:type="dxa" w:w="2257"/>
+            <w:tcW w:type="dxa" w:w="3740"/>
             <w:vAlign w:val="center"/>
             <w:shd w:fill="F2F5F9"/>
             <w:tcMar>
-              <w:top w:w="80" w:type="dxa"/>
-              <w:bottom w:w="80" w:type="dxa"/>
-              <w:left w:w="100" w:type="dxa"/>
-              <w:right w:w="100" w:type="dxa"/>
+              <w:top w:w="70" w:type="dxa"/>
+              <w:bottom w:w="70" w:type="dxa"/>
+              <w:left w:w="90" w:type="dxa"/>
+              <w:right w:w="90" w:type="dxa"/>
             </w:tcMar>
           </w:tcPr>
           <w:p>
@@ -7438,14 +7504,14 @@
         </w:tc>
         <w:tc>
           <w:tcPr>
-            <w:tcW w:type="dxa" w:w="2257"/>
+            <w:tcW w:type="dxa" w:w="3740"/>
             <w:vAlign w:val="center"/>
             <w:shd w:fill="F2F5F9"/>
             <w:tcMar>
-              <w:top w:w="80" w:type="dxa"/>
-              <w:bottom w:w="80" w:type="dxa"/>
-              <w:left w:w="100" w:type="dxa"/>
-              <w:right w:w="100" w:type="dxa"/>
+              <w:top w:w="70" w:type="dxa"/>
+              <w:bottom w:w="70" w:type="dxa"/>
+              <w:left w:w="90" w:type="dxa"/>
+              <w:right w:w="90" w:type="dxa"/>
             </w:tcMar>
           </w:tcPr>
           <w:p>
@@ -7465,14 +7531,14 @@
         </w:tc>
         <w:tc>
           <w:tcPr>
-            <w:tcW w:type="dxa" w:w="2257"/>
+            <w:tcW w:type="dxa" w:w="3740"/>
             <w:vAlign w:val="center"/>
             <w:shd w:fill="F2F5F9"/>
             <w:tcMar>
-              <w:top w:w="80" w:type="dxa"/>
-              <w:bottom w:w="80" w:type="dxa"/>
-              <w:left w:w="100" w:type="dxa"/>
-              <w:right w:w="100" w:type="dxa"/>
+              <w:top w:w="70" w:type="dxa"/>
+              <w:bottom w:w="70" w:type="dxa"/>
+              <w:left w:w="90" w:type="dxa"/>
+              <w:right w:w="90" w:type="dxa"/>
             </w:tcMar>
           </w:tcPr>
           <w:p>
@@ -7492,14 +7558,14 @@
         </w:tc>
         <w:tc>
           <w:tcPr>
-            <w:tcW w:type="dxa" w:w="2257"/>
+            <w:tcW w:type="dxa" w:w="3740"/>
             <w:vAlign w:val="center"/>
             <w:shd w:fill="F2F5F9"/>
             <w:tcMar>
-              <w:top w:w="80" w:type="dxa"/>
-              <w:bottom w:w="80" w:type="dxa"/>
-              <w:left w:w="100" w:type="dxa"/>
-              <w:right w:w="100" w:type="dxa"/>
+              <w:top w:w="70" w:type="dxa"/>
+              <w:bottom w:w="70" w:type="dxa"/>
+              <w:left w:w="90" w:type="dxa"/>
+              <w:right w:w="90" w:type="dxa"/>
             </w:tcMar>
           </w:tcPr>
           <w:p>
@@ -7524,14 +7590,14 @@
         </w:trPr>
         <w:tc>
           <w:tcPr>
-            <w:tcW w:type="dxa" w:w="2257"/>
+            <w:tcW w:type="dxa" w:w="3740"/>
             <w:vAlign w:val="center"/>
             <w:shd w:fill="FFFFFF"/>
             <w:tcMar>
-              <w:top w:w="80" w:type="dxa"/>
-              <w:bottom w:w="80" w:type="dxa"/>
-              <w:left w:w="100" w:type="dxa"/>
-              <w:right w:w="100" w:type="dxa"/>
+              <w:top w:w="70" w:type="dxa"/>
+              <w:bottom w:w="70" w:type="dxa"/>
+              <w:left w:w="90" w:type="dxa"/>
+              <w:right w:w="90" w:type="dxa"/>
             </w:tcMar>
           </w:tcPr>
           <w:p>
@@ -7551,14 +7617,14 @@
         </w:tc>
         <w:tc>
           <w:tcPr>
-            <w:tcW w:type="dxa" w:w="2257"/>
+            <w:tcW w:type="dxa" w:w="3740"/>
             <w:vAlign w:val="center"/>
             <w:shd w:fill="FFFFFF"/>
             <w:tcMar>
-              <w:top w:w="80" w:type="dxa"/>
-              <w:bottom w:w="80" w:type="dxa"/>
-              <w:left w:w="100" w:type="dxa"/>
-              <w:right w:w="100" w:type="dxa"/>
+              <w:top w:w="70" w:type="dxa"/>
+              <w:bottom w:w="70" w:type="dxa"/>
+              <w:left w:w="90" w:type="dxa"/>
+              <w:right w:w="90" w:type="dxa"/>
             </w:tcMar>
           </w:tcPr>
           <w:p>
@@ -7578,14 +7644,14 @@
         </w:tc>
         <w:tc>
           <w:tcPr>
-            <w:tcW w:type="dxa" w:w="2257"/>
+            <w:tcW w:type="dxa" w:w="3740"/>
             <w:vAlign w:val="center"/>
             <w:shd w:fill="FFFFFF"/>
             <w:tcMar>
-              <w:top w:w="80" w:type="dxa"/>
-              <w:bottom w:w="80" w:type="dxa"/>
-              <w:left w:w="100" w:type="dxa"/>
-              <w:right w:w="100" w:type="dxa"/>
+              <w:top w:w="70" w:type="dxa"/>
+              <w:bottom w:w="70" w:type="dxa"/>
+              <w:left w:w="90" w:type="dxa"/>
+              <w:right w:w="90" w:type="dxa"/>
             </w:tcMar>
           </w:tcPr>
           <w:p>
@@ -7605,14 +7671,14 @@
         </w:tc>
         <w:tc>
           <w:tcPr>
-            <w:tcW w:type="dxa" w:w="2257"/>
+            <w:tcW w:type="dxa" w:w="3740"/>
             <w:vAlign w:val="center"/>
             <w:shd w:fill="FFFFFF"/>
             <w:tcMar>
-              <w:top w:w="80" w:type="dxa"/>
-              <w:bottom w:w="80" w:type="dxa"/>
-              <w:left w:w="100" w:type="dxa"/>
-              <w:right w:w="100" w:type="dxa"/>
+              <w:top w:w="70" w:type="dxa"/>
+              <w:bottom w:w="70" w:type="dxa"/>
+              <w:left w:w="90" w:type="dxa"/>
+              <w:right w:w="90" w:type="dxa"/>
             </w:tcMar>
           </w:tcPr>
           <w:p>
@@ -7637,14 +7703,14 @@
         </w:trPr>
         <w:tc>
           <w:tcPr>
-            <w:tcW w:type="dxa" w:w="2257"/>
+            <w:tcW w:type="dxa" w:w="3740"/>
             <w:vAlign w:val="center"/>
             <w:shd w:fill="F2F5F9"/>
             <w:tcMar>
-              <w:top w:w="80" w:type="dxa"/>
-              <w:bottom w:w="80" w:type="dxa"/>
-              <w:left w:w="100" w:type="dxa"/>
-              <w:right w:w="100" w:type="dxa"/>
+              <w:top w:w="70" w:type="dxa"/>
+              <w:bottom w:w="70" w:type="dxa"/>
+              <w:left w:w="90" w:type="dxa"/>
+              <w:right w:w="90" w:type="dxa"/>
             </w:tcMar>
           </w:tcPr>
           <w:p>
@@ -7664,14 +7730,14 @@
         </w:tc>
         <w:tc>
           <w:tcPr>
-            <w:tcW w:type="dxa" w:w="2257"/>
+            <w:tcW w:type="dxa" w:w="3740"/>
             <w:vAlign w:val="center"/>
             <w:shd w:fill="F2F5F9"/>
             <w:tcMar>
-              <w:top w:w="80" w:type="dxa"/>
-              <w:bottom w:w="80" w:type="dxa"/>
-              <w:left w:w="100" w:type="dxa"/>
-              <w:right w:w="100" w:type="dxa"/>
+              <w:top w:w="70" w:type="dxa"/>
+              <w:bottom w:w="70" w:type="dxa"/>
+              <w:left w:w="90" w:type="dxa"/>
+              <w:right w:w="90" w:type="dxa"/>
             </w:tcMar>
           </w:tcPr>
           <w:p>
@@ -7691,14 +7757,14 @@
         </w:tc>
         <w:tc>
           <w:tcPr>
-            <w:tcW w:type="dxa" w:w="2257"/>
+            <w:tcW w:type="dxa" w:w="3740"/>
             <w:vAlign w:val="center"/>
             <w:shd w:fill="F2F5F9"/>
             <w:tcMar>
-              <w:top w:w="80" w:type="dxa"/>
-              <w:bottom w:w="80" w:type="dxa"/>
-              <w:left w:w="100" w:type="dxa"/>
-              <w:right w:w="100" w:type="dxa"/>
+              <w:top w:w="70" w:type="dxa"/>
+              <w:bottom w:w="70" w:type="dxa"/>
+              <w:left w:w="90" w:type="dxa"/>
+              <w:right w:w="90" w:type="dxa"/>
             </w:tcMar>
           </w:tcPr>
           <w:p>
@@ -7718,14 +7784,14 @@
         </w:tc>
         <w:tc>
           <w:tcPr>
-            <w:tcW w:type="dxa" w:w="2257"/>
+            <w:tcW w:type="dxa" w:w="3740"/>
             <w:vAlign w:val="center"/>
             <w:shd w:fill="F2F5F9"/>
             <w:tcMar>
-              <w:top w:w="80" w:type="dxa"/>
-              <w:bottom w:w="80" w:type="dxa"/>
-              <w:left w:w="100" w:type="dxa"/>
-              <w:right w:w="100" w:type="dxa"/>
+              <w:top w:w="70" w:type="dxa"/>
+              <w:bottom w:w="70" w:type="dxa"/>
+              <w:left w:w="90" w:type="dxa"/>
+              <w:right w:w="90" w:type="dxa"/>
             </w:tcMar>
           </w:tcPr>
           <w:p>
@@ -7750,14 +7816,14 @@
         </w:trPr>
         <w:tc>
           <w:tcPr>
-            <w:tcW w:type="dxa" w:w="2257"/>
+            <w:tcW w:type="dxa" w:w="3740"/>
             <w:vAlign w:val="center"/>
             <w:shd w:fill="FFFFFF"/>
             <w:tcMar>
-              <w:top w:w="80" w:type="dxa"/>
-              <w:bottom w:w="80" w:type="dxa"/>
-              <w:left w:w="100" w:type="dxa"/>
-              <w:right w:w="100" w:type="dxa"/>
+              <w:top w:w="70" w:type="dxa"/>
+              <w:bottom w:w="70" w:type="dxa"/>
+              <w:left w:w="90" w:type="dxa"/>
+              <w:right w:w="90" w:type="dxa"/>
             </w:tcMar>
           </w:tcPr>
           <w:p>
@@ -7777,14 +7843,14 @@
         </w:tc>
         <w:tc>
           <w:tcPr>
-            <w:tcW w:type="dxa" w:w="2257"/>
+            <w:tcW w:type="dxa" w:w="3740"/>
             <w:vAlign w:val="center"/>
             <w:shd w:fill="FFFFFF"/>
             <w:tcMar>
-              <w:top w:w="80" w:type="dxa"/>
-              <w:bottom w:w="80" w:type="dxa"/>
-              <w:left w:w="100" w:type="dxa"/>
-              <w:right w:w="100" w:type="dxa"/>
+              <w:top w:w="70" w:type="dxa"/>
+              <w:bottom w:w="70" w:type="dxa"/>
+              <w:left w:w="90" w:type="dxa"/>
+              <w:right w:w="90" w:type="dxa"/>
             </w:tcMar>
           </w:tcPr>
           <w:p>
@@ -7804,14 +7870,14 @@
         </w:tc>
         <w:tc>
           <w:tcPr>
-            <w:tcW w:type="dxa" w:w="2257"/>
+            <w:tcW w:type="dxa" w:w="3740"/>
             <w:vAlign w:val="center"/>
             <w:shd w:fill="FFFFFF"/>
             <w:tcMar>
-              <w:top w:w="80" w:type="dxa"/>
-              <w:bottom w:w="80" w:type="dxa"/>
-              <w:left w:w="100" w:type="dxa"/>
-              <w:right w:w="100" w:type="dxa"/>
+              <w:top w:w="70" w:type="dxa"/>
+              <w:bottom w:w="70" w:type="dxa"/>
+              <w:left w:w="90" w:type="dxa"/>
+              <w:right w:w="90" w:type="dxa"/>
             </w:tcMar>
           </w:tcPr>
           <w:p>
@@ -7831,14 +7897,14 @@
         </w:tc>
         <w:tc>
           <w:tcPr>
-            <w:tcW w:type="dxa" w:w="2257"/>
+            <w:tcW w:type="dxa" w:w="3740"/>
             <w:vAlign w:val="center"/>
             <w:shd w:fill="FFFFFF"/>
             <w:tcMar>
-              <w:top w:w="80" w:type="dxa"/>
-              <w:bottom w:w="80" w:type="dxa"/>
-              <w:left w:w="100" w:type="dxa"/>
-              <w:right w:w="100" w:type="dxa"/>
+              <w:top w:w="70" w:type="dxa"/>
+              <w:bottom w:w="70" w:type="dxa"/>
+              <w:left w:w="90" w:type="dxa"/>
+              <w:right w:w="90" w:type="dxa"/>
             </w:tcMar>
           </w:tcPr>
           <w:p>
@@ -7863,14 +7929,14 @@
         </w:trPr>
         <w:tc>
           <w:tcPr>
-            <w:tcW w:type="dxa" w:w="2257"/>
+            <w:tcW w:type="dxa" w:w="3740"/>
             <w:vAlign w:val="center"/>
             <w:shd w:fill="F2F5F9"/>
             <w:tcMar>
-              <w:top w:w="80" w:type="dxa"/>
-              <w:bottom w:w="80" w:type="dxa"/>
-              <w:left w:w="100" w:type="dxa"/>
-              <w:right w:w="100" w:type="dxa"/>
+              <w:top w:w="70" w:type="dxa"/>
+              <w:bottom w:w="70" w:type="dxa"/>
+              <w:left w:w="90" w:type="dxa"/>
+              <w:right w:w="90" w:type="dxa"/>
             </w:tcMar>
           </w:tcPr>
           <w:p>
@@ -7890,14 +7956,14 @@
         </w:tc>
         <w:tc>
           <w:tcPr>
-            <w:tcW w:type="dxa" w:w="2257"/>
+            <w:tcW w:type="dxa" w:w="3740"/>
             <w:vAlign w:val="center"/>
             <w:shd w:fill="F2F5F9"/>
             <w:tcMar>
-              <w:top w:w="80" w:type="dxa"/>
-              <w:bottom w:w="80" w:type="dxa"/>
-              <w:left w:w="100" w:type="dxa"/>
-              <w:right w:w="100" w:type="dxa"/>
+              <w:top w:w="70" w:type="dxa"/>
+              <w:bottom w:w="70" w:type="dxa"/>
+              <w:left w:w="90" w:type="dxa"/>
+              <w:right w:w="90" w:type="dxa"/>
             </w:tcMar>
           </w:tcPr>
           <w:p>
@@ -7918,14 +7984,14 @@
         </w:tc>
         <w:tc>
           <w:tcPr>
-            <w:tcW w:type="dxa" w:w="2257"/>
+            <w:tcW w:type="dxa" w:w="3740"/>
             <w:vAlign w:val="center"/>
             <w:shd w:fill="F2F5F9"/>
             <w:tcMar>
-              <w:top w:w="80" w:type="dxa"/>
-              <w:bottom w:w="80" w:type="dxa"/>
-              <w:left w:w="100" w:type="dxa"/>
-              <w:right w:w="100" w:type="dxa"/>
+              <w:top w:w="70" w:type="dxa"/>
+              <w:bottom w:w="70" w:type="dxa"/>
+              <w:left w:w="90" w:type="dxa"/>
+              <w:right w:w="90" w:type="dxa"/>
             </w:tcMar>
           </w:tcPr>
           <w:p>
@@ -7945,14 +8011,14 @@
         </w:tc>
         <w:tc>
           <w:tcPr>
-            <w:tcW w:type="dxa" w:w="2257"/>
+            <w:tcW w:type="dxa" w:w="3740"/>
             <w:vAlign w:val="center"/>
             <w:shd w:fill="F2F5F9"/>
             <w:tcMar>
-              <w:top w:w="80" w:type="dxa"/>
-              <w:bottom w:w="80" w:type="dxa"/>
-              <w:left w:w="100" w:type="dxa"/>
-              <w:right w:w="100" w:type="dxa"/>
+              <w:top w:w="70" w:type="dxa"/>
+              <w:bottom w:w="70" w:type="dxa"/>
+              <w:left w:w="90" w:type="dxa"/>
+              <w:right w:w="90" w:type="dxa"/>
             </w:tcMar>
           </w:tcPr>
           <w:p>
@@ -7977,14 +8043,14 @@
         </w:trPr>
         <w:tc>
           <w:tcPr>
-            <w:tcW w:type="dxa" w:w="2257"/>
+            <w:tcW w:type="dxa" w:w="3740"/>
             <w:vAlign w:val="center"/>
             <w:shd w:fill="FFFFFF"/>
             <w:tcMar>
-              <w:top w:w="80" w:type="dxa"/>
-              <w:bottom w:w="80" w:type="dxa"/>
-              <w:left w:w="100" w:type="dxa"/>
-              <w:right w:w="100" w:type="dxa"/>
+              <w:top w:w="70" w:type="dxa"/>
+              <w:bottom w:w="70" w:type="dxa"/>
+              <w:left w:w="90" w:type="dxa"/>
+              <w:right w:w="90" w:type="dxa"/>
             </w:tcMar>
           </w:tcPr>
           <w:p>
@@ -8004,14 +8070,14 @@
         </w:tc>
         <w:tc>
           <w:tcPr>
-            <w:tcW w:type="dxa" w:w="2257"/>
+            <w:tcW w:type="dxa" w:w="3740"/>
             <w:vAlign w:val="center"/>
             <w:shd w:fill="FFFFFF"/>
             <w:tcMar>
-              <w:top w:w="80" w:type="dxa"/>
-              <w:bottom w:w="80" w:type="dxa"/>
-              <w:left w:w="100" w:type="dxa"/>
-              <w:right w:w="100" w:type="dxa"/>
+              <w:top w:w="70" w:type="dxa"/>
+              <w:bottom w:w="70" w:type="dxa"/>
+              <w:left w:w="90" w:type="dxa"/>
+              <w:right w:w="90" w:type="dxa"/>
             </w:tcMar>
           </w:tcPr>
           <w:p>
@@ -8031,14 +8097,14 @@
         </w:tc>
         <w:tc>
           <w:tcPr>
-            <w:tcW w:type="dxa" w:w="2257"/>
+            <w:tcW w:type="dxa" w:w="3740"/>
             <w:vAlign w:val="center"/>
             <w:shd w:fill="FFFFFF"/>
             <w:tcMar>
-              <w:top w:w="80" w:type="dxa"/>
-              <w:bottom w:w="80" w:type="dxa"/>
-              <w:left w:w="100" w:type="dxa"/>
-              <w:right w:w="100" w:type="dxa"/>
+              <w:top w:w="70" w:type="dxa"/>
+              <w:bottom w:w="70" w:type="dxa"/>
+              <w:left w:w="90" w:type="dxa"/>
+              <w:right w:w="90" w:type="dxa"/>
             </w:tcMar>
           </w:tcPr>
           <w:p>
@@ -8058,14 +8124,14 @@
         </w:tc>
         <w:tc>
           <w:tcPr>
-            <w:tcW w:type="dxa" w:w="2257"/>
+            <w:tcW w:type="dxa" w:w="3740"/>
             <w:vAlign w:val="center"/>
             <w:shd w:fill="FFFFFF"/>
             <w:tcMar>
-              <w:top w:w="80" w:type="dxa"/>
-              <w:bottom w:w="80" w:type="dxa"/>
-              <w:left w:w="100" w:type="dxa"/>
-              <w:right w:w="100" w:type="dxa"/>
+              <w:top w:w="70" w:type="dxa"/>
+              <w:bottom w:w="70" w:type="dxa"/>
+              <w:left w:w="90" w:type="dxa"/>
+              <w:right w:w="90" w:type="dxa"/>
             </w:tcMar>
           </w:tcPr>
           <w:p>
@@ -8090,14 +8156,14 @@
         </w:trPr>
         <w:tc>
           <w:tcPr>
-            <w:tcW w:type="dxa" w:w="2257"/>
+            <w:tcW w:type="dxa" w:w="3740"/>
             <w:vAlign w:val="center"/>
             <w:shd w:fill="F2F5F9"/>
             <w:tcMar>
-              <w:top w:w="80" w:type="dxa"/>
-              <w:bottom w:w="80" w:type="dxa"/>
-              <w:left w:w="100" w:type="dxa"/>
-              <w:right w:w="100" w:type="dxa"/>
+              <w:top w:w="70" w:type="dxa"/>
+              <w:bottom w:w="70" w:type="dxa"/>
+              <w:left w:w="90" w:type="dxa"/>
+              <w:right w:w="90" w:type="dxa"/>
             </w:tcMar>
           </w:tcPr>
           <w:p>
@@ -8117,14 +8183,14 @@
         </w:tc>
         <w:tc>
           <w:tcPr>
-            <w:tcW w:type="dxa" w:w="2257"/>
+            <w:tcW w:type="dxa" w:w="3740"/>
             <w:vAlign w:val="center"/>
             <w:shd w:fill="F2F5F9"/>
             <w:tcMar>
-              <w:top w:w="80" w:type="dxa"/>
-              <w:bottom w:w="80" w:type="dxa"/>
-              <w:left w:w="100" w:type="dxa"/>
-              <w:right w:w="100" w:type="dxa"/>
+              <w:top w:w="70" w:type="dxa"/>
+              <w:bottom w:w="70" w:type="dxa"/>
+              <w:left w:w="90" w:type="dxa"/>
+              <w:right w:w="90" w:type="dxa"/>
             </w:tcMar>
           </w:tcPr>
           <w:p>
@@ -8144,14 +8210,14 @@
         </w:tc>
         <w:tc>
           <w:tcPr>
-            <w:tcW w:type="dxa" w:w="2257"/>
+            <w:tcW w:type="dxa" w:w="3740"/>
             <w:vAlign w:val="center"/>
             <w:shd w:fill="F2F5F9"/>
             <w:tcMar>
-              <w:top w:w="80" w:type="dxa"/>
-              <w:bottom w:w="80" w:type="dxa"/>
-              <w:left w:w="100" w:type="dxa"/>
-              <w:right w:w="100" w:type="dxa"/>
+              <w:top w:w="70" w:type="dxa"/>
+              <w:bottom w:w="70" w:type="dxa"/>
+              <w:left w:w="90" w:type="dxa"/>
+              <w:right w:w="90" w:type="dxa"/>
             </w:tcMar>
           </w:tcPr>
           <w:p>
@@ -8171,14 +8237,14 @@
         </w:tc>
         <w:tc>
           <w:tcPr>
-            <w:tcW w:type="dxa" w:w="2257"/>
+            <w:tcW w:type="dxa" w:w="3740"/>
             <w:vAlign w:val="center"/>
             <w:shd w:fill="F2F5F9"/>
             <w:tcMar>
-              <w:top w:w="80" w:type="dxa"/>
-              <w:bottom w:w="80" w:type="dxa"/>
-              <w:left w:w="100" w:type="dxa"/>
-              <w:right w:w="100" w:type="dxa"/>
+              <w:top w:w="70" w:type="dxa"/>
+              <w:bottom w:w="70" w:type="dxa"/>
+              <w:left w:w="90" w:type="dxa"/>
+              <w:right w:w="90" w:type="dxa"/>
             </w:tcMar>
           </w:tcPr>
           <w:p>
@@ -8203,14 +8269,14 @@
         </w:trPr>
         <w:tc>
           <w:tcPr>
-            <w:tcW w:type="dxa" w:w="2257"/>
+            <w:tcW w:type="dxa" w:w="3740"/>
             <w:vAlign w:val="center"/>
             <w:shd w:fill="FFFFFF"/>
             <w:tcMar>
-              <w:top w:w="80" w:type="dxa"/>
-              <w:bottom w:w="80" w:type="dxa"/>
-              <w:left w:w="100" w:type="dxa"/>
-              <w:right w:w="100" w:type="dxa"/>
+              <w:top w:w="70" w:type="dxa"/>
+              <w:bottom w:w="70" w:type="dxa"/>
+              <w:left w:w="90" w:type="dxa"/>
+              <w:right w:w="90" w:type="dxa"/>
             </w:tcMar>
           </w:tcPr>
           <w:p>
@@ -8230,14 +8296,14 @@
         </w:tc>
         <w:tc>
           <w:tcPr>
-            <w:tcW w:type="dxa" w:w="2257"/>
+            <w:tcW w:type="dxa" w:w="3740"/>
             <w:vAlign w:val="center"/>
             <w:shd w:fill="FFFFFF"/>
             <w:tcMar>
-              <w:top w:w="80" w:type="dxa"/>
-              <w:bottom w:w="80" w:type="dxa"/>
-              <w:left w:w="100" w:type="dxa"/>
-              <w:right w:w="100" w:type="dxa"/>
+              <w:top w:w="70" w:type="dxa"/>
+              <w:bottom w:w="70" w:type="dxa"/>
+              <w:left w:w="90" w:type="dxa"/>
+              <w:right w:w="90" w:type="dxa"/>
             </w:tcMar>
           </w:tcPr>
           <w:p>
@@ -8257,14 +8323,14 @@
         </w:tc>
         <w:tc>
           <w:tcPr>
-            <w:tcW w:type="dxa" w:w="2257"/>
+            <w:tcW w:type="dxa" w:w="3740"/>
             <w:vAlign w:val="center"/>
             <w:shd w:fill="FFFFFF"/>
             <w:tcMar>
-              <w:top w:w="80" w:type="dxa"/>
-              <w:bottom w:w="80" w:type="dxa"/>
-              <w:left w:w="100" w:type="dxa"/>
-              <w:right w:w="100" w:type="dxa"/>
+              <w:top w:w="70" w:type="dxa"/>
+              <w:bottom w:w="70" w:type="dxa"/>
+              <w:left w:w="90" w:type="dxa"/>
+              <w:right w:w="90" w:type="dxa"/>
             </w:tcMar>
           </w:tcPr>
           <w:p>
@@ -8284,14 +8350,14 @@
         </w:tc>
         <w:tc>
           <w:tcPr>
-            <w:tcW w:type="dxa" w:w="2257"/>
+            <w:tcW w:type="dxa" w:w="3740"/>
             <w:vAlign w:val="center"/>
             <w:shd w:fill="FFFFFF"/>
             <w:tcMar>
-              <w:top w:w="80" w:type="dxa"/>
-              <w:bottom w:w="80" w:type="dxa"/>
-              <w:left w:w="100" w:type="dxa"/>
-              <w:right w:w="100" w:type="dxa"/>
+              <w:top w:w="70" w:type="dxa"/>
+              <w:bottom w:w="70" w:type="dxa"/>
+              <w:left w:w="90" w:type="dxa"/>
+              <w:right w:w="90" w:type="dxa"/>
             </w:tcMar>
           </w:tcPr>
           <w:p>
@@ -8316,14 +8382,14 @@
         </w:trPr>
         <w:tc>
           <w:tcPr>
-            <w:tcW w:type="dxa" w:w="2257"/>
+            <w:tcW w:type="dxa" w:w="3740"/>
             <w:vAlign w:val="center"/>
             <w:shd w:fill="F2F5F9"/>
             <w:tcMar>
-              <w:top w:w="80" w:type="dxa"/>
-              <w:bottom w:w="80" w:type="dxa"/>
-              <w:left w:w="100" w:type="dxa"/>
-              <w:right w:w="100" w:type="dxa"/>
+              <w:top w:w="70" w:type="dxa"/>
+              <w:bottom w:w="70" w:type="dxa"/>
+              <w:left w:w="90" w:type="dxa"/>
+              <w:right w:w="90" w:type="dxa"/>
             </w:tcMar>
           </w:tcPr>
           <w:p>
@@ -8343,14 +8409,14 @@
         </w:tc>
         <w:tc>
           <w:tcPr>
-            <w:tcW w:type="dxa" w:w="2257"/>
+            <w:tcW w:type="dxa" w:w="3740"/>
             <w:vAlign w:val="center"/>
             <w:shd w:fill="F2F5F9"/>
             <w:tcMar>
-              <w:top w:w="80" w:type="dxa"/>
-              <w:bottom w:w="80" w:type="dxa"/>
-              <w:left w:w="100" w:type="dxa"/>
-              <w:right w:w="100" w:type="dxa"/>
+              <w:top w:w="70" w:type="dxa"/>
+              <w:bottom w:w="70" w:type="dxa"/>
+              <w:left w:w="90" w:type="dxa"/>
+              <w:right w:w="90" w:type="dxa"/>
             </w:tcMar>
           </w:tcPr>
           <w:p>
@@ -8370,14 +8436,14 @@
         </w:tc>
         <w:tc>
           <w:tcPr>
-            <w:tcW w:type="dxa" w:w="2257"/>
+            <w:tcW w:type="dxa" w:w="3740"/>
             <w:vAlign w:val="center"/>
             <w:shd w:fill="F2F5F9"/>
             <w:tcMar>
-              <w:top w:w="80" w:type="dxa"/>
-              <w:bottom w:w="80" w:type="dxa"/>
-              <w:left w:w="100" w:type="dxa"/>
-              <w:right w:w="100" w:type="dxa"/>
+              <w:top w:w="70" w:type="dxa"/>
+              <w:bottom w:w="70" w:type="dxa"/>
+              <w:left w:w="90" w:type="dxa"/>
+              <w:right w:w="90" w:type="dxa"/>
             </w:tcMar>
           </w:tcPr>
           <w:p>
@@ -8397,14 +8463,14 @@
         </w:tc>
         <w:tc>
           <w:tcPr>
-            <w:tcW w:type="dxa" w:w="2257"/>
+            <w:tcW w:type="dxa" w:w="3740"/>
             <w:vAlign w:val="center"/>
             <w:shd w:fill="F2F5F9"/>
             <w:tcMar>
-              <w:top w:w="80" w:type="dxa"/>
-              <w:bottom w:w="80" w:type="dxa"/>
-              <w:left w:w="100" w:type="dxa"/>
-              <w:right w:w="100" w:type="dxa"/>
+              <w:top w:w="70" w:type="dxa"/>
+              <w:bottom w:w="70" w:type="dxa"/>
+              <w:left w:w="90" w:type="dxa"/>
+              <w:right w:w="90" w:type="dxa"/>
             </w:tcMar>
           </w:tcPr>
           <w:p>
@@ -8429,14 +8495,14 @@
         </w:trPr>
         <w:tc>
           <w:tcPr>
-            <w:tcW w:type="dxa" w:w="2257"/>
+            <w:tcW w:type="dxa" w:w="3740"/>
             <w:vAlign w:val="center"/>
             <w:shd w:fill="FFFFFF"/>
             <w:tcMar>
-              <w:top w:w="80" w:type="dxa"/>
-              <w:bottom w:w="80" w:type="dxa"/>
-              <w:left w:w="100" w:type="dxa"/>
-              <w:right w:w="100" w:type="dxa"/>
+              <w:top w:w="70" w:type="dxa"/>
+              <w:bottom w:w="70" w:type="dxa"/>
+              <w:left w:w="90" w:type="dxa"/>
+              <w:right w:w="90" w:type="dxa"/>
             </w:tcMar>
           </w:tcPr>
           <w:p>
@@ -8456,14 +8522,14 @@
         </w:tc>
         <w:tc>
           <w:tcPr>
-            <w:tcW w:type="dxa" w:w="2257"/>
+            <w:tcW w:type="dxa" w:w="3740"/>
             <w:vAlign w:val="center"/>
             <w:shd w:fill="FFFFFF"/>
             <w:tcMar>
-              <w:top w:w="80" w:type="dxa"/>
-              <w:bottom w:w="80" w:type="dxa"/>
-              <w:left w:w="100" w:type="dxa"/>
-              <w:right w:w="100" w:type="dxa"/>
+              <w:top w:w="70" w:type="dxa"/>
+              <w:bottom w:w="70" w:type="dxa"/>
+              <w:left w:w="90" w:type="dxa"/>
+              <w:right w:w="90" w:type="dxa"/>
             </w:tcMar>
           </w:tcPr>
           <w:p>
@@ -8483,14 +8549,14 @@
         </w:tc>
         <w:tc>
           <w:tcPr>
-            <w:tcW w:type="dxa" w:w="2257"/>
+            <w:tcW w:type="dxa" w:w="3740"/>
             <w:vAlign w:val="center"/>
             <w:shd w:fill="FFFFFF"/>
             <w:tcMar>
-              <w:top w:w="80" w:type="dxa"/>
-              <w:bottom w:w="80" w:type="dxa"/>
-              <w:left w:w="100" w:type="dxa"/>
-              <w:right w:w="100" w:type="dxa"/>
+              <w:top w:w="70" w:type="dxa"/>
+              <w:bottom w:w="70" w:type="dxa"/>
+              <w:left w:w="90" w:type="dxa"/>
+              <w:right w:w="90" w:type="dxa"/>
             </w:tcMar>
           </w:tcPr>
           <w:p>
@@ -8510,14 +8576,14 @@
         </w:tc>
         <w:tc>
           <w:tcPr>
-            <w:tcW w:type="dxa" w:w="2257"/>
+            <w:tcW w:type="dxa" w:w="3740"/>
             <w:vAlign w:val="center"/>
             <w:shd w:fill="FFFFFF"/>
             <w:tcMar>
-              <w:top w:w="80" w:type="dxa"/>
-              <w:bottom w:w="80" w:type="dxa"/>
-              <w:left w:w="100" w:type="dxa"/>
-              <w:right w:w="100" w:type="dxa"/>
+              <w:top w:w="70" w:type="dxa"/>
+              <w:bottom w:w="70" w:type="dxa"/>
+              <w:left w:w="90" w:type="dxa"/>
+              <w:right w:w="90" w:type="dxa"/>
             </w:tcMar>
           </w:tcPr>
           <w:p>
@@ -8539,7 +8605,7 @@
     </w:tbl>
     <w:p>
       <w:pPr>
-        <w:spacing w:after="120"/>
+        <w:spacing w:after="100"/>
       </w:pPr>
     </w:p>
     <w:p>
@@ -8549,9 +8615,9 @@
       <w:r>
         <w:rPr>
           <w:color w:val="C8D2E1"/>
-          <w:sz w:val="16"/>
+          <w:sz w:val="14"/>
         </w:rPr>
-        <w:t>_________________________________________________________________________________</w:t>
+        <w:t>————————————————————————————————————————————————————————————————————————————————————————————————————————————————————————</w:t>
       </w:r>
     </w:p>
     <w:p>
@@ -8600,10 +8666,10 @@
         </w:tblBorders>
       </w:tblPr>
       <w:tblGrid>
-        <w:gridCol w:w="2257"/>
-        <w:gridCol w:w="2257"/>
-        <w:gridCol w:w="2257"/>
-        <w:gridCol w:w="2257"/>
+        <w:gridCol w:w="3740"/>
+        <w:gridCol w:w="3740"/>
+        <w:gridCol w:w="3740"/>
+        <w:gridCol w:w="3740"/>
       </w:tblGrid>
       <w:tr>
         <w:trPr>
@@ -8613,7 +8679,7 @@
         </w:trPr>
         <w:tc>
           <w:tcPr>
-            <w:tcW w:type="dxa" w:w="2257"/>
+            <w:tcW w:type="dxa" w:w="3740"/>
             <w:vAlign w:val="center"/>
             <w:shd w:fill="1F3864"/>
             <w:tcMar>
@@ -8641,7 +8707,7 @@
         </w:tc>
         <w:tc>
           <w:tcPr>
-            <w:tcW w:type="dxa" w:w="2257"/>
+            <w:tcW w:type="dxa" w:w="3740"/>
             <w:vAlign w:val="center"/>
             <w:shd w:fill="1F3864"/>
             <w:tcMar>
@@ -8669,7 +8735,7 @@
         </w:tc>
         <w:tc>
           <w:tcPr>
-            <w:tcW w:type="dxa" w:w="2257"/>
+            <w:tcW w:type="dxa" w:w="3740"/>
             <w:vAlign w:val="center"/>
             <w:shd w:fill="1F3864"/>
             <w:tcMar>
@@ -8697,7 +8763,7 @@
         </w:tc>
         <w:tc>
           <w:tcPr>
-            <w:tcW w:type="dxa" w:w="2257"/>
+            <w:tcW w:type="dxa" w:w="3740"/>
             <w:vAlign w:val="center"/>
             <w:shd w:fill="1F3864"/>
             <w:tcMar>
@@ -8730,14 +8796,14 @@
         </w:trPr>
         <w:tc>
           <w:tcPr>
-            <w:tcW w:type="dxa" w:w="2257"/>
+            <w:tcW w:type="dxa" w:w="3740"/>
             <w:vAlign w:val="center"/>
             <w:shd w:fill="FFFFFF"/>
             <w:tcMar>
-              <w:top w:w="80" w:type="dxa"/>
-              <w:bottom w:w="80" w:type="dxa"/>
-              <w:left w:w="100" w:type="dxa"/>
-              <w:right w:w="100" w:type="dxa"/>
+              <w:top w:w="70" w:type="dxa"/>
+              <w:bottom w:w="70" w:type="dxa"/>
+              <w:left w:w="90" w:type="dxa"/>
+              <w:right w:w="90" w:type="dxa"/>
             </w:tcMar>
           </w:tcPr>
           <w:p>
@@ -8757,14 +8823,14 @@
         </w:tc>
         <w:tc>
           <w:tcPr>
-            <w:tcW w:type="dxa" w:w="2257"/>
+            <w:tcW w:type="dxa" w:w="3740"/>
             <w:vAlign w:val="center"/>
             <w:shd w:fill="FFFFFF"/>
             <w:tcMar>
-              <w:top w:w="80" w:type="dxa"/>
-              <w:bottom w:w="80" w:type="dxa"/>
-              <w:left w:w="100" w:type="dxa"/>
-              <w:right w:w="100" w:type="dxa"/>
+              <w:top w:w="70" w:type="dxa"/>
+              <w:bottom w:w="70" w:type="dxa"/>
+              <w:left w:w="90" w:type="dxa"/>
+              <w:right w:w="90" w:type="dxa"/>
             </w:tcMar>
           </w:tcPr>
           <w:p>
@@ -8784,14 +8850,14 @@
         </w:tc>
         <w:tc>
           <w:tcPr>
-            <w:tcW w:type="dxa" w:w="2257"/>
+            <w:tcW w:type="dxa" w:w="3740"/>
             <w:vAlign w:val="center"/>
             <w:shd w:fill="FFFFFF"/>
             <w:tcMar>
-              <w:top w:w="80" w:type="dxa"/>
-              <w:bottom w:w="80" w:type="dxa"/>
-              <w:left w:w="100" w:type="dxa"/>
-              <w:right w:w="100" w:type="dxa"/>
+              <w:top w:w="70" w:type="dxa"/>
+              <w:bottom w:w="70" w:type="dxa"/>
+              <w:left w:w="90" w:type="dxa"/>
+              <w:right w:w="90" w:type="dxa"/>
             </w:tcMar>
           </w:tcPr>
           <w:p>
@@ -8812,14 +8878,14 @@
         </w:tc>
         <w:tc>
           <w:tcPr>
-            <w:tcW w:type="dxa" w:w="2257"/>
+            <w:tcW w:type="dxa" w:w="3740"/>
             <w:vAlign w:val="center"/>
             <w:shd w:fill="FFFFFF"/>
             <w:tcMar>
-              <w:top w:w="80" w:type="dxa"/>
-              <w:bottom w:w="80" w:type="dxa"/>
-              <w:left w:w="100" w:type="dxa"/>
-              <w:right w:w="100" w:type="dxa"/>
+              <w:top w:w="70" w:type="dxa"/>
+              <w:bottom w:w="70" w:type="dxa"/>
+              <w:left w:w="90" w:type="dxa"/>
+              <w:right w:w="90" w:type="dxa"/>
             </w:tcMar>
           </w:tcPr>
           <w:p>
@@ -8844,14 +8910,14 @@
         </w:trPr>
         <w:tc>
           <w:tcPr>
-            <w:tcW w:type="dxa" w:w="2257"/>
+            <w:tcW w:type="dxa" w:w="3740"/>
             <w:vAlign w:val="center"/>
             <w:shd w:fill="F2F5F9"/>
             <w:tcMar>
-              <w:top w:w="80" w:type="dxa"/>
-              <w:bottom w:w="80" w:type="dxa"/>
-              <w:left w:w="100" w:type="dxa"/>
-              <w:right w:w="100" w:type="dxa"/>
+              <w:top w:w="70" w:type="dxa"/>
+              <w:bottom w:w="70" w:type="dxa"/>
+              <w:left w:w="90" w:type="dxa"/>
+              <w:right w:w="90" w:type="dxa"/>
             </w:tcMar>
           </w:tcPr>
           <w:p>
@@ -8871,14 +8937,14 @@
         </w:tc>
         <w:tc>
           <w:tcPr>
-            <w:tcW w:type="dxa" w:w="2257"/>
+            <w:tcW w:type="dxa" w:w="3740"/>
             <w:vAlign w:val="center"/>
             <w:shd w:fill="F2F5F9"/>
             <w:tcMar>
-              <w:top w:w="80" w:type="dxa"/>
-              <w:bottom w:w="80" w:type="dxa"/>
-              <w:left w:w="100" w:type="dxa"/>
-              <w:right w:w="100" w:type="dxa"/>
+              <w:top w:w="70" w:type="dxa"/>
+              <w:bottom w:w="70" w:type="dxa"/>
+              <w:left w:w="90" w:type="dxa"/>
+              <w:right w:w="90" w:type="dxa"/>
             </w:tcMar>
           </w:tcPr>
           <w:p>
@@ -8898,14 +8964,14 @@
         </w:tc>
         <w:tc>
           <w:tcPr>
-            <w:tcW w:type="dxa" w:w="2257"/>
+            <w:tcW w:type="dxa" w:w="3740"/>
             <w:vAlign w:val="center"/>
             <w:shd w:fill="F2F5F9"/>
             <w:tcMar>
-              <w:top w:w="80" w:type="dxa"/>
-              <w:bottom w:w="80" w:type="dxa"/>
-              <w:left w:w="100" w:type="dxa"/>
-              <w:right w:w="100" w:type="dxa"/>
+              <w:top w:w="70" w:type="dxa"/>
+              <w:bottom w:w="70" w:type="dxa"/>
+              <w:left w:w="90" w:type="dxa"/>
+              <w:right w:w="90" w:type="dxa"/>
             </w:tcMar>
           </w:tcPr>
           <w:p>
@@ -8926,14 +8992,14 @@
         </w:tc>
         <w:tc>
           <w:tcPr>
-            <w:tcW w:type="dxa" w:w="2257"/>
+            <w:tcW w:type="dxa" w:w="3740"/>
             <w:vAlign w:val="center"/>
             <w:shd w:fill="F2F5F9"/>
             <w:tcMar>
-              <w:top w:w="80" w:type="dxa"/>
-              <w:bottom w:w="80" w:type="dxa"/>
-              <w:left w:w="100" w:type="dxa"/>
-              <w:right w:w="100" w:type="dxa"/>
+              <w:top w:w="70" w:type="dxa"/>
+              <w:bottom w:w="70" w:type="dxa"/>
+              <w:left w:w="90" w:type="dxa"/>
+              <w:right w:w="90" w:type="dxa"/>
             </w:tcMar>
           </w:tcPr>
           <w:p>
@@ -8958,14 +9024,14 @@
         </w:trPr>
         <w:tc>
           <w:tcPr>
-            <w:tcW w:type="dxa" w:w="2257"/>
+            <w:tcW w:type="dxa" w:w="3740"/>
             <w:vAlign w:val="center"/>
             <w:shd w:fill="FFFFFF"/>
             <w:tcMar>
-              <w:top w:w="80" w:type="dxa"/>
-              <w:bottom w:w="80" w:type="dxa"/>
-              <w:left w:w="100" w:type="dxa"/>
-              <w:right w:w="100" w:type="dxa"/>
+              <w:top w:w="70" w:type="dxa"/>
+              <w:bottom w:w="70" w:type="dxa"/>
+              <w:left w:w="90" w:type="dxa"/>
+              <w:right w:w="90" w:type="dxa"/>
             </w:tcMar>
           </w:tcPr>
           <w:p>
@@ -8985,14 +9051,14 @@
         </w:tc>
         <w:tc>
           <w:tcPr>
-            <w:tcW w:type="dxa" w:w="2257"/>
+            <w:tcW w:type="dxa" w:w="3740"/>
             <w:vAlign w:val="center"/>
             <w:shd w:fill="FFFFFF"/>
             <w:tcMar>
-              <w:top w:w="80" w:type="dxa"/>
-              <w:bottom w:w="80" w:type="dxa"/>
-              <w:left w:w="100" w:type="dxa"/>
-              <w:right w:w="100" w:type="dxa"/>
+              <w:top w:w="70" w:type="dxa"/>
+              <w:bottom w:w="70" w:type="dxa"/>
+              <w:left w:w="90" w:type="dxa"/>
+              <w:right w:w="90" w:type="dxa"/>
             </w:tcMar>
           </w:tcPr>
           <w:p>
@@ -9012,14 +9078,14 @@
         </w:tc>
         <w:tc>
           <w:tcPr>
-            <w:tcW w:type="dxa" w:w="2257"/>
+            <w:tcW w:type="dxa" w:w="3740"/>
             <w:vAlign w:val="center"/>
             <w:shd w:fill="FFFFFF"/>
             <w:tcMar>
-              <w:top w:w="80" w:type="dxa"/>
-              <w:bottom w:w="80" w:type="dxa"/>
-              <w:left w:w="100" w:type="dxa"/>
-              <w:right w:w="100" w:type="dxa"/>
+              <w:top w:w="70" w:type="dxa"/>
+              <w:bottom w:w="70" w:type="dxa"/>
+              <w:left w:w="90" w:type="dxa"/>
+              <w:right w:w="90" w:type="dxa"/>
             </w:tcMar>
           </w:tcPr>
           <w:p>
@@ -9040,14 +9106,14 @@
         </w:tc>
         <w:tc>
           <w:tcPr>
-            <w:tcW w:type="dxa" w:w="2257"/>
+            <w:tcW w:type="dxa" w:w="3740"/>
             <w:vAlign w:val="center"/>
             <w:shd w:fill="FFFFFF"/>
             <w:tcMar>
-              <w:top w:w="80" w:type="dxa"/>
-              <w:bottom w:w="80" w:type="dxa"/>
-              <w:left w:w="100" w:type="dxa"/>
-              <w:right w:w="100" w:type="dxa"/>
+              <w:top w:w="70" w:type="dxa"/>
+              <w:bottom w:w="70" w:type="dxa"/>
+              <w:left w:w="90" w:type="dxa"/>
+              <w:right w:w="90" w:type="dxa"/>
             </w:tcMar>
           </w:tcPr>
           <w:p>
@@ -9072,14 +9138,14 @@
         </w:trPr>
         <w:tc>
           <w:tcPr>
-            <w:tcW w:type="dxa" w:w="2257"/>
+            <w:tcW w:type="dxa" w:w="3740"/>
             <w:vAlign w:val="center"/>
             <w:shd w:fill="F2F5F9"/>
             <w:tcMar>
-              <w:top w:w="80" w:type="dxa"/>
-              <w:bottom w:w="80" w:type="dxa"/>
-              <w:left w:w="100" w:type="dxa"/>
-              <w:right w:w="100" w:type="dxa"/>
+              <w:top w:w="70" w:type="dxa"/>
+              <w:bottom w:w="70" w:type="dxa"/>
+              <w:left w:w="90" w:type="dxa"/>
+              <w:right w:w="90" w:type="dxa"/>
             </w:tcMar>
           </w:tcPr>
           <w:p>
@@ -9099,14 +9165,14 @@
         </w:tc>
         <w:tc>
           <w:tcPr>
-            <w:tcW w:type="dxa" w:w="2257"/>
+            <w:tcW w:type="dxa" w:w="3740"/>
             <w:vAlign w:val="center"/>
             <w:shd w:fill="F2F5F9"/>
             <w:tcMar>
-              <w:top w:w="80" w:type="dxa"/>
-              <w:bottom w:w="80" w:type="dxa"/>
-              <w:left w:w="100" w:type="dxa"/>
-              <w:right w:w="100" w:type="dxa"/>
+              <w:top w:w="70" w:type="dxa"/>
+              <w:bottom w:w="70" w:type="dxa"/>
+              <w:left w:w="90" w:type="dxa"/>
+              <w:right w:w="90" w:type="dxa"/>
             </w:tcMar>
           </w:tcPr>
           <w:p>
@@ -9126,14 +9192,14 @@
         </w:tc>
         <w:tc>
           <w:tcPr>
-            <w:tcW w:type="dxa" w:w="2257"/>
+            <w:tcW w:type="dxa" w:w="3740"/>
             <w:vAlign w:val="center"/>
             <w:shd w:fill="F2F5F9"/>
             <w:tcMar>
-              <w:top w:w="80" w:type="dxa"/>
-              <w:bottom w:w="80" w:type="dxa"/>
-              <w:left w:w="100" w:type="dxa"/>
-              <w:right w:w="100" w:type="dxa"/>
+              <w:top w:w="70" w:type="dxa"/>
+              <w:bottom w:w="70" w:type="dxa"/>
+              <w:left w:w="90" w:type="dxa"/>
+              <w:right w:w="90" w:type="dxa"/>
             </w:tcMar>
           </w:tcPr>
           <w:p>
@@ -9154,14 +9220,14 @@
         </w:tc>
         <w:tc>
           <w:tcPr>
-            <w:tcW w:type="dxa" w:w="2257"/>
+            <w:tcW w:type="dxa" w:w="3740"/>
             <w:vAlign w:val="center"/>
             <w:shd w:fill="F2F5F9"/>
             <w:tcMar>
-              <w:top w:w="80" w:type="dxa"/>
-              <w:bottom w:w="80" w:type="dxa"/>
-              <w:left w:w="100" w:type="dxa"/>
-              <w:right w:w="100" w:type="dxa"/>
+              <w:top w:w="70" w:type="dxa"/>
+              <w:bottom w:w="70" w:type="dxa"/>
+              <w:left w:w="90" w:type="dxa"/>
+              <w:right w:w="90" w:type="dxa"/>
             </w:tcMar>
           </w:tcPr>
           <w:p>
@@ -9186,14 +9252,14 @@
         </w:trPr>
         <w:tc>
           <w:tcPr>
-            <w:tcW w:type="dxa" w:w="2257"/>
+            <w:tcW w:type="dxa" w:w="3740"/>
             <w:vAlign w:val="center"/>
             <w:shd w:fill="FFFFFF"/>
             <w:tcMar>
-              <w:top w:w="80" w:type="dxa"/>
-              <w:bottom w:w="80" w:type="dxa"/>
-              <w:left w:w="100" w:type="dxa"/>
-              <w:right w:w="100" w:type="dxa"/>
+              <w:top w:w="70" w:type="dxa"/>
+              <w:bottom w:w="70" w:type="dxa"/>
+              <w:left w:w="90" w:type="dxa"/>
+              <w:right w:w="90" w:type="dxa"/>
             </w:tcMar>
           </w:tcPr>
           <w:p>
@@ -9213,14 +9279,14 @@
         </w:tc>
         <w:tc>
           <w:tcPr>
-            <w:tcW w:type="dxa" w:w="2257"/>
+            <w:tcW w:type="dxa" w:w="3740"/>
             <w:vAlign w:val="center"/>
             <w:shd w:fill="FFFFFF"/>
             <w:tcMar>
-              <w:top w:w="80" w:type="dxa"/>
-              <w:bottom w:w="80" w:type="dxa"/>
-              <w:left w:w="100" w:type="dxa"/>
-              <w:right w:w="100" w:type="dxa"/>
+              <w:top w:w="70" w:type="dxa"/>
+              <w:bottom w:w="70" w:type="dxa"/>
+              <w:left w:w="90" w:type="dxa"/>
+              <w:right w:w="90" w:type="dxa"/>
             </w:tcMar>
           </w:tcPr>
           <w:p>
@@ -9257,14 +9323,14 @@
         </w:tc>
         <w:tc>
           <w:tcPr>
-            <w:tcW w:type="dxa" w:w="2257"/>
+            <w:tcW w:type="dxa" w:w="3740"/>
             <w:vAlign w:val="center"/>
             <w:shd w:fill="FFFFFF"/>
             <w:tcMar>
-              <w:top w:w="80" w:type="dxa"/>
-              <w:bottom w:w="80" w:type="dxa"/>
-              <w:left w:w="100" w:type="dxa"/>
-              <w:right w:w="100" w:type="dxa"/>
+              <w:top w:w="70" w:type="dxa"/>
+              <w:bottom w:w="70" w:type="dxa"/>
+              <w:left w:w="90" w:type="dxa"/>
+              <w:right w:w="90" w:type="dxa"/>
             </w:tcMar>
           </w:tcPr>
           <w:p>
@@ -9285,14 +9351,14 @@
         </w:tc>
         <w:tc>
           <w:tcPr>
-            <w:tcW w:type="dxa" w:w="2257"/>
+            <w:tcW w:type="dxa" w:w="3740"/>
             <w:vAlign w:val="center"/>
             <w:shd w:fill="FFFFFF"/>
             <w:tcMar>
-              <w:top w:w="80" w:type="dxa"/>
-              <w:bottom w:w="80" w:type="dxa"/>
-              <w:left w:w="100" w:type="dxa"/>
-              <w:right w:w="100" w:type="dxa"/>
+              <w:top w:w="70" w:type="dxa"/>
+              <w:bottom w:w="70" w:type="dxa"/>
+              <w:left w:w="90" w:type="dxa"/>
+              <w:right w:w="90" w:type="dxa"/>
             </w:tcMar>
           </w:tcPr>
           <w:p>
@@ -9317,14 +9383,14 @@
         </w:trPr>
         <w:tc>
           <w:tcPr>
-            <w:tcW w:type="dxa" w:w="2257"/>
+            <w:tcW w:type="dxa" w:w="3740"/>
             <w:vAlign w:val="center"/>
             <w:shd w:fill="F2F5F9"/>
             <w:tcMar>
-              <w:top w:w="80" w:type="dxa"/>
-              <w:bottom w:w="80" w:type="dxa"/>
-              <w:left w:w="100" w:type="dxa"/>
-              <w:right w:w="100" w:type="dxa"/>
+              <w:top w:w="70" w:type="dxa"/>
+              <w:bottom w:w="70" w:type="dxa"/>
+              <w:left w:w="90" w:type="dxa"/>
+              <w:right w:w="90" w:type="dxa"/>
             </w:tcMar>
           </w:tcPr>
           <w:p>
@@ -9344,14 +9410,14 @@
         </w:tc>
         <w:tc>
           <w:tcPr>
-            <w:tcW w:type="dxa" w:w="2257"/>
+            <w:tcW w:type="dxa" w:w="3740"/>
             <w:vAlign w:val="center"/>
             <w:shd w:fill="F2F5F9"/>
             <w:tcMar>
-              <w:top w:w="80" w:type="dxa"/>
-              <w:bottom w:w="80" w:type="dxa"/>
-              <w:left w:w="100" w:type="dxa"/>
-              <w:right w:w="100" w:type="dxa"/>
+              <w:top w:w="70" w:type="dxa"/>
+              <w:bottom w:w="70" w:type="dxa"/>
+              <w:left w:w="90" w:type="dxa"/>
+              <w:right w:w="90" w:type="dxa"/>
             </w:tcMar>
           </w:tcPr>
           <w:p>
@@ -9371,14 +9437,14 @@
         </w:tc>
         <w:tc>
           <w:tcPr>
-            <w:tcW w:type="dxa" w:w="2257"/>
+            <w:tcW w:type="dxa" w:w="3740"/>
             <w:vAlign w:val="center"/>
             <w:shd w:fill="F2F5F9"/>
             <w:tcMar>
-              <w:top w:w="80" w:type="dxa"/>
-              <w:bottom w:w="80" w:type="dxa"/>
-              <w:left w:w="100" w:type="dxa"/>
-              <w:right w:w="100" w:type="dxa"/>
+              <w:top w:w="70" w:type="dxa"/>
+              <w:bottom w:w="70" w:type="dxa"/>
+              <w:left w:w="90" w:type="dxa"/>
+              <w:right w:w="90" w:type="dxa"/>
             </w:tcMar>
           </w:tcPr>
           <w:p>
@@ -9399,14 +9465,14 @@
         </w:tc>
         <w:tc>
           <w:tcPr>
-            <w:tcW w:type="dxa" w:w="2257"/>
+            <w:tcW w:type="dxa" w:w="3740"/>
             <w:vAlign w:val="center"/>
             <w:shd w:fill="F2F5F9"/>
             <w:tcMar>
-              <w:top w:w="80" w:type="dxa"/>
-              <w:bottom w:w="80" w:type="dxa"/>
-              <w:left w:w="100" w:type="dxa"/>
-              <w:right w:w="100" w:type="dxa"/>
+              <w:top w:w="70" w:type="dxa"/>
+              <w:bottom w:w="70" w:type="dxa"/>
+              <w:left w:w="90" w:type="dxa"/>
+              <w:right w:w="90" w:type="dxa"/>
             </w:tcMar>
           </w:tcPr>
           <w:p>
@@ -9428,7 +9494,7 @@
     </w:tbl>
     <w:p>
       <w:pPr>
-        <w:spacing w:after="120"/>
+        <w:spacing w:after="100"/>
       </w:pPr>
     </w:p>
     <w:p>
@@ -9462,9 +9528,9 @@
         </w:tblBorders>
       </w:tblPr>
       <w:tblGrid>
-        <w:gridCol w:w="3010"/>
-        <w:gridCol w:w="3010"/>
-        <w:gridCol w:w="3010"/>
+        <w:gridCol w:w="4987"/>
+        <w:gridCol w:w="4987"/>
+        <w:gridCol w:w="4987"/>
       </w:tblGrid>
       <w:tr>
         <w:trPr>
@@ -9474,7 +9540,7 @@
         </w:trPr>
         <w:tc>
           <w:tcPr>
-            <w:tcW w:type="dxa" w:w="3010"/>
+            <w:tcW w:type="dxa" w:w="4987"/>
             <w:vAlign w:val="center"/>
             <w:shd w:fill="1F3864"/>
             <w:tcMar>
@@ -9502,7 +9568,7 @@
         </w:tc>
         <w:tc>
           <w:tcPr>
-            <w:tcW w:type="dxa" w:w="3010"/>
+            <w:tcW w:type="dxa" w:w="4987"/>
             <w:vAlign w:val="center"/>
             <w:shd w:fill="1F3864"/>
             <w:tcMar>
@@ -9530,7 +9596,7 @@
         </w:tc>
         <w:tc>
           <w:tcPr>
-            <w:tcW w:type="dxa" w:w="3010"/>
+            <w:tcW w:type="dxa" w:w="4987"/>
             <w:vAlign w:val="center"/>
             <w:shd w:fill="1F3864"/>
             <w:tcMar>
@@ -9563,14 +9629,14 @@
         </w:trPr>
         <w:tc>
           <w:tcPr>
-            <w:tcW w:type="dxa" w:w="3010"/>
+            <w:tcW w:type="dxa" w:w="4987"/>
             <w:vAlign w:val="center"/>
             <w:shd w:fill="FFFFFF"/>
             <w:tcMar>
-              <w:top w:w="80" w:type="dxa"/>
-              <w:bottom w:w="80" w:type="dxa"/>
-              <w:left w:w="100" w:type="dxa"/>
-              <w:right w:w="100" w:type="dxa"/>
+              <w:top w:w="70" w:type="dxa"/>
+              <w:bottom w:w="70" w:type="dxa"/>
+              <w:left w:w="90" w:type="dxa"/>
+              <w:right w:w="90" w:type="dxa"/>
             </w:tcMar>
           </w:tcPr>
           <w:p>
@@ -9590,14 +9656,14 @@
         </w:tc>
         <w:tc>
           <w:tcPr>
-            <w:tcW w:type="dxa" w:w="3010"/>
+            <w:tcW w:type="dxa" w:w="4987"/>
             <w:vAlign w:val="center"/>
             <w:shd w:fill="FFFFFF"/>
             <w:tcMar>
-              <w:top w:w="80" w:type="dxa"/>
-              <w:bottom w:w="80" w:type="dxa"/>
-              <w:left w:w="100" w:type="dxa"/>
-              <w:right w:w="100" w:type="dxa"/>
+              <w:top w:w="70" w:type="dxa"/>
+              <w:bottom w:w="70" w:type="dxa"/>
+              <w:left w:w="90" w:type="dxa"/>
+              <w:right w:w="90" w:type="dxa"/>
             </w:tcMar>
           </w:tcPr>
           <w:p>
@@ -9617,14 +9683,14 @@
         </w:tc>
         <w:tc>
           <w:tcPr>
-            <w:tcW w:type="dxa" w:w="3010"/>
+            <w:tcW w:type="dxa" w:w="4987"/>
             <w:vAlign w:val="center"/>
             <w:shd w:fill="FFFFFF"/>
             <w:tcMar>
-              <w:top w:w="80" w:type="dxa"/>
-              <w:bottom w:w="80" w:type="dxa"/>
-              <w:left w:w="100" w:type="dxa"/>
-              <w:right w:w="100" w:type="dxa"/>
+              <w:top w:w="70" w:type="dxa"/>
+              <w:bottom w:w="70" w:type="dxa"/>
+              <w:left w:w="90" w:type="dxa"/>
+              <w:right w:w="90" w:type="dxa"/>
             </w:tcMar>
           </w:tcPr>
           <w:p>
@@ -9649,14 +9715,14 @@
         </w:trPr>
         <w:tc>
           <w:tcPr>
-            <w:tcW w:type="dxa" w:w="3010"/>
+            <w:tcW w:type="dxa" w:w="4987"/>
             <w:vAlign w:val="center"/>
             <w:shd w:fill="F2F5F9"/>
             <w:tcMar>
-              <w:top w:w="80" w:type="dxa"/>
-              <w:bottom w:w="80" w:type="dxa"/>
-              <w:left w:w="100" w:type="dxa"/>
-              <w:right w:w="100" w:type="dxa"/>
+              <w:top w:w="70" w:type="dxa"/>
+              <w:bottom w:w="70" w:type="dxa"/>
+              <w:left w:w="90" w:type="dxa"/>
+              <w:right w:w="90" w:type="dxa"/>
             </w:tcMar>
           </w:tcPr>
           <w:p>
@@ -9676,14 +9742,14 @@
         </w:tc>
         <w:tc>
           <w:tcPr>
-            <w:tcW w:type="dxa" w:w="3010"/>
+            <w:tcW w:type="dxa" w:w="4987"/>
             <w:vAlign w:val="center"/>
             <w:shd w:fill="F2F5F9"/>
             <w:tcMar>
-              <w:top w:w="80" w:type="dxa"/>
-              <w:bottom w:w="80" w:type="dxa"/>
-              <w:left w:w="100" w:type="dxa"/>
-              <w:right w:w="100" w:type="dxa"/>
+              <w:top w:w="70" w:type="dxa"/>
+              <w:bottom w:w="70" w:type="dxa"/>
+              <w:left w:w="90" w:type="dxa"/>
+              <w:right w:w="90" w:type="dxa"/>
             </w:tcMar>
           </w:tcPr>
           <w:p>
@@ -9703,14 +9769,14 @@
         </w:tc>
         <w:tc>
           <w:tcPr>
-            <w:tcW w:type="dxa" w:w="3010"/>
+            <w:tcW w:type="dxa" w:w="4987"/>
             <w:vAlign w:val="center"/>
             <w:shd w:fill="F2F5F9"/>
             <w:tcMar>
-              <w:top w:w="80" w:type="dxa"/>
-              <w:bottom w:w="80" w:type="dxa"/>
-              <w:left w:w="100" w:type="dxa"/>
-              <w:right w:w="100" w:type="dxa"/>
+              <w:top w:w="70" w:type="dxa"/>
+              <w:bottom w:w="70" w:type="dxa"/>
+              <w:left w:w="90" w:type="dxa"/>
+              <w:right w:w="90" w:type="dxa"/>
             </w:tcMar>
           </w:tcPr>
           <w:p>
@@ -9744,14 +9810,14 @@
         </w:trPr>
         <w:tc>
           <w:tcPr>
-            <w:tcW w:type="dxa" w:w="3010"/>
+            <w:tcW w:type="dxa" w:w="4987"/>
             <w:vAlign w:val="center"/>
             <w:shd w:fill="FFFFFF"/>
             <w:tcMar>
-              <w:top w:w="80" w:type="dxa"/>
-              <w:bottom w:w="80" w:type="dxa"/>
-              <w:left w:w="100" w:type="dxa"/>
-              <w:right w:w="100" w:type="dxa"/>
+              <w:top w:w="70" w:type="dxa"/>
+              <w:bottom w:w="70" w:type="dxa"/>
+              <w:left w:w="90" w:type="dxa"/>
+              <w:right w:w="90" w:type="dxa"/>
             </w:tcMar>
           </w:tcPr>
           <w:p>
@@ -9771,14 +9837,14 @@
         </w:tc>
         <w:tc>
           <w:tcPr>
-            <w:tcW w:type="dxa" w:w="3010"/>
+            <w:tcW w:type="dxa" w:w="4987"/>
             <w:vAlign w:val="center"/>
             <w:shd w:fill="FFFFFF"/>
             <w:tcMar>
-              <w:top w:w="80" w:type="dxa"/>
-              <w:bottom w:w="80" w:type="dxa"/>
-              <w:left w:w="100" w:type="dxa"/>
-              <w:right w:w="100" w:type="dxa"/>
+              <w:top w:w="70" w:type="dxa"/>
+              <w:bottom w:w="70" w:type="dxa"/>
+              <w:left w:w="90" w:type="dxa"/>
+              <w:right w:w="90" w:type="dxa"/>
             </w:tcMar>
           </w:tcPr>
           <w:p>
@@ -9798,14 +9864,14 @@
         </w:tc>
         <w:tc>
           <w:tcPr>
-            <w:tcW w:type="dxa" w:w="3010"/>
+            <w:tcW w:type="dxa" w:w="4987"/>
             <w:vAlign w:val="center"/>
             <w:shd w:fill="FFFFFF"/>
             <w:tcMar>
-              <w:top w:w="80" w:type="dxa"/>
-              <w:bottom w:w="80" w:type="dxa"/>
-              <w:left w:w="100" w:type="dxa"/>
-              <w:right w:w="100" w:type="dxa"/>
+              <w:top w:w="70" w:type="dxa"/>
+              <w:bottom w:w="70" w:type="dxa"/>
+              <w:left w:w="90" w:type="dxa"/>
+              <w:right w:w="90" w:type="dxa"/>
             </w:tcMar>
           </w:tcPr>
           <w:p>
@@ -9830,14 +9896,14 @@
         </w:trPr>
         <w:tc>
           <w:tcPr>
-            <w:tcW w:type="dxa" w:w="3010"/>
+            <w:tcW w:type="dxa" w:w="4987"/>
             <w:vAlign w:val="center"/>
             <w:shd w:fill="F2F5F9"/>
             <w:tcMar>
-              <w:top w:w="80" w:type="dxa"/>
-              <w:bottom w:w="80" w:type="dxa"/>
-              <w:left w:w="100" w:type="dxa"/>
-              <w:right w:w="100" w:type="dxa"/>
+              <w:top w:w="70" w:type="dxa"/>
+              <w:bottom w:w="70" w:type="dxa"/>
+              <w:left w:w="90" w:type="dxa"/>
+              <w:right w:w="90" w:type="dxa"/>
             </w:tcMar>
           </w:tcPr>
           <w:p>
@@ -9857,14 +9923,14 @@
         </w:tc>
         <w:tc>
           <w:tcPr>
-            <w:tcW w:type="dxa" w:w="3010"/>
+            <w:tcW w:type="dxa" w:w="4987"/>
             <w:vAlign w:val="center"/>
             <w:shd w:fill="F2F5F9"/>
             <w:tcMar>
-              <w:top w:w="80" w:type="dxa"/>
-              <w:bottom w:w="80" w:type="dxa"/>
-              <w:left w:w="100" w:type="dxa"/>
-              <w:right w:w="100" w:type="dxa"/>
+              <w:top w:w="70" w:type="dxa"/>
+              <w:bottom w:w="70" w:type="dxa"/>
+              <w:left w:w="90" w:type="dxa"/>
+              <w:right w:w="90" w:type="dxa"/>
             </w:tcMar>
           </w:tcPr>
           <w:p>
@@ -9884,14 +9950,14 @@
         </w:tc>
         <w:tc>
           <w:tcPr>
-            <w:tcW w:type="dxa" w:w="3010"/>
+            <w:tcW w:type="dxa" w:w="4987"/>
             <w:vAlign w:val="center"/>
             <w:shd w:fill="F2F5F9"/>
             <w:tcMar>
-              <w:top w:w="80" w:type="dxa"/>
-              <w:bottom w:w="80" w:type="dxa"/>
-              <w:left w:w="100" w:type="dxa"/>
-              <w:right w:w="100" w:type="dxa"/>
+              <w:top w:w="70" w:type="dxa"/>
+              <w:bottom w:w="70" w:type="dxa"/>
+              <w:left w:w="90" w:type="dxa"/>
+              <w:right w:w="90" w:type="dxa"/>
             </w:tcMar>
           </w:tcPr>
           <w:p>
@@ -9916,14 +9982,14 @@
         </w:trPr>
         <w:tc>
           <w:tcPr>
-            <w:tcW w:type="dxa" w:w="3010"/>
+            <w:tcW w:type="dxa" w:w="4987"/>
             <w:vAlign w:val="center"/>
             <w:shd w:fill="FFFFFF"/>
             <w:tcMar>
-              <w:top w:w="80" w:type="dxa"/>
-              <w:bottom w:w="80" w:type="dxa"/>
-              <w:left w:w="100" w:type="dxa"/>
-              <w:right w:w="100" w:type="dxa"/>
+              <w:top w:w="70" w:type="dxa"/>
+              <w:bottom w:w="70" w:type="dxa"/>
+              <w:left w:w="90" w:type="dxa"/>
+              <w:right w:w="90" w:type="dxa"/>
             </w:tcMar>
           </w:tcPr>
           <w:p>
@@ -9943,14 +10009,14 @@
         </w:tc>
         <w:tc>
           <w:tcPr>
-            <w:tcW w:type="dxa" w:w="3010"/>
+            <w:tcW w:type="dxa" w:w="4987"/>
             <w:vAlign w:val="center"/>
             <w:shd w:fill="FFFFFF"/>
             <w:tcMar>
-              <w:top w:w="80" w:type="dxa"/>
-              <w:bottom w:w="80" w:type="dxa"/>
-              <w:left w:w="100" w:type="dxa"/>
-              <w:right w:w="100" w:type="dxa"/>
+              <w:top w:w="70" w:type="dxa"/>
+              <w:bottom w:w="70" w:type="dxa"/>
+              <w:left w:w="90" w:type="dxa"/>
+              <w:right w:w="90" w:type="dxa"/>
             </w:tcMar>
           </w:tcPr>
           <w:p>
@@ -9970,14 +10036,14 @@
         </w:tc>
         <w:tc>
           <w:tcPr>
-            <w:tcW w:type="dxa" w:w="3010"/>
+            <w:tcW w:type="dxa" w:w="4987"/>
             <w:vAlign w:val="center"/>
             <w:shd w:fill="FFFFFF"/>
             <w:tcMar>
-              <w:top w:w="80" w:type="dxa"/>
-              <w:bottom w:w="80" w:type="dxa"/>
-              <w:left w:w="100" w:type="dxa"/>
-              <w:right w:w="100" w:type="dxa"/>
+              <w:top w:w="70" w:type="dxa"/>
+              <w:bottom w:w="70" w:type="dxa"/>
+              <w:left w:w="90" w:type="dxa"/>
+              <w:right w:w="90" w:type="dxa"/>
             </w:tcMar>
           </w:tcPr>
           <w:p>
@@ -9999,7 +10065,7 @@
     </w:tbl>
     <w:p>
       <w:pPr>
-        <w:spacing w:after="120"/>
+        <w:spacing w:after="100"/>
       </w:pPr>
     </w:p>
     <w:p>
@@ -10033,9 +10099,9 @@
         </w:tblBorders>
       </w:tblPr>
       <w:tblGrid>
-        <w:gridCol w:w="3010"/>
-        <w:gridCol w:w="3010"/>
-        <w:gridCol w:w="3010"/>
+        <w:gridCol w:w="4987"/>
+        <w:gridCol w:w="4987"/>
+        <w:gridCol w:w="4987"/>
       </w:tblGrid>
       <w:tr>
         <w:trPr>
@@ -10045,7 +10111,7 @@
         </w:trPr>
         <w:tc>
           <w:tcPr>
-            <w:tcW w:type="dxa" w:w="3010"/>
+            <w:tcW w:type="dxa" w:w="4987"/>
             <w:vAlign w:val="center"/>
             <w:shd w:fill="1F3864"/>
             <w:tcMar>
@@ -10073,7 +10139,7 @@
         </w:tc>
         <w:tc>
           <w:tcPr>
-            <w:tcW w:type="dxa" w:w="3010"/>
+            <w:tcW w:type="dxa" w:w="4987"/>
             <w:vAlign w:val="center"/>
             <w:shd w:fill="1F3864"/>
             <w:tcMar>
@@ -10101,7 +10167,7 @@
         </w:tc>
         <w:tc>
           <w:tcPr>
-            <w:tcW w:type="dxa" w:w="3010"/>
+            <w:tcW w:type="dxa" w:w="4987"/>
             <w:vAlign w:val="center"/>
             <w:shd w:fill="1F3864"/>
             <w:tcMar>
@@ -10134,14 +10200,14 @@
         </w:trPr>
         <w:tc>
           <w:tcPr>
-            <w:tcW w:type="dxa" w:w="3010"/>
+            <w:tcW w:type="dxa" w:w="4987"/>
             <w:vAlign w:val="center"/>
             <w:shd w:fill="FFFFFF"/>
             <w:tcMar>
-              <w:top w:w="80" w:type="dxa"/>
-              <w:bottom w:w="80" w:type="dxa"/>
-              <w:left w:w="100" w:type="dxa"/>
-              <w:right w:w="100" w:type="dxa"/>
+              <w:top w:w="70" w:type="dxa"/>
+              <w:bottom w:w="70" w:type="dxa"/>
+              <w:left w:w="90" w:type="dxa"/>
+              <w:right w:w="90" w:type="dxa"/>
             </w:tcMar>
           </w:tcPr>
           <w:p>
@@ -10161,14 +10227,14 @@
         </w:tc>
         <w:tc>
           <w:tcPr>
-            <w:tcW w:type="dxa" w:w="3010"/>
+            <w:tcW w:type="dxa" w:w="4987"/>
             <w:vAlign w:val="center"/>
             <w:shd w:fill="FFFFFF"/>
             <w:tcMar>
-              <w:top w:w="80" w:type="dxa"/>
-              <w:bottom w:w="80" w:type="dxa"/>
-              <w:left w:w="100" w:type="dxa"/>
-              <w:right w:w="100" w:type="dxa"/>
+              <w:top w:w="70" w:type="dxa"/>
+              <w:bottom w:w="70" w:type="dxa"/>
+              <w:left w:w="90" w:type="dxa"/>
+              <w:right w:w="90" w:type="dxa"/>
             </w:tcMar>
           </w:tcPr>
           <w:p>
@@ -10188,14 +10254,14 @@
         </w:tc>
         <w:tc>
           <w:tcPr>
-            <w:tcW w:type="dxa" w:w="3010"/>
+            <w:tcW w:type="dxa" w:w="4987"/>
             <w:vAlign w:val="center"/>
             <w:shd w:fill="FFFFFF"/>
             <w:tcMar>
-              <w:top w:w="80" w:type="dxa"/>
-              <w:bottom w:w="80" w:type="dxa"/>
-              <w:left w:w="100" w:type="dxa"/>
-              <w:right w:w="100" w:type="dxa"/>
+              <w:top w:w="70" w:type="dxa"/>
+              <w:bottom w:w="70" w:type="dxa"/>
+              <w:left w:w="90" w:type="dxa"/>
+              <w:right w:w="90" w:type="dxa"/>
             </w:tcMar>
           </w:tcPr>
           <w:p>
@@ -10237,14 +10303,14 @@
         </w:trPr>
         <w:tc>
           <w:tcPr>
-            <w:tcW w:type="dxa" w:w="3010"/>
+            <w:tcW w:type="dxa" w:w="4987"/>
             <w:vAlign w:val="center"/>
             <w:shd w:fill="F2F5F9"/>
             <w:tcMar>
-              <w:top w:w="80" w:type="dxa"/>
-              <w:bottom w:w="80" w:type="dxa"/>
-              <w:left w:w="100" w:type="dxa"/>
-              <w:right w:w="100" w:type="dxa"/>
+              <w:top w:w="70" w:type="dxa"/>
+              <w:bottom w:w="70" w:type="dxa"/>
+              <w:left w:w="90" w:type="dxa"/>
+              <w:right w:w="90" w:type="dxa"/>
             </w:tcMar>
           </w:tcPr>
           <w:p>
@@ -10288,14 +10354,14 @@
         </w:tc>
         <w:tc>
           <w:tcPr>
-            <w:tcW w:type="dxa" w:w="3010"/>
+            <w:tcW w:type="dxa" w:w="4987"/>
             <w:vAlign w:val="center"/>
             <w:shd w:fill="F2F5F9"/>
             <w:tcMar>
-              <w:top w:w="80" w:type="dxa"/>
-              <w:bottom w:w="80" w:type="dxa"/>
-              <w:left w:w="100" w:type="dxa"/>
-              <w:right w:w="100" w:type="dxa"/>
+              <w:top w:w="70" w:type="dxa"/>
+              <w:bottom w:w="70" w:type="dxa"/>
+              <w:left w:w="90" w:type="dxa"/>
+              <w:right w:w="90" w:type="dxa"/>
             </w:tcMar>
           </w:tcPr>
           <w:p>
@@ -10315,14 +10381,14 @@
         </w:tc>
         <w:tc>
           <w:tcPr>
-            <w:tcW w:type="dxa" w:w="3010"/>
+            <w:tcW w:type="dxa" w:w="4987"/>
             <w:vAlign w:val="center"/>
             <w:shd w:fill="F2F5F9"/>
             <w:tcMar>
-              <w:top w:w="80" w:type="dxa"/>
-              <w:bottom w:w="80" w:type="dxa"/>
-              <w:left w:w="100" w:type="dxa"/>
-              <w:right w:w="100" w:type="dxa"/>
+              <w:top w:w="70" w:type="dxa"/>
+              <w:bottom w:w="70" w:type="dxa"/>
+              <w:left w:w="90" w:type="dxa"/>
+              <w:right w:w="90" w:type="dxa"/>
             </w:tcMar>
           </w:tcPr>
           <w:p>
@@ -10347,14 +10413,14 @@
         </w:trPr>
         <w:tc>
           <w:tcPr>
-            <w:tcW w:type="dxa" w:w="3010"/>
+            <w:tcW w:type="dxa" w:w="4987"/>
             <w:vAlign w:val="center"/>
             <w:shd w:fill="FFFFFF"/>
             <w:tcMar>
-              <w:top w:w="80" w:type="dxa"/>
-              <w:bottom w:w="80" w:type="dxa"/>
-              <w:left w:w="100" w:type="dxa"/>
-              <w:right w:w="100" w:type="dxa"/>
+              <w:top w:w="70" w:type="dxa"/>
+              <w:bottom w:w="70" w:type="dxa"/>
+              <w:left w:w="90" w:type="dxa"/>
+              <w:right w:w="90" w:type="dxa"/>
             </w:tcMar>
           </w:tcPr>
           <w:p>
@@ -10374,14 +10440,14 @@
         </w:tc>
         <w:tc>
           <w:tcPr>
-            <w:tcW w:type="dxa" w:w="3010"/>
+            <w:tcW w:type="dxa" w:w="4987"/>
             <w:vAlign w:val="center"/>
             <w:shd w:fill="FFFFFF"/>
             <w:tcMar>
-              <w:top w:w="80" w:type="dxa"/>
-              <w:bottom w:w="80" w:type="dxa"/>
-              <w:left w:w="100" w:type="dxa"/>
-              <w:right w:w="100" w:type="dxa"/>
+              <w:top w:w="70" w:type="dxa"/>
+              <w:bottom w:w="70" w:type="dxa"/>
+              <w:left w:w="90" w:type="dxa"/>
+              <w:right w:w="90" w:type="dxa"/>
             </w:tcMar>
           </w:tcPr>
           <w:p>
@@ -10401,14 +10467,14 @@
         </w:tc>
         <w:tc>
           <w:tcPr>
-            <w:tcW w:type="dxa" w:w="3010"/>
+            <w:tcW w:type="dxa" w:w="4987"/>
             <w:vAlign w:val="center"/>
             <w:shd w:fill="FFFFFF"/>
             <w:tcMar>
-              <w:top w:w="80" w:type="dxa"/>
-              <w:bottom w:w="80" w:type="dxa"/>
-              <w:left w:w="100" w:type="dxa"/>
-              <w:right w:w="100" w:type="dxa"/>
+              <w:top w:w="70" w:type="dxa"/>
+              <w:bottom w:w="70" w:type="dxa"/>
+              <w:left w:w="90" w:type="dxa"/>
+              <w:right w:w="90" w:type="dxa"/>
             </w:tcMar>
           </w:tcPr>
           <w:p>
@@ -10433,14 +10499,14 @@
         </w:trPr>
         <w:tc>
           <w:tcPr>
-            <w:tcW w:type="dxa" w:w="3010"/>
+            <w:tcW w:type="dxa" w:w="4987"/>
             <w:vAlign w:val="center"/>
             <w:shd w:fill="F2F5F9"/>
             <w:tcMar>
-              <w:top w:w="80" w:type="dxa"/>
-              <w:bottom w:w="80" w:type="dxa"/>
-              <w:left w:w="100" w:type="dxa"/>
-              <w:right w:w="100" w:type="dxa"/>
+              <w:top w:w="70" w:type="dxa"/>
+              <w:bottom w:w="70" w:type="dxa"/>
+              <w:left w:w="90" w:type="dxa"/>
+              <w:right w:w="90" w:type="dxa"/>
             </w:tcMar>
           </w:tcPr>
           <w:p>
@@ -10460,14 +10526,14 @@
         </w:tc>
         <w:tc>
           <w:tcPr>
-            <w:tcW w:type="dxa" w:w="3010"/>
+            <w:tcW w:type="dxa" w:w="4987"/>
             <w:vAlign w:val="center"/>
             <w:shd w:fill="F2F5F9"/>
             <w:tcMar>
-              <w:top w:w="80" w:type="dxa"/>
-              <w:bottom w:w="80" w:type="dxa"/>
-              <w:left w:w="100" w:type="dxa"/>
-              <w:right w:w="100" w:type="dxa"/>
+              <w:top w:w="70" w:type="dxa"/>
+              <w:bottom w:w="70" w:type="dxa"/>
+              <w:left w:w="90" w:type="dxa"/>
+              <w:right w:w="90" w:type="dxa"/>
             </w:tcMar>
           </w:tcPr>
           <w:p>
@@ -10487,14 +10553,14 @@
         </w:tc>
         <w:tc>
           <w:tcPr>
-            <w:tcW w:type="dxa" w:w="3010"/>
+            <w:tcW w:type="dxa" w:w="4987"/>
             <w:vAlign w:val="center"/>
             <w:shd w:fill="F2F5F9"/>
             <w:tcMar>
-              <w:top w:w="80" w:type="dxa"/>
-              <w:bottom w:w="80" w:type="dxa"/>
-              <w:left w:w="100" w:type="dxa"/>
-              <w:right w:w="100" w:type="dxa"/>
+              <w:top w:w="70" w:type="dxa"/>
+              <w:bottom w:w="70" w:type="dxa"/>
+              <w:left w:w="90" w:type="dxa"/>
+              <w:right w:w="90" w:type="dxa"/>
             </w:tcMar>
           </w:tcPr>
           <w:p>
@@ -10519,14 +10585,14 @@
         </w:trPr>
         <w:tc>
           <w:tcPr>
-            <w:tcW w:type="dxa" w:w="3010"/>
+            <w:tcW w:type="dxa" w:w="4987"/>
             <w:vAlign w:val="center"/>
             <w:shd w:fill="FFFFFF"/>
             <w:tcMar>
-              <w:top w:w="80" w:type="dxa"/>
-              <w:bottom w:w="80" w:type="dxa"/>
-              <w:left w:w="100" w:type="dxa"/>
-              <w:right w:w="100" w:type="dxa"/>
+              <w:top w:w="70" w:type="dxa"/>
+              <w:bottom w:w="70" w:type="dxa"/>
+              <w:left w:w="90" w:type="dxa"/>
+              <w:right w:w="90" w:type="dxa"/>
             </w:tcMar>
           </w:tcPr>
           <w:p>
@@ -10546,14 +10612,14 @@
         </w:tc>
         <w:tc>
           <w:tcPr>
-            <w:tcW w:type="dxa" w:w="3010"/>
+            <w:tcW w:type="dxa" w:w="4987"/>
             <w:vAlign w:val="center"/>
             <w:shd w:fill="FFFFFF"/>
             <w:tcMar>
-              <w:top w:w="80" w:type="dxa"/>
-              <w:bottom w:w="80" w:type="dxa"/>
-              <w:left w:w="100" w:type="dxa"/>
-              <w:right w:w="100" w:type="dxa"/>
+              <w:top w:w="70" w:type="dxa"/>
+              <w:bottom w:w="70" w:type="dxa"/>
+              <w:left w:w="90" w:type="dxa"/>
+              <w:right w:w="90" w:type="dxa"/>
             </w:tcMar>
           </w:tcPr>
           <w:p>
@@ -10573,14 +10639,14 @@
         </w:tc>
         <w:tc>
           <w:tcPr>
-            <w:tcW w:type="dxa" w:w="3010"/>
+            <w:tcW w:type="dxa" w:w="4987"/>
             <w:vAlign w:val="center"/>
             <w:shd w:fill="FFFFFF"/>
             <w:tcMar>
-              <w:top w:w="80" w:type="dxa"/>
-              <w:bottom w:w="80" w:type="dxa"/>
-              <w:left w:w="100" w:type="dxa"/>
-              <w:right w:w="100" w:type="dxa"/>
+              <w:top w:w="70" w:type="dxa"/>
+              <w:bottom w:w="70" w:type="dxa"/>
+              <w:left w:w="90" w:type="dxa"/>
+              <w:right w:w="90" w:type="dxa"/>
             </w:tcMar>
           </w:tcPr>
           <w:p>
@@ -10605,14 +10671,14 @@
         </w:trPr>
         <w:tc>
           <w:tcPr>
-            <w:tcW w:type="dxa" w:w="3010"/>
+            <w:tcW w:type="dxa" w:w="4987"/>
             <w:vAlign w:val="center"/>
             <w:shd w:fill="F2F5F9"/>
             <w:tcMar>
-              <w:top w:w="80" w:type="dxa"/>
-              <w:bottom w:w="80" w:type="dxa"/>
-              <w:left w:w="100" w:type="dxa"/>
-              <w:right w:w="100" w:type="dxa"/>
+              <w:top w:w="70" w:type="dxa"/>
+              <w:bottom w:w="70" w:type="dxa"/>
+              <w:left w:w="90" w:type="dxa"/>
+              <w:right w:w="90" w:type="dxa"/>
             </w:tcMar>
           </w:tcPr>
           <w:p>
@@ -10632,14 +10698,14 @@
         </w:tc>
         <w:tc>
           <w:tcPr>
-            <w:tcW w:type="dxa" w:w="3010"/>
+            <w:tcW w:type="dxa" w:w="4987"/>
             <w:vAlign w:val="center"/>
             <w:shd w:fill="F2F5F9"/>
             <w:tcMar>
-              <w:top w:w="80" w:type="dxa"/>
-              <w:bottom w:w="80" w:type="dxa"/>
-              <w:left w:w="100" w:type="dxa"/>
-              <w:right w:w="100" w:type="dxa"/>
+              <w:top w:w="70" w:type="dxa"/>
+              <w:bottom w:w="70" w:type="dxa"/>
+              <w:left w:w="90" w:type="dxa"/>
+              <w:right w:w="90" w:type="dxa"/>
             </w:tcMar>
           </w:tcPr>
           <w:p>
@@ -10659,14 +10725,14 @@
         </w:tc>
         <w:tc>
           <w:tcPr>
-            <w:tcW w:type="dxa" w:w="3010"/>
+            <w:tcW w:type="dxa" w:w="4987"/>
             <w:vAlign w:val="center"/>
             <w:shd w:fill="F2F5F9"/>
             <w:tcMar>
-              <w:top w:w="80" w:type="dxa"/>
-              <w:bottom w:w="80" w:type="dxa"/>
-              <w:left w:w="100" w:type="dxa"/>
-              <w:right w:w="100" w:type="dxa"/>
+              <w:top w:w="70" w:type="dxa"/>
+              <w:bottom w:w="70" w:type="dxa"/>
+              <w:left w:w="90" w:type="dxa"/>
+              <w:right w:w="90" w:type="dxa"/>
             </w:tcMar>
           </w:tcPr>
           <w:p>
@@ -10688,7 +10754,7 @@
     </w:tbl>
     <w:p>
       <w:pPr>
-        <w:spacing w:after="120"/>
+        <w:spacing w:after="100"/>
       </w:pPr>
     </w:p>
     <w:p>
@@ -10698,9 +10764,9 @@
       <w:r>
         <w:rPr>
           <w:color w:val="C8D2E1"/>
-          <w:sz w:val="16"/>
+          <w:sz w:val="14"/>
         </w:rPr>
-        <w:t>_________________________________________________________________________________</w:t>
+        <w:t>————————————————————————————————————————————————————————————————————————————————————————————————————————————————————————</w:t>
       </w:r>
     </w:p>
     <w:p>
@@ -10833,9 +10899,9 @@
       <w:r>
         <w:rPr>
           <w:color w:val="C8D2E1"/>
-          <w:sz w:val="16"/>
+          <w:sz w:val="14"/>
         </w:rPr>
-        <w:t>_________________________________________________________________________________</w:t>
+        <w:t>————————————————————————————————————————————————————————————————————————————————————————————————————————————————————————</w:t>
       </w:r>
     </w:p>
     <w:p>
@@ -10853,13 +10919,53 @@
       </w:r>
     </w:p>
     <w:sectPr>
-      <w:pgSz w:w="11909" w:h="16834"/>
-      <w:pgMar w:top="1440" w:right="1440" w:bottom="1440" w:left="1440" w:header="720" w:footer="720" w:gutter="0"/>
+      <w:headerReference w:type="default" r:id="rId9"/>
+      <w:footerReference w:type="default" r:id="rId10"/>
+      <w:pgSz w:w="16834" w:h="11909" w:orient="landscape"/>
+      <w:pgMar w:top="936" w:right="936" w:bottom="936" w:left="936" w:header="720" w:footer="720" w:gutter="0"/>
       <w:cols w:space="720"/>
       <w:docGrid w:linePitch="360"/>
     </w:sectPr>
   </w:body>
 </w:document>
+</file>
+
+<file path=word/footer1.xml><?xml version="1.0" encoding="utf-8"?>
+<w:ftr xmlns:m="http://schemas.openxmlformats.org/officeDocument/2006/math" xmlns:mc="http://schemas.openxmlformats.org/markup-compatibility/2006" xmlns:mo="http://schemas.microsoft.com/office/mac/office/2008/main" xmlns:mv="urn:schemas-microsoft-com:mac:vml" xmlns:o="urn:schemas-microsoft-com:office:office" xmlns:r="http://schemas.openxmlformats.org/officeDocument/2006/relationships" xmlns:v="urn:schemas-microsoft-com:vml" xmlns:w10="urn:schemas-microsoft-com:office:word" xmlns:w14="http://schemas.microsoft.com/office/word/2010/wordml" xmlns:w="http://schemas.openxmlformats.org/wordprocessingml/2006/main" xmlns:wne="http://schemas.microsoft.com/office/word/2006/wordml" xmlns:wp14="http://schemas.microsoft.com/office/word/2010/wordprocessingDrawing" xmlns:wp="http://schemas.openxmlformats.org/drawingml/2006/wordprocessingDrawing" xmlns:wpc="http://schemas.microsoft.com/office/word/2010/wordprocessingCanvas" xmlns:wpg="http://schemas.microsoft.com/office/word/2010/wordprocessingGroup" xmlns:wpi="http://schemas.microsoft.com/office/word/2010/wordprocessingInk" xmlns:wps="http://schemas.microsoft.com/office/word/2010/wordprocessingShape" mc:Ignorable="w14 wp14">
+  <w:p>
+    <w:pPr>
+      <w:pStyle w:val="Footer"/>
+      <w:jc w:val="left"/>
+    </w:pPr>
+    <w:r>
+      <w:rPr>
+        <w:rFonts w:ascii="Calibri" w:hAnsi="Calibri"/>
+        <w:color w:val="646464"/>
+        <w:sz w:val="17"/>
+      </w:rPr>
+      <w:t>Buku Kurikulum KPT-OBE SISTEKIN 2026  |  FSTI Universitas Widyagama Malang</w:t>
+    </w:r>
+  </w:p>
+</w:ftr>
+</file>
+
+<file path=word/header1.xml><?xml version="1.0" encoding="utf-8"?>
+<w:hdr xmlns:m="http://schemas.openxmlformats.org/officeDocument/2006/math" xmlns:mc="http://schemas.openxmlformats.org/markup-compatibility/2006" xmlns:mo="http://schemas.microsoft.com/office/mac/office/2008/main" xmlns:mv="urn:schemas-microsoft-com:mac:vml" xmlns:o="urn:schemas-microsoft-com:office:office" xmlns:r="http://schemas.openxmlformats.org/officeDocument/2006/relationships" xmlns:v="urn:schemas-microsoft-com:vml" xmlns:w10="urn:schemas-microsoft-com:office:word" xmlns:w14="http://schemas.microsoft.com/office/word/2010/wordml" xmlns:w="http://schemas.openxmlformats.org/wordprocessingml/2006/main" xmlns:wne="http://schemas.microsoft.com/office/word/2006/wordml" xmlns:wp14="http://schemas.microsoft.com/office/word/2010/wordprocessingDrawing" xmlns:wp="http://schemas.openxmlformats.org/drawingml/2006/wordprocessingDrawing" xmlns:wpc="http://schemas.microsoft.com/office/word/2010/wordprocessingCanvas" xmlns:wpg="http://schemas.microsoft.com/office/word/2010/wordprocessingGroup" xmlns:wpi="http://schemas.microsoft.com/office/word/2010/wordprocessingInk" xmlns:wps="http://schemas.microsoft.com/office/word/2010/wordprocessingShape" mc:Ignorable="w14 wp14">
+  <w:p>
+    <w:pPr>
+      <w:pStyle w:val="Header"/>
+      <w:jc w:val="right"/>
+    </w:pPr>
+    <w:r>
+      <w:rPr>
+        <w:rFonts w:ascii="Calibri" w:hAnsi="Calibri"/>
+        <w:color w:val="646464"/>
+        <w:sz w:val="17"/>
+      </w:rPr>
+      <w:t>PROGRAM STUDI SISTEM DAN TEKNOLOGI INFORMASI (SISTEKIN) — FSTI UWG</w:t>
+    </w:r>
+  </w:p>
+</w:hdr>
 </file>
 
 <file path=word/numbering.xml><?xml version="1.0" encoding="utf-8"?>
